--- a/book/Vacation Rentals That Pay You - REVISED DRAFT.docx
+++ b/book/Vacation Rentals That Pay You - REVISED DRAFT.docx
@@ -2,13 +2,47 @@
 <file path=word/document.xml><?xml version="1.0" encoding="utf-8"?>
 <w:document xmlns:w="http://schemas.openxmlformats.org/wordprocessingml/2006/main" xmlns:m="http://schemas.openxmlformats.org/officeDocument/2006/math" xmlns:r="http://schemas.openxmlformats.org/officeDocument/2006/relationships" xmlns:o="urn:schemas-microsoft-com:office:office" xmlns:v="urn:schemas-microsoft-com:vml" xmlns:w10="urn:schemas-microsoft-com:office:word" xmlns:a="http://schemas.openxmlformats.org/drawingml/2006/main" xmlns:pic="http://schemas.openxmlformats.org/drawingml/2006/picture" xmlns:wp="http://schemas.openxmlformats.org/drawingml/2006/wordprocessingDrawing">
   <w:body>
-    <w:bookmarkStart w:id="25" w:name="airbnb-anywhere"/>
+    <w:p>
+      <w:pPr>
+        <w:pStyle w:val="Title"/>
+      </w:pPr>
+      <w:r>
+        <w:t xml:space="preserve">Vacation Rentals That Pay You ��� REVISED DRAFT (July 23, 2026)</w:t>
+      </w:r>
+    </w:p>
+    <w:sdt>
+      <w:sdtPr>
+        <w:docPartObj>
+          <w:docPartGallery w:val="Table of Contents"/>
+          <w:docPartUnique/>
+        </w:docPartObj>
+      </w:sdtPr>
+      <w:sdtContent>
+        <w:p>
+          <w:pPr>
+            <w:pStyle w:val="TOCHeading"/>
+          </w:pPr>
+          <w:r>
+            <w:t xml:space="preserve">Table of Contents</w:t>
+          </w:r>
+        </w:p>
+        <w:p>
+          <w:r>
+            <w:fldChar w:fldCharType="begin" w:dirty="true"/>
+            <w:instrText xml:space="preserve">TOC \o "1-2" \h \z \u</w:instrText>
+            <w:fldChar w:fldCharType="separate"/>
+            <w:fldChar w:fldCharType="end"/>
+          </w:r>
+        </w:p>
+      </w:sdtContent>
+    </w:sdt>
+    <w:bookmarkStart w:id="25" w:name="vacation-rentals-that-pay-you"/>
     <w:p>
       <w:pPr>
         <w:pStyle w:val="Heading1"/>
       </w:pPr>
       <w:r>
-        <w:t xml:space="preserve">Airbnb Anywhere</w:t>
+        <w:t xml:space="preserve">Vacation Rentals That Pay You</w:t>
       </w:r>
     </w:p>
     <w:p>
@@ -20,7 +54,7 @@
           <w:bCs/>
           <w:b/>
         </w:rPr>
-        <w:t xml:space="preserve">The 5-Step RURAL Method for Buying Vacation Rentals That Pay You — From Towns You’ve Never Visited</w:t>
+        <w:t xml:space="preserve">The 5-Step RURAL Method for Building Cash Flow From Small Towns You’ve Never Visited</w:t>
       </w:r>
     </w:p>
     <w:p>
@@ -852,6 +886,14 @@
       </w:pPr>
       <w:r>
         <w:t xml:space="preserve">Read it straight through the first time. After that, use it like a field manual; each part stands on its own when you’re mid-deal and need the checklist.</w:t>
+      </w:r>
+    </w:p>
+    <w:p>
+      <w:pPr>
+        <w:pStyle w:val="BodyText"/>
+      </w:pPr>
+      <w:r>
+        <w:t xml:space="preserve">I’ve also kept this book deliberately lean. The deep worksheets, calculators, checklists, and step-by-step SOPs live in the free Bonus Pack at the back of this book, so the chapters stay readable and the depth is there the day you need it. When a chapter points you to the Bonus Pack, that’s where to go.</w:t>
       </w:r>
     </w:p>
     <w:p>
@@ -1907,6 +1949,24 @@
         <w:t xml:space="preserve">The next chapter shows you where this strategy works best, and I’ll warn you now that it’s probably nowhere near you.</w:t>
       </w:r>
     </w:p>
+    <w:p>
+      <w:pPr>
+        <w:pStyle w:val="BodyText"/>
+      </w:pPr>
+      <w:r>
+        <w:rPr>
+          <w:bCs/>
+          <w:b/>
+        </w:rPr>
+        <w:t xml:space="preserve">Before the next chapter, do one thing.</w:t>
+      </w:r>
+      <w:r>
+        <w:t xml:space="preserve"> </w:t>
+      </w:r>
+      <w:r>
+        <w:t xml:space="preserve">Run your own five-year math, honestly, on one sheet of paper: your salary times five, minus taxes, minus what your lifestyle actually spends. Look at the number you’d keep. That number is the case for everything that follows.</w:t>
+      </w:r>
+    </w:p>
     <w:bookmarkEnd w:id="29"/>
     <w:bookmarkStart w:id="30" w:name="chapter-summary"/>
     <w:p>
@@ -11761,7 +11821,7 @@
         <w:t xml:space="preserve"> </w:t>
       </w:r>
       <w:r>
-        <w:t xml:space="preserve">Budget for a short-term-rental policy, not a homeowners policy. A homeowners policy typically voids your coverage the moment you host paying guests, and the platforms’ damage programs are not insurance; they’re goodwill programs with fine print. STR-specific policies on rural cabins with hot tubs and wood stoves commonly run $2,500–$6,000 a year. Get a bindable quote (one you could accept on the spot, not a website estimate) during due diligence.</w:t>
+        <w:t xml:space="preserve">Budget for a short-term-rental policy, not a homeowners policy. A homeowners policy typically voids your coverage the moment you host paying guests, and the platforms’ damage programs are not insurance; they’re goodwill programs with fine print. STR-specific policies on rural cabins with hot tubs and wood stoves commonly run $2,500–$6,000 a year. Get a real quote during due diligence: a firm number you could accept on the spot, not a website estimate.</w:t>
       </w:r>
     </w:p>
     <w:p>
@@ -11911,7 +11971,7 @@
         <w:pStyle w:val="Compact"/>
       </w:pPr>
       <w:r>
-        <w:t xml:space="preserve">STR insurance: a bindable STR-policy quote, not the homeowners number</w:t>
+        <w:t xml:space="preserve">STR insurance: a firm STR-policy quote, not the homeowners number</w:t>
       </w:r>
     </w:p>
     <w:p>
@@ -15111,7 +15171,25 @@
         <w:t xml:space="preserve">”</w:t>
       </w:r>
       <w:r>
-        <w:t xml:space="preserve">; filter Zillow for 90+ days on market; check Craigslist and Facebook Marketplace; go deeper with tools like BatchLeads or PropStream.</w:t>
+        <w:t xml:space="preserve">; filter Zillow for 90+ days on market; check Craigslist and Facebook Marketplace; go deeper with a dedicated lead-generation tool (search</w:t>
+      </w:r>
+      <w:r>
+        <w:t xml:space="preserve"> </w:t>
+      </w:r>
+      <w:r>
+        <w:t xml:space="preserve">“</w:t>
+      </w:r>
+      <w:r>
+        <w:t xml:space="preserve">real estate seller lead software</w:t>
+      </w:r>
+      <w:r>
+        <w:t xml:space="preserve">”</w:t>
+      </w:r>
+      <w:r>
+        <w:t xml:space="preserve"> </w:t>
+      </w:r>
+      <w:r>
+        <w:t xml:space="preserve">for the current options).</w:t>
       </w:r>
       <w:r>
         <w:t xml:space="preserve"> </w:t>
@@ -15215,7 +15293,7 @@
         <w:t xml:space="preserve"> </w:t>
       </w:r>
       <w:r>
-        <w:t xml:space="preserve">Best for covering the $20K–$40K+ furnishing and setup bill without draining your down payment. You get 6–18 months interest-free, which is breathing room to get listed and profitable before paying it down. The rule stands. If you put $30K on a 0% card, that $30K goes in your ROI calculation. It’s still real debt.</w:t>
+        <w:t xml:space="preserve">Best for covering a big slice of the furnishing and setup bill without draining your down payment. You get 6–18 months interest-free, which is breathing room to get listed and profitable before paying it down. The rule stands. If you put $30K on a 0% card, that $30K goes in your ROI calculation. It’s still real debt.</w:t>
       </w:r>
       <w:r>
         <w:t xml:space="preserve"> </w:t>
@@ -15901,6 +15979,14 @@
       </w:pPr>
       <w:r>
         <w:t xml:space="preserve">Stack those moves in that same two-bedroom cabin and watch the count climb. The two queens sleep four. Add a trundle and you’re at six. Make the sofa a pull-out and you’re at eight. Run the rule to check: 1,000 square feet minus 150 for the bath plans as 850, so eight or nine sleepers is right on target. If the rooms can take it, a queen-over-queen bunk pushes you to ten.</w:t>
+      </w:r>
+    </w:p>
+    <w:p>
+      <w:pPr>
+        <w:pStyle w:val="BodyText"/>
+      </w:pPr>
+      <w:r>
+        <w:t xml:space="preserve">I love the queen-over-queen hack, so let me push it to its ceiling — literally. If a room is genuinely big enough (a safe layout, a ceiling high enough for the top sleeper to sit up, no fan waiting at head height), two queen-over-queen bunks put eight people in a single room. Run single queen-over-queens across a 3-bedroom home and it sleeps twelve. Two cautions ride along. Keep one bunk-free bedroom, because some guests just don’t do ladders. And check your insurer’s rules and the local code before you build up: in Columbus, Georgia, we once had to pull a bunk out of a home because the ceiling height didn’t allow it. Measure first, then stack.</w:t>
       </w:r>
     </w:p>
     <w:p>

--- a/book/Vacation Rentals That Pay You - REVISED DRAFT.docx
+++ b/book/Vacation Rentals That Pay You - REVISED DRAFT.docx
@@ -6061,7 +6061,31 @@
         <w:pStyle w:val="BodyText"/>
       </w:pPr>
       <w:r>
-        <w:t xml:space="preserve">So is the window shut? The easy era is. From 2021 through 2024, the years when three of the case studies in this book bought their homes, you could get a lot wrong in these markets and still win. Today your competition includes professional operators running the same screens you just learned. The method still works, for one stubborn reason. Most buyers still skip the order of operations. They fall in love with a house first and check the market after, if at all. Do the first step first and you can be the tenth-smartest buyer in the market and still come out fine. But demand extra margin now. Underwrite on trailing-twelve-month comps only, meaning what similar listings actually earned over the past twelve months, and treat every revenue-tool projection with suspicion — the estimators are weaker than their confident interfaces suggest, mine included. One honest caution, though: if you haircut every number and hug the most pessimistic percentile, you will never buy anything. The fix isn’t more pessimism; it’s better data. The best source is a person — a friend, host, or property manager in the market who can tell you</w:t>
+        <w:t xml:space="preserve">So is the window shut? The easy era is. From 2021 through 2024, the years when three of the case studies in this book bought their homes, you could get a lot wrong in these markets and still win. Today your competition includes professional operators running the same screens you just learned.</w:t>
+      </w:r>
+    </w:p>
+    <w:p>
+      <w:pPr>
+        <w:pStyle w:val="BodyText"/>
+      </w:pPr>
+      <w:r>
+        <w:t xml:space="preserve">The method still works, for one stubborn reason. Most buyers still skip the order of operations. They fall in love with a house first and check the market after, if at all. Do the first step first and you can be the tenth-smartest buyer in the market and still come out fine.</w:t>
+      </w:r>
+    </w:p>
+    <w:p>
+      <w:pPr>
+        <w:pStyle w:val="BodyText"/>
+      </w:pPr>
+      <w:r>
+        <w:t xml:space="preserve">But demand extra margin now. Underwrite on trailing-twelve-month comps only, meaning what similar listings actually earned over the past twelve months, and treat every revenue-tool projection with suspicion — the estimators are weaker than their confident interfaces suggest, mine included. One honest caution, though: if you haircut every number and hug the most pessimistic percentile, you will never buy anything. The fix isn’t more pessimism. It’s better data.</w:t>
+      </w:r>
+    </w:p>
+    <w:p>
+      <w:pPr>
+        <w:pStyle w:val="BodyText"/>
+      </w:pPr>
+      <w:r>
+        <w:t xml:space="preserve">The best data is a person: a friend, host, or property manager in the market who can tell you</w:t>
       </w:r>
       <w:r>
         <w:t xml:space="preserve"> </w:t>
@@ -6079,7 +6103,51 @@
         <w:t xml:space="preserve"> </w:t>
       </w:r>
       <w:r>
-        <w:t xml:space="preserve">If you don’t have that contact yet, use the manual method, free and surprisingly accurate: open a comparable listing on Airbnb and count how many nights are booked over the next few weeks (watch for owner-blocked or long-term-blocked stretches, which look like bookings but aren’t). Then estimate its ADR by taking a full month of its revenue — say roughly $10K in October — and dividing by 30. Repeat across a few months and a few good-looking houses and you’ll know the market’s real ADR pattern better than any tool. Chapter 8 builds a full underwriting rule out of all of this.</w:t>
+        <w:t xml:space="preserve">No contact like that yet? Use the manual method, free and surprisingly accurate:</w:t>
+      </w:r>
+    </w:p>
+    <w:p>
+      <w:pPr>
+        <w:numPr>
+          <w:ilvl w:val="0"/>
+          <w:numId w:val="1021"/>
+        </w:numPr>
+        <w:pStyle w:val="Compact"/>
+      </w:pPr>
+      <w:r>
+        <w:t xml:space="preserve">Open a comparable listing on Airbnb and count how many nights are booked over the next few weeks. (Watch for owner-blocked or long-term-blocked stretches, which look like bookings but aren’t.)</w:t>
+      </w:r>
+    </w:p>
+    <w:p>
+      <w:pPr>
+        <w:numPr>
+          <w:ilvl w:val="0"/>
+          <w:numId w:val="1021"/>
+        </w:numPr>
+        <w:pStyle w:val="Compact"/>
+      </w:pPr>
+      <w:r>
+        <w:t xml:space="preserve">Estimate its ADR: take a full month of its revenue, say roughly $10K in October, and divide by 30.</w:t>
+      </w:r>
+    </w:p>
+    <w:p>
+      <w:pPr>
+        <w:numPr>
+          <w:ilvl w:val="0"/>
+          <w:numId w:val="1021"/>
+        </w:numPr>
+        <w:pStyle w:val="Compact"/>
+      </w:pPr>
+      <w:r>
+        <w:t xml:space="preserve">Repeat across a few months and a few good-looking houses, and you’ll know the market’s real ADR pattern better than any tool.</w:t>
+      </w:r>
+    </w:p>
+    <w:p>
+      <w:pPr>
+        <w:pStyle w:val="FirstParagraph"/>
+      </w:pPr>
+      <w:r>
+        <w:t xml:space="preserve">Chapter 8 builds a full underwriting rule out of all of this.</w:t>
       </w:r>
     </w:p>
     <w:bookmarkEnd w:id="67"/>
@@ -6515,7 +6583,7 @@
       <w:pPr>
         <w:numPr>
           <w:ilvl w:val="0"/>
-          <w:numId w:val="1021"/>
+          <w:numId w:val="1022"/>
         </w:numPr>
         <w:pStyle w:val="Compact"/>
       </w:pPr>
@@ -6527,7 +6595,7 @@
       <w:pPr>
         <w:numPr>
           <w:ilvl w:val="0"/>
-          <w:numId w:val="1021"/>
+          <w:numId w:val="1022"/>
         </w:numPr>
         <w:pStyle w:val="Compact"/>
       </w:pPr>
@@ -6539,7 +6607,7 @@
       <w:pPr>
         <w:numPr>
           <w:ilvl w:val="0"/>
-          <w:numId w:val="1021"/>
+          <w:numId w:val="1022"/>
         </w:numPr>
         <w:pStyle w:val="Compact"/>
       </w:pPr>
@@ -6551,7 +6619,7 @@
       <w:pPr>
         <w:numPr>
           <w:ilvl w:val="0"/>
-          <w:numId w:val="1021"/>
+          <w:numId w:val="1022"/>
         </w:numPr>
         <w:pStyle w:val="Compact"/>
       </w:pPr>
@@ -6563,7 +6631,7 @@
       <w:pPr>
         <w:numPr>
           <w:ilvl w:val="0"/>
-          <w:numId w:val="1021"/>
+          <w:numId w:val="1022"/>
         </w:numPr>
         <w:pStyle w:val="Compact"/>
       </w:pPr>
@@ -6587,7 +6655,7 @@
       <w:pPr>
         <w:numPr>
           <w:ilvl w:val="0"/>
-          <w:numId w:val="1022"/>
+          <w:numId w:val="1023"/>
         </w:numPr>
         <w:pStyle w:val="Compact"/>
       </w:pPr>
@@ -6599,7 +6667,7 @@
       <w:pPr>
         <w:numPr>
           <w:ilvl w:val="0"/>
-          <w:numId w:val="1022"/>
+          <w:numId w:val="1023"/>
         </w:numPr>
         <w:pStyle w:val="Compact"/>
       </w:pPr>
@@ -6611,7 +6679,7 @@
       <w:pPr>
         <w:numPr>
           <w:ilvl w:val="0"/>
-          <w:numId w:val="1022"/>
+          <w:numId w:val="1023"/>
         </w:numPr>
         <w:pStyle w:val="Compact"/>
       </w:pPr>
@@ -6623,7 +6691,7 @@
       <w:pPr>
         <w:numPr>
           <w:ilvl w:val="0"/>
-          <w:numId w:val="1022"/>
+          <w:numId w:val="1023"/>
         </w:numPr>
         <w:pStyle w:val="Compact"/>
       </w:pPr>
@@ -6635,7 +6703,7 @@
       <w:pPr>
         <w:numPr>
           <w:ilvl w:val="0"/>
-          <w:numId w:val="1022"/>
+          <w:numId w:val="1023"/>
         </w:numPr>
         <w:pStyle w:val="Compact"/>
       </w:pPr>
@@ -6793,7 +6861,7 @@
       <w:pPr>
         <w:numPr>
           <w:ilvl w:val="0"/>
-          <w:numId w:val="1023"/>
+          <w:numId w:val="1024"/>
         </w:numPr>
         <w:pStyle w:val="Compact"/>
       </w:pPr>
@@ -6835,7 +6903,7 @@
       <w:pPr>
         <w:numPr>
           <w:ilvl w:val="0"/>
-          <w:numId w:val="1023"/>
+          <w:numId w:val="1024"/>
         </w:numPr>
         <w:pStyle w:val="Compact"/>
       </w:pPr>
@@ -6847,7 +6915,7 @@
       <w:pPr>
         <w:numPr>
           <w:ilvl w:val="0"/>
-          <w:numId w:val="1023"/>
+          <w:numId w:val="1024"/>
         </w:numPr>
         <w:pStyle w:val="Compact"/>
       </w:pPr>
@@ -6859,7 +6927,7 @@
       <w:pPr>
         <w:numPr>
           <w:ilvl w:val="0"/>
-          <w:numId w:val="1023"/>
+          <w:numId w:val="1024"/>
         </w:numPr>
         <w:pStyle w:val="Compact"/>
       </w:pPr>
@@ -6871,7 +6939,7 @@
       <w:pPr>
         <w:numPr>
           <w:ilvl w:val="0"/>
-          <w:numId w:val="1023"/>
+          <w:numId w:val="1024"/>
         </w:numPr>
         <w:pStyle w:val="Compact"/>
       </w:pPr>
@@ -6883,7 +6951,7 @@
       <w:pPr>
         <w:numPr>
           <w:ilvl w:val="0"/>
-          <w:numId w:val="1023"/>
+          <w:numId w:val="1024"/>
         </w:numPr>
         <w:pStyle w:val="Compact"/>
       </w:pPr>
@@ -6895,7 +6963,7 @@
       <w:pPr>
         <w:numPr>
           <w:ilvl w:val="0"/>
-          <w:numId w:val="1023"/>
+          <w:numId w:val="1024"/>
         </w:numPr>
         <w:pStyle w:val="Compact"/>
       </w:pPr>
@@ -6907,7 +6975,7 @@
       <w:pPr>
         <w:numPr>
           <w:ilvl w:val="0"/>
-          <w:numId w:val="1023"/>
+          <w:numId w:val="1024"/>
         </w:numPr>
         <w:pStyle w:val="Compact"/>
       </w:pPr>
@@ -6919,7 +6987,7 @@
       <w:pPr>
         <w:numPr>
           <w:ilvl w:val="0"/>
-          <w:numId w:val="1023"/>
+          <w:numId w:val="1024"/>
         </w:numPr>
         <w:pStyle w:val="Compact"/>
       </w:pPr>
@@ -6931,7 +6999,7 @@
       <w:pPr>
         <w:numPr>
           <w:ilvl w:val="0"/>
-          <w:numId w:val="1023"/>
+          <w:numId w:val="1024"/>
         </w:numPr>
         <w:pStyle w:val="Compact"/>
       </w:pPr>
@@ -6943,7 +7011,7 @@
       <w:pPr>
         <w:numPr>
           <w:ilvl w:val="0"/>
-          <w:numId w:val="1023"/>
+          <w:numId w:val="1024"/>
         </w:numPr>
         <w:pStyle w:val="Compact"/>
       </w:pPr>
@@ -7210,7 +7278,7 @@
       <w:pPr>
         <w:numPr>
           <w:ilvl w:val="0"/>
-          <w:numId w:val="1024"/>
+          <w:numId w:val="1025"/>
         </w:numPr>
         <w:pStyle w:val="Compact"/>
       </w:pPr>
@@ -7268,7 +7336,7 @@
       <w:pPr>
         <w:numPr>
           <w:ilvl w:val="0"/>
-          <w:numId w:val="1024"/>
+          <w:numId w:val="1025"/>
         </w:numPr>
         <w:pStyle w:val="Compact"/>
       </w:pPr>
@@ -7290,7 +7358,7 @@
       <w:pPr>
         <w:numPr>
           <w:ilvl w:val="0"/>
-          <w:numId w:val="1024"/>
+          <w:numId w:val="1025"/>
         </w:numPr>
         <w:pStyle w:val="Compact"/>
       </w:pPr>
@@ -7330,7 +7398,7 @@
       <w:pPr>
         <w:numPr>
           <w:ilvl w:val="0"/>
-          <w:numId w:val="1024"/>
+          <w:numId w:val="1025"/>
         </w:numPr>
         <w:pStyle w:val="Compact"/>
       </w:pPr>
@@ -7364,7 +7432,7 @@
       <w:pPr>
         <w:numPr>
           <w:ilvl w:val="0"/>
-          <w:numId w:val="1025"/>
+          <w:numId w:val="1026"/>
         </w:numPr>
         <w:pStyle w:val="Compact"/>
       </w:pPr>
@@ -7383,7 +7451,7 @@
       <w:pPr>
         <w:numPr>
           <w:ilvl w:val="0"/>
-          <w:numId w:val="1025"/>
+          <w:numId w:val="1026"/>
         </w:numPr>
         <w:pStyle w:val="Compact"/>
       </w:pPr>
@@ -7405,7 +7473,7 @@
       <w:pPr>
         <w:numPr>
           <w:ilvl w:val="0"/>
-          <w:numId w:val="1025"/>
+          <w:numId w:val="1026"/>
         </w:numPr>
         <w:pStyle w:val="Compact"/>
       </w:pPr>
@@ -7433,7 +7501,7 @@
       <w:pPr>
         <w:numPr>
           <w:ilvl w:val="0"/>
-          <w:numId w:val="1025"/>
+          <w:numId w:val="1026"/>
         </w:numPr>
         <w:pStyle w:val="Compact"/>
       </w:pPr>
@@ -7888,7 +7956,7 @@
       <w:pPr>
         <w:numPr>
           <w:ilvl w:val="0"/>
-          <w:numId w:val="1026"/>
+          <w:numId w:val="1027"/>
         </w:numPr>
         <w:pStyle w:val="Compact"/>
       </w:pPr>
@@ -7900,7 +7968,7 @@
       <w:pPr>
         <w:numPr>
           <w:ilvl w:val="0"/>
-          <w:numId w:val="1026"/>
+          <w:numId w:val="1027"/>
         </w:numPr>
         <w:pStyle w:val="Compact"/>
       </w:pPr>
@@ -7912,7 +7980,7 @@
       <w:pPr>
         <w:numPr>
           <w:ilvl w:val="0"/>
-          <w:numId w:val="1026"/>
+          <w:numId w:val="1027"/>
         </w:numPr>
         <w:pStyle w:val="Compact"/>
       </w:pPr>
@@ -7924,7 +7992,7 @@
       <w:pPr>
         <w:numPr>
           <w:ilvl w:val="0"/>
-          <w:numId w:val="1026"/>
+          <w:numId w:val="1027"/>
         </w:numPr>
         <w:pStyle w:val="Compact"/>
       </w:pPr>
@@ -7936,7 +8004,7 @@
       <w:pPr>
         <w:numPr>
           <w:ilvl w:val="0"/>
-          <w:numId w:val="1026"/>
+          <w:numId w:val="1027"/>
         </w:numPr>
         <w:pStyle w:val="Compact"/>
       </w:pPr>
@@ -7948,7 +8016,7 @@
       <w:pPr>
         <w:numPr>
           <w:ilvl w:val="0"/>
-          <w:numId w:val="1026"/>
+          <w:numId w:val="1027"/>
         </w:numPr>
         <w:pStyle w:val="Compact"/>
       </w:pPr>
@@ -8120,7 +8188,7 @@
       <w:pPr>
         <w:numPr>
           <w:ilvl w:val="0"/>
-          <w:numId w:val="1027"/>
+          <w:numId w:val="1028"/>
         </w:numPr>
         <w:pStyle w:val="Compact"/>
       </w:pPr>
@@ -8132,7 +8200,7 @@
       <w:pPr>
         <w:numPr>
           <w:ilvl w:val="0"/>
-          <w:numId w:val="1027"/>
+          <w:numId w:val="1028"/>
         </w:numPr>
         <w:pStyle w:val="Compact"/>
       </w:pPr>
@@ -8144,7 +8212,7 @@
       <w:pPr>
         <w:numPr>
           <w:ilvl w:val="0"/>
-          <w:numId w:val="1027"/>
+          <w:numId w:val="1028"/>
         </w:numPr>
         <w:pStyle w:val="Compact"/>
       </w:pPr>
@@ -8156,7 +8224,7 @@
       <w:pPr>
         <w:numPr>
           <w:ilvl w:val="0"/>
-          <w:numId w:val="1027"/>
+          <w:numId w:val="1028"/>
         </w:numPr>
         <w:pStyle w:val="Compact"/>
       </w:pPr>
@@ -8168,7 +8236,7 @@
       <w:pPr>
         <w:numPr>
           <w:ilvl w:val="0"/>
-          <w:numId w:val="1027"/>
+          <w:numId w:val="1028"/>
         </w:numPr>
         <w:pStyle w:val="Compact"/>
       </w:pPr>
@@ -8180,7 +8248,7 @@
       <w:pPr>
         <w:numPr>
           <w:ilvl w:val="0"/>
-          <w:numId w:val="1027"/>
+          <w:numId w:val="1028"/>
         </w:numPr>
         <w:pStyle w:val="Compact"/>
       </w:pPr>
@@ -8192,7 +8260,7 @@
       <w:pPr>
         <w:numPr>
           <w:ilvl w:val="0"/>
-          <w:numId w:val="1027"/>
+          <w:numId w:val="1028"/>
         </w:numPr>
         <w:pStyle w:val="Compact"/>
       </w:pPr>
@@ -8204,7 +8272,7 @@
       <w:pPr>
         <w:numPr>
           <w:ilvl w:val="0"/>
-          <w:numId w:val="1027"/>
+          <w:numId w:val="1028"/>
         </w:numPr>
         <w:pStyle w:val="Compact"/>
       </w:pPr>
@@ -8228,7 +8296,7 @@
       <w:pPr>
         <w:numPr>
           <w:ilvl w:val="0"/>
-          <w:numId w:val="1027"/>
+          <w:numId w:val="1028"/>
         </w:numPr>
         <w:pStyle w:val="Compact"/>
       </w:pPr>
@@ -8240,7 +8308,7 @@
       <w:pPr>
         <w:numPr>
           <w:ilvl w:val="0"/>
-          <w:numId w:val="1027"/>
+          <w:numId w:val="1028"/>
         </w:numPr>
         <w:pStyle w:val="Compact"/>
       </w:pPr>
@@ -8476,7 +8544,7 @@
       <w:pPr>
         <w:numPr>
           <w:ilvl w:val="0"/>
-          <w:numId w:val="1028"/>
+          <w:numId w:val="1029"/>
         </w:numPr>
         <w:pStyle w:val="Compact"/>
       </w:pPr>
@@ -8498,7 +8566,7 @@
       <w:pPr>
         <w:numPr>
           <w:ilvl w:val="0"/>
-          <w:numId w:val="1028"/>
+          <w:numId w:val="1029"/>
         </w:numPr>
         <w:pStyle w:val="Compact"/>
       </w:pPr>
@@ -8520,7 +8588,7 @@
       <w:pPr>
         <w:numPr>
           <w:ilvl w:val="0"/>
-          <w:numId w:val="1028"/>
+          <w:numId w:val="1029"/>
         </w:numPr>
         <w:pStyle w:val="Compact"/>
       </w:pPr>
@@ -8554,7 +8622,7 @@
       <w:pPr>
         <w:numPr>
           <w:ilvl w:val="0"/>
-          <w:numId w:val="1028"/>
+          <w:numId w:val="1029"/>
         </w:numPr>
         <w:pStyle w:val="Compact"/>
       </w:pPr>
@@ -8602,7 +8670,7 @@
       <w:pPr>
         <w:numPr>
           <w:ilvl w:val="0"/>
-          <w:numId w:val="1029"/>
+          <w:numId w:val="1030"/>
         </w:numPr>
         <w:pStyle w:val="Compact"/>
       </w:pPr>
@@ -8614,7 +8682,7 @@
       <w:pPr>
         <w:numPr>
           <w:ilvl w:val="0"/>
-          <w:numId w:val="1029"/>
+          <w:numId w:val="1030"/>
         </w:numPr>
         <w:pStyle w:val="Compact"/>
       </w:pPr>
@@ -8626,7 +8694,7 @@
       <w:pPr>
         <w:numPr>
           <w:ilvl w:val="0"/>
-          <w:numId w:val="1029"/>
+          <w:numId w:val="1030"/>
         </w:numPr>
         <w:pStyle w:val="Compact"/>
       </w:pPr>
@@ -8666,7 +8734,7 @@
       <w:pPr>
         <w:numPr>
           <w:ilvl w:val="0"/>
-          <w:numId w:val="1030"/>
+          <w:numId w:val="1031"/>
         </w:numPr>
         <w:pStyle w:val="Compact"/>
       </w:pPr>
@@ -8678,7 +8746,7 @@
       <w:pPr>
         <w:numPr>
           <w:ilvl w:val="0"/>
-          <w:numId w:val="1030"/>
+          <w:numId w:val="1031"/>
         </w:numPr>
         <w:pStyle w:val="Compact"/>
       </w:pPr>
@@ -8690,7 +8758,7 @@
       <w:pPr>
         <w:numPr>
           <w:ilvl w:val="0"/>
-          <w:numId w:val="1030"/>
+          <w:numId w:val="1031"/>
         </w:numPr>
         <w:pStyle w:val="Compact"/>
       </w:pPr>
@@ -8702,7 +8770,7 @@
       <w:pPr>
         <w:numPr>
           <w:ilvl w:val="0"/>
-          <w:numId w:val="1030"/>
+          <w:numId w:val="1031"/>
         </w:numPr>
         <w:pStyle w:val="Compact"/>
       </w:pPr>
@@ -8714,7 +8782,7 @@
       <w:pPr>
         <w:numPr>
           <w:ilvl w:val="0"/>
-          <w:numId w:val="1030"/>
+          <w:numId w:val="1031"/>
         </w:numPr>
         <w:pStyle w:val="Compact"/>
       </w:pPr>
@@ -8726,7 +8794,7 @@
       <w:pPr>
         <w:numPr>
           <w:ilvl w:val="0"/>
-          <w:numId w:val="1030"/>
+          <w:numId w:val="1031"/>
         </w:numPr>
         <w:pStyle w:val="Compact"/>
       </w:pPr>
@@ -8750,7 +8818,7 @@
       <w:pPr>
         <w:numPr>
           <w:ilvl w:val="0"/>
-          <w:numId w:val="1031"/>
+          <w:numId w:val="1032"/>
         </w:numPr>
         <w:pStyle w:val="Compact"/>
       </w:pPr>
@@ -8762,7 +8830,7 @@
       <w:pPr>
         <w:numPr>
           <w:ilvl w:val="0"/>
-          <w:numId w:val="1031"/>
+          <w:numId w:val="1032"/>
         </w:numPr>
         <w:pStyle w:val="Compact"/>
       </w:pPr>
@@ -8774,7 +8842,7 @@
       <w:pPr>
         <w:numPr>
           <w:ilvl w:val="0"/>
-          <w:numId w:val="1031"/>
+          <w:numId w:val="1032"/>
         </w:numPr>
         <w:pStyle w:val="Compact"/>
       </w:pPr>
@@ -8786,7 +8854,7 @@
       <w:pPr>
         <w:numPr>
           <w:ilvl w:val="0"/>
-          <w:numId w:val="1031"/>
+          <w:numId w:val="1032"/>
         </w:numPr>
         <w:pStyle w:val="Compact"/>
       </w:pPr>
@@ -8798,7 +8866,7 @@
       <w:pPr>
         <w:numPr>
           <w:ilvl w:val="0"/>
-          <w:numId w:val="1031"/>
+          <w:numId w:val="1032"/>
         </w:numPr>
         <w:pStyle w:val="Compact"/>
       </w:pPr>
@@ -8810,7 +8878,7 @@
       <w:pPr>
         <w:numPr>
           <w:ilvl w:val="0"/>
-          <w:numId w:val="1031"/>
+          <w:numId w:val="1032"/>
         </w:numPr>
         <w:pStyle w:val="Compact"/>
       </w:pPr>
@@ -8822,7 +8890,7 @@
       <w:pPr>
         <w:numPr>
           <w:ilvl w:val="0"/>
-          <w:numId w:val="1031"/>
+          <w:numId w:val="1032"/>
         </w:numPr>
         <w:pStyle w:val="Compact"/>
       </w:pPr>
@@ -8858,7 +8926,7 @@
       <w:pPr>
         <w:numPr>
           <w:ilvl w:val="0"/>
-          <w:numId w:val="1032"/>
+          <w:numId w:val="1033"/>
         </w:numPr>
         <w:pStyle w:val="Compact"/>
       </w:pPr>
@@ -8880,7 +8948,7 @@
       <w:pPr>
         <w:numPr>
           <w:ilvl w:val="0"/>
-          <w:numId w:val="1032"/>
+          <w:numId w:val="1033"/>
         </w:numPr>
         <w:pStyle w:val="Compact"/>
       </w:pPr>
@@ -8902,7 +8970,7 @@
       <w:pPr>
         <w:numPr>
           <w:ilvl w:val="0"/>
-          <w:numId w:val="1032"/>
+          <w:numId w:val="1033"/>
         </w:numPr>
         <w:pStyle w:val="Compact"/>
       </w:pPr>
@@ -8986,7 +9054,7 @@
       <w:pPr>
         <w:numPr>
           <w:ilvl w:val="0"/>
-          <w:numId w:val="1033"/>
+          <w:numId w:val="1034"/>
         </w:numPr>
         <w:pStyle w:val="Compact"/>
       </w:pPr>
@@ -8998,7 +9066,7 @@
       <w:pPr>
         <w:numPr>
           <w:ilvl w:val="0"/>
-          <w:numId w:val="1033"/>
+          <w:numId w:val="1034"/>
         </w:numPr>
         <w:pStyle w:val="Compact"/>
       </w:pPr>
@@ -9010,7 +9078,7 @@
       <w:pPr>
         <w:numPr>
           <w:ilvl w:val="0"/>
-          <w:numId w:val="1033"/>
+          <w:numId w:val="1034"/>
         </w:numPr>
         <w:pStyle w:val="Compact"/>
       </w:pPr>
@@ -9022,7 +9090,7 @@
       <w:pPr>
         <w:numPr>
           <w:ilvl w:val="0"/>
-          <w:numId w:val="1033"/>
+          <w:numId w:val="1034"/>
         </w:numPr>
         <w:pStyle w:val="Compact"/>
       </w:pPr>
@@ -9054,7 +9122,7 @@
       <w:pPr>
         <w:numPr>
           <w:ilvl w:val="0"/>
-          <w:numId w:val="1034"/>
+          <w:numId w:val="1035"/>
         </w:numPr>
         <w:pStyle w:val="Compact"/>
       </w:pPr>
@@ -9066,7 +9134,7 @@
       <w:pPr>
         <w:numPr>
           <w:ilvl w:val="0"/>
-          <w:numId w:val="1034"/>
+          <w:numId w:val="1035"/>
         </w:numPr>
         <w:pStyle w:val="Compact"/>
       </w:pPr>
@@ -9078,7 +9146,7 @@
       <w:pPr>
         <w:numPr>
           <w:ilvl w:val="0"/>
-          <w:numId w:val="1034"/>
+          <w:numId w:val="1035"/>
         </w:numPr>
         <w:pStyle w:val="Compact"/>
       </w:pPr>
@@ -9090,7 +9158,7 @@
       <w:pPr>
         <w:numPr>
           <w:ilvl w:val="0"/>
-          <w:numId w:val="1034"/>
+          <w:numId w:val="1035"/>
         </w:numPr>
         <w:pStyle w:val="Compact"/>
       </w:pPr>
@@ -9188,7 +9256,7 @@
       <w:pPr>
         <w:numPr>
           <w:ilvl w:val="0"/>
-          <w:numId w:val="1035"/>
+          <w:numId w:val="1036"/>
         </w:numPr>
         <w:pStyle w:val="Compact"/>
       </w:pPr>
@@ -9210,7 +9278,7 @@
       <w:pPr>
         <w:numPr>
           <w:ilvl w:val="0"/>
-          <w:numId w:val="1035"/>
+          <w:numId w:val="1036"/>
         </w:numPr>
         <w:pStyle w:val="Compact"/>
       </w:pPr>
@@ -9232,7 +9300,7 @@
       <w:pPr>
         <w:numPr>
           <w:ilvl w:val="0"/>
-          <w:numId w:val="1035"/>
+          <w:numId w:val="1036"/>
         </w:numPr>
         <w:pStyle w:val="Compact"/>
       </w:pPr>
@@ -9254,7 +9322,7 @@
       <w:pPr>
         <w:numPr>
           <w:ilvl w:val="0"/>
-          <w:numId w:val="1035"/>
+          <w:numId w:val="1036"/>
         </w:numPr>
         <w:pStyle w:val="Compact"/>
       </w:pPr>
@@ -9276,7 +9344,7 @@
       <w:pPr>
         <w:numPr>
           <w:ilvl w:val="0"/>
-          <w:numId w:val="1035"/>
+          <w:numId w:val="1036"/>
         </w:numPr>
         <w:pStyle w:val="Compact"/>
       </w:pPr>
@@ -9306,7 +9374,7 @@
       <w:pPr>
         <w:numPr>
           <w:ilvl w:val="0"/>
-          <w:numId w:val="1036"/>
+          <w:numId w:val="1037"/>
         </w:numPr>
         <w:pStyle w:val="Compact"/>
       </w:pPr>
@@ -9318,7 +9386,7 @@
       <w:pPr>
         <w:numPr>
           <w:ilvl w:val="0"/>
-          <w:numId w:val="1036"/>
+          <w:numId w:val="1037"/>
         </w:numPr>
         <w:pStyle w:val="Compact"/>
       </w:pPr>
@@ -9330,7 +9398,7 @@
       <w:pPr>
         <w:numPr>
           <w:ilvl w:val="0"/>
-          <w:numId w:val="1036"/>
+          <w:numId w:val="1037"/>
         </w:numPr>
         <w:pStyle w:val="Compact"/>
       </w:pPr>
@@ -9422,7 +9490,7 @@
       <w:pPr>
         <w:numPr>
           <w:ilvl w:val="0"/>
-          <w:numId w:val="1037"/>
+          <w:numId w:val="1038"/>
         </w:numPr>
         <w:pStyle w:val="Compact"/>
       </w:pPr>
@@ -9467,7 +9535,7 @@
       <w:pPr>
         <w:numPr>
           <w:ilvl w:val="0"/>
-          <w:numId w:val="1037"/>
+          <w:numId w:val="1038"/>
         </w:numPr>
         <w:pStyle w:val="Compact"/>
       </w:pPr>
@@ -9479,7 +9547,7 @@
       <w:pPr>
         <w:numPr>
           <w:ilvl w:val="0"/>
-          <w:numId w:val="1037"/>
+          <w:numId w:val="1038"/>
         </w:numPr>
         <w:pStyle w:val="Compact"/>
       </w:pPr>
@@ -9491,7 +9559,7 @@
       <w:pPr>
         <w:numPr>
           <w:ilvl w:val="0"/>
-          <w:numId w:val="1037"/>
+          <w:numId w:val="1038"/>
         </w:numPr>
         <w:pStyle w:val="Compact"/>
       </w:pPr>
@@ -9521,7 +9589,7 @@
       <w:pPr>
         <w:numPr>
           <w:ilvl w:val="0"/>
-          <w:numId w:val="1038"/>
+          <w:numId w:val="1039"/>
         </w:numPr>
         <w:pStyle w:val="Compact"/>
       </w:pPr>
@@ -9533,7 +9601,7 @@
       <w:pPr>
         <w:numPr>
           <w:ilvl w:val="0"/>
-          <w:numId w:val="1038"/>
+          <w:numId w:val="1039"/>
         </w:numPr>
         <w:pStyle w:val="Compact"/>
       </w:pPr>
@@ -9545,7 +9613,7 @@
       <w:pPr>
         <w:numPr>
           <w:ilvl w:val="0"/>
-          <w:numId w:val="1038"/>
+          <w:numId w:val="1039"/>
         </w:numPr>
         <w:pStyle w:val="Compact"/>
       </w:pPr>
@@ -9557,7 +9625,7 @@
       <w:pPr>
         <w:numPr>
           <w:ilvl w:val="0"/>
-          <w:numId w:val="1038"/>
+          <w:numId w:val="1039"/>
         </w:numPr>
         <w:pStyle w:val="Compact"/>
       </w:pPr>
@@ -9659,7 +9727,7 @@
       <w:pPr>
         <w:numPr>
           <w:ilvl w:val="0"/>
-          <w:numId w:val="1039"/>
+          <w:numId w:val="1040"/>
         </w:numPr>
         <w:pStyle w:val="Compact"/>
       </w:pPr>
@@ -9671,7 +9739,7 @@
       <w:pPr>
         <w:numPr>
           <w:ilvl w:val="0"/>
-          <w:numId w:val="1039"/>
+          <w:numId w:val="1040"/>
         </w:numPr>
         <w:pStyle w:val="Compact"/>
       </w:pPr>
@@ -9683,7 +9751,7 @@
       <w:pPr>
         <w:numPr>
           <w:ilvl w:val="0"/>
-          <w:numId w:val="1039"/>
+          <w:numId w:val="1040"/>
         </w:numPr>
         <w:pStyle w:val="Compact"/>
       </w:pPr>
@@ -9695,7 +9763,7 @@
       <w:pPr>
         <w:numPr>
           <w:ilvl w:val="0"/>
-          <w:numId w:val="1039"/>
+          <w:numId w:val="1040"/>
         </w:numPr>
         <w:pStyle w:val="Compact"/>
       </w:pPr>
@@ -9719,7 +9787,7 @@
       <w:pPr>
         <w:numPr>
           <w:ilvl w:val="0"/>
-          <w:numId w:val="1040"/>
+          <w:numId w:val="1041"/>
         </w:numPr>
         <w:pStyle w:val="Compact"/>
       </w:pPr>
@@ -9731,7 +9799,7 @@
       <w:pPr>
         <w:numPr>
           <w:ilvl w:val="0"/>
-          <w:numId w:val="1040"/>
+          <w:numId w:val="1041"/>
         </w:numPr>
         <w:pStyle w:val="Compact"/>
       </w:pPr>
@@ -9743,7 +9811,7 @@
       <w:pPr>
         <w:numPr>
           <w:ilvl w:val="0"/>
-          <w:numId w:val="1040"/>
+          <w:numId w:val="1041"/>
         </w:numPr>
         <w:pStyle w:val="Compact"/>
       </w:pPr>
@@ -9835,7 +9903,7 @@
       <w:pPr>
         <w:numPr>
           <w:ilvl w:val="0"/>
-          <w:numId w:val="1041"/>
+          <w:numId w:val="1042"/>
         </w:numPr>
         <w:pStyle w:val="Compact"/>
       </w:pPr>
@@ -9847,7 +9915,7 @@
       <w:pPr>
         <w:numPr>
           <w:ilvl w:val="0"/>
-          <w:numId w:val="1041"/>
+          <w:numId w:val="1042"/>
         </w:numPr>
         <w:pStyle w:val="Compact"/>
       </w:pPr>
@@ -9859,7 +9927,7 @@
       <w:pPr>
         <w:numPr>
           <w:ilvl w:val="0"/>
-          <w:numId w:val="1041"/>
+          <w:numId w:val="1042"/>
         </w:numPr>
         <w:pStyle w:val="Compact"/>
       </w:pPr>
@@ -9945,7 +10013,7 @@
       <w:pPr>
         <w:numPr>
           <w:ilvl w:val="0"/>
-          <w:numId w:val="1042"/>
+          <w:numId w:val="1043"/>
         </w:numPr>
         <w:pStyle w:val="Compact"/>
       </w:pPr>
@@ -9957,7 +10025,7 @@
       <w:pPr>
         <w:numPr>
           <w:ilvl w:val="0"/>
-          <w:numId w:val="1042"/>
+          <w:numId w:val="1043"/>
         </w:numPr>
         <w:pStyle w:val="Compact"/>
       </w:pPr>
@@ -9969,7 +10037,7 @@
       <w:pPr>
         <w:numPr>
           <w:ilvl w:val="0"/>
-          <w:numId w:val="1042"/>
+          <w:numId w:val="1043"/>
         </w:numPr>
         <w:pStyle w:val="Compact"/>
       </w:pPr>
@@ -9981,7 +10049,7 @@
       <w:pPr>
         <w:numPr>
           <w:ilvl w:val="0"/>
-          <w:numId w:val="1042"/>
+          <w:numId w:val="1043"/>
         </w:numPr>
         <w:pStyle w:val="Compact"/>
       </w:pPr>
@@ -10022,7 +10090,31 @@
         <w:t xml:space="preserve"> </w:t>
       </w:r>
       <w:r>
-        <w:t xml:space="preserve">The property’s own cash flow is the engine; a home grossing $70K a year should be sending real money at those balances every month, starting within weeks of launch. And cash flow isn’t the only stream. The tax code hands STR owners a serious first-year refund through bonus depreciation and a cost segregation study (100% bonus depreciation is in effect as of July 2026; Chapter 15 explains it), and many owners point that refund straight at the card balances. Run the floatability math too, so the worst case stops being scary: a home grossing $6,000–$7,000 a month against a ~$2,000 mortgage and ~$1,500 of expenses can float a modest card balance for a long time without strain. Track every promo end-date somewhere you’ll actually look. A spreadsheet works, or have an AI assistant keep the calendar (without ever handing it your bank logins). If a promo window closes before the balance dies, you can roll it to a fresh 0% card for a one-time 3–5% transfer fee and buy another 12 to 18 interest-free months, though issuers don’t always approve someone already carrying big balances. Even the worst case usually survives. Get stuck holding $20K at 23% and the interest runs about $383 a month. Painful, yes. And if the house itself is the thing that missed? That’s what the cap was for. You never floated more than six months of conservative-case cash flow, and Chapter 8 makes you prove the house survives as a plain long-term rental before you buy. A house that clears that bar can carry a $383 drag while you fix the listing or fill it with a tenant. One warning stands above the rest. Maxed cards drag your credit score down right when you apply for a refinance, so cards and your next mortgage application are enemies; time them apart.</w:t>
+        <w:t xml:space="preserve">The property’s own cash flow is the engine; a home grossing $70K a year should be sending real money at those balances every month, starting within weeks of launch. And cash flow isn’t the only stream. The tax code hands STR owners a serious first-year refund through bonus depreciation and a cost segregation study (100% bonus depreciation is in effect as of July 2026; Chapter 15 explains it), and many owners point that refund straight at the card balances.</w:t>
+      </w:r>
+    </w:p>
+    <w:p>
+      <w:pPr>
+        <w:pStyle w:val="BodyText"/>
+      </w:pPr>
+      <w:r>
+        <w:t xml:space="preserve">Run the floatability math too, so the worst case stops being scary. A home grossing $6,000–$7,000 a month against a ~$2,000 mortgage and ~$1,500 of expenses can float a modest card balance for a long time without strain. Track every promo end-date somewhere you’ll actually look. A spreadsheet works, or have an AI assistant keep the calendar (without ever handing it your bank logins). If a promo window closes before the balance dies, you can roll it to a fresh 0% card for a one-time 3–5% transfer fee and buy another 12 to 18 interest-free months, though issuers don’t always approve someone already carrying big balances.</w:t>
+      </w:r>
+    </w:p>
+    <w:p>
+      <w:pPr>
+        <w:pStyle w:val="BodyText"/>
+      </w:pPr>
+      <w:r>
+        <w:t xml:space="preserve">Even the worst case usually survives. Get stuck holding $20K at 23% and the interest runs about $383 a month. Painful, yes. And if the house itself is the thing that missed? That’s what the cap was for. You never floated more than six months of conservative-case cash flow, and Chapter 8 makes you prove the house survives as a plain long-term rental before you buy. A house that clears that bar can carry a $383 drag while you fix the listing or fill it with a tenant.</w:t>
+      </w:r>
+    </w:p>
+    <w:p>
+      <w:pPr>
+        <w:pStyle w:val="BodyText"/>
+      </w:pPr>
+      <w:r>
+        <w:t xml:space="preserve">One warning stands above the rest. Maxed cards drag your credit score down right when you apply for a refinance, so cards and your next mortgage application are enemies; time them apart.</w:t>
       </w:r>
     </w:p>
     <w:bookmarkEnd w:id="92"/>
@@ -10235,7 +10327,7 @@
       <w:pPr>
         <w:numPr>
           <w:ilvl w:val="0"/>
-          <w:numId w:val="1043"/>
+          <w:numId w:val="1044"/>
         </w:numPr>
         <w:pStyle w:val="Compact"/>
       </w:pPr>
@@ -10247,7 +10339,7 @@
       <w:pPr>
         <w:numPr>
           <w:ilvl w:val="0"/>
-          <w:numId w:val="1043"/>
+          <w:numId w:val="1044"/>
         </w:numPr>
         <w:pStyle w:val="Compact"/>
       </w:pPr>
@@ -10259,7 +10351,7 @@
       <w:pPr>
         <w:numPr>
           <w:ilvl w:val="0"/>
-          <w:numId w:val="1043"/>
+          <w:numId w:val="1044"/>
         </w:numPr>
         <w:pStyle w:val="Compact"/>
       </w:pPr>
@@ -10271,7 +10363,7 @@
       <w:pPr>
         <w:numPr>
           <w:ilvl w:val="0"/>
-          <w:numId w:val="1043"/>
+          <w:numId w:val="1044"/>
         </w:numPr>
         <w:pStyle w:val="Compact"/>
       </w:pPr>
@@ -10303,7 +10395,7 @@
       <w:pPr>
         <w:numPr>
           <w:ilvl w:val="0"/>
-          <w:numId w:val="1044"/>
+          <w:numId w:val="1045"/>
         </w:numPr>
         <w:pStyle w:val="Compact"/>
       </w:pPr>
@@ -10315,7 +10407,7 @@
       <w:pPr>
         <w:numPr>
           <w:ilvl w:val="0"/>
-          <w:numId w:val="1044"/>
+          <w:numId w:val="1045"/>
         </w:numPr>
         <w:pStyle w:val="Compact"/>
       </w:pPr>
@@ -10327,7 +10419,7 @@
       <w:pPr>
         <w:numPr>
           <w:ilvl w:val="0"/>
-          <w:numId w:val="1044"/>
+          <w:numId w:val="1045"/>
         </w:numPr>
         <w:pStyle w:val="Compact"/>
       </w:pPr>
@@ -10339,7 +10431,7 @@
       <w:pPr>
         <w:numPr>
           <w:ilvl w:val="0"/>
-          <w:numId w:val="1044"/>
+          <w:numId w:val="1045"/>
         </w:numPr>
         <w:pStyle w:val="Compact"/>
       </w:pPr>
@@ -10363,7 +10455,7 @@
       <w:pPr>
         <w:numPr>
           <w:ilvl w:val="0"/>
-          <w:numId w:val="1045"/>
+          <w:numId w:val="1046"/>
         </w:numPr>
         <w:pStyle w:val="Compact"/>
       </w:pPr>
@@ -10375,7 +10467,7 @@
       <w:pPr>
         <w:numPr>
           <w:ilvl w:val="0"/>
-          <w:numId w:val="1045"/>
+          <w:numId w:val="1046"/>
         </w:numPr>
         <w:pStyle w:val="Compact"/>
       </w:pPr>
@@ -10387,7 +10479,7 @@
       <w:pPr>
         <w:numPr>
           <w:ilvl w:val="0"/>
-          <w:numId w:val="1045"/>
+          <w:numId w:val="1046"/>
         </w:numPr>
         <w:pStyle w:val="Compact"/>
       </w:pPr>
@@ -10399,7 +10491,7 @@
       <w:pPr>
         <w:numPr>
           <w:ilvl w:val="0"/>
-          <w:numId w:val="1045"/>
+          <w:numId w:val="1046"/>
         </w:numPr>
         <w:pStyle w:val="Compact"/>
       </w:pPr>
@@ -10525,7 +10617,7 @@
       <w:pPr>
         <w:numPr>
           <w:ilvl w:val="0"/>
-          <w:numId w:val="1046"/>
+          <w:numId w:val="1047"/>
         </w:numPr>
         <w:pStyle w:val="Compact"/>
       </w:pPr>
@@ -10537,7 +10629,7 @@
       <w:pPr>
         <w:numPr>
           <w:ilvl w:val="0"/>
-          <w:numId w:val="1046"/>
+          <w:numId w:val="1047"/>
         </w:numPr>
         <w:pStyle w:val="Compact"/>
       </w:pPr>
@@ -10549,7 +10641,7 @@
       <w:pPr>
         <w:numPr>
           <w:ilvl w:val="0"/>
-          <w:numId w:val="1046"/>
+          <w:numId w:val="1047"/>
         </w:numPr>
         <w:pStyle w:val="Compact"/>
       </w:pPr>
@@ -10561,7 +10653,7 @@
       <w:pPr>
         <w:numPr>
           <w:ilvl w:val="0"/>
-          <w:numId w:val="1046"/>
+          <w:numId w:val="1047"/>
         </w:numPr>
         <w:pStyle w:val="Compact"/>
       </w:pPr>
@@ -10573,7 +10665,7 @@
       <w:pPr>
         <w:numPr>
           <w:ilvl w:val="0"/>
-          <w:numId w:val="1046"/>
+          <w:numId w:val="1047"/>
         </w:numPr>
         <w:pStyle w:val="Compact"/>
       </w:pPr>
@@ -10627,7 +10719,7 @@
       <w:pPr>
         <w:numPr>
           <w:ilvl w:val="0"/>
-          <w:numId w:val="1047"/>
+          <w:numId w:val="1048"/>
         </w:numPr>
         <w:pStyle w:val="Compact"/>
       </w:pPr>
@@ -10639,7 +10731,7 @@
       <w:pPr>
         <w:numPr>
           <w:ilvl w:val="0"/>
-          <w:numId w:val="1047"/>
+          <w:numId w:val="1048"/>
         </w:numPr>
         <w:pStyle w:val="Compact"/>
       </w:pPr>
@@ -10651,7 +10743,7 @@
       <w:pPr>
         <w:numPr>
           <w:ilvl w:val="0"/>
-          <w:numId w:val="1047"/>
+          <w:numId w:val="1048"/>
         </w:numPr>
         <w:pStyle w:val="Compact"/>
       </w:pPr>
@@ -10663,7 +10755,7 @@
       <w:pPr>
         <w:numPr>
           <w:ilvl w:val="0"/>
-          <w:numId w:val="1047"/>
+          <w:numId w:val="1048"/>
         </w:numPr>
         <w:pStyle w:val="Compact"/>
       </w:pPr>
@@ -10675,7 +10767,7 @@
       <w:pPr>
         <w:numPr>
           <w:ilvl w:val="0"/>
-          <w:numId w:val="1047"/>
+          <w:numId w:val="1048"/>
         </w:numPr>
         <w:pStyle w:val="Compact"/>
       </w:pPr>
@@ -10687,7 +10779,7 @@
       <w:pPr>
         <w:numPr>
           <w:ilvl w:val="0"/>
-          <w:numId w:val="1047"/>
+          <w:numId w:val="1048"/>
         </w:numPr>
         <w:pStyle w:val="Compact"/>
       </w:pPr>
@@ -10699,7 +10791,7 @@
       <w:pPr>
         <w:numPr>
           <w:ilvl w:val="0"/>
-          <w:numId w:val="1047"/>
+          <w:numId w:val="1048"/>
         </w:numPr>
         <w:pStyle w:val="Compact"/>
       </w:pPr>
@@ -10804,7 +10896,7 @@
       <w:pPr>
         <w:numPr>
           <w:ilvl w:val="0"/>
-          <w:numId w:val="1048"/>
+          <w:numId w:val="1049"/>
         </w:numPr>
         <w:pStyle w:val="Compact"/>
       </w:pPr>
@@ -10826,7 +10918,7 @@
       <w:pPr>
         <w:numPr>
           <w:ilvl w:val="0"/>
-          <w:numId w:val="1048"/>
+          <w:numId w:val="1049"/>
         </w:numPr>
         <w:pStyle w:val="Compact"/>
       </w:pPr>
@@ -10848,7 +10940,7 @@
       <w:pPr>
         <w:numPr>
           <w:ilvl w:val="0"/>
-          <w:numId w:val="1048"/>
+          <w:numId w:val="1049"/>
         </w:numPr>
         <w:pStyle w:val="Compact"/>
       </w:pPr>
@@ -10924,7 +11016,7 @@
       <w:pPr>
         <w:numPr>
           <w:ilvl w:val="0"/>
-          <w:numId w:val="1049"/>
+          <w:numId w:val="1050"/>
         </w:numPr>
         <w:pStyle w:val="Compact"/>
       </w:pPr>
@@ -10946,7 +11038,7 @@
       <w:pPr>
         <w:numPr>
           <w:ilvl w:val="0"/>
-          <w:numId w:val="1049"/>
+          <w:numId w:val="1050"/>
         </w:numPr>
         <w:pStyle w:val="Compact"/>
       </w:pPr>
@@ -10968,7 +11060,7 @@
       <w:pPr>
         <w:numPr>
           <w:ilvl w:val="0"/>
-          <w:numId w:val="1049"/>
+          <w:numId w:val="1050"/>
         </w:numPr>
         <w:pStyle w:val="Compact"/>
       </w:pPr>
@@ -11018,7 +11110,7 @@
       <w:pPr>
         <w:numPr>
           <w:ilvl w:val="0"/>
-          <w:numId w:val="1050"/>
+          <w:numId w:val="1051"/>
         </w:numPr>
         <w:pStyle w:val="Compact"/>
       </w:pPr>
@@ -11030,7 +11122,7 @@
       <w:pPr>
         <w:numPr>
           <w:ilvl w:val="0"/>
-          <w:numId w:val="1050"/>
+          <w:numId w:val="1051"/>
         </w:numPr>
         <w:pStyle w:val="Compact"/>
       </w:pPr>
@@ -11042,7 +11134,7 @@
       <w:pPr>
         <w:numPr>
           <w:ilvl w:val="0"/>
-          <w:numId w:val="1050"/>
+          <w:numId w:val="1051"/>
         </w:numPr>
         <w:pStyle w:val="Compact"/>
       </w:pPr>
@@ -11054,7 +11146,7 @@
       <w:pPr>
         <w:numPr>
           <w:ilvl w:val="0"/>
-          <w:numId w:val="1050"/>
+          <w:numId w:val="1051"/>
         </w:numPr>
         <w:pStyle w:val="Compact"/>
       </w:pPr>
@@ -11066,7 +11158,7 @@
       <w:pPr>
         <w:numPr>
           <w:ilvl w:val="0"/>
-          <w:numId w:val="1050"/>
+          <w:numId w:val="1051"/>
         </w:numPr>
         <w:pStyle w:val="Compact"/>
       </w:pPr>
@@ -11078,7 +11170,7 @@
       <w:pPr>
         <w:numPr>
           <w:ilvl w:val="0"/>
-          <w:numId w:val="1050"/>
+          <w:numId w:val="1051"/>
         </w:numPr>
         <w:pStyle w:val="Compact"/>
       </w:pPr>
@@ -11090,7 +11182,7 @@
       <w:pPr>
         <w:numPr>
           <w:ilvl w:val="0"/>
-          <w:numId w:val="1050"/>
+          <w:numId w:val="1051"/>
         </w:numPr>
         <w:pStyle w:val="Compact"/>
       </w:pPr>
@@ -11102,7 +11194,7 @@
       <w:pPr>
         <w:numPr>
           <w:ilvl w:val="0"/>
-          <w:numId w:val="1050"/>
+          <w:numId w:val="1051"/>
         </w:numPr>
         <w:pStyle w:val="Compact"/>
       </w:pPr>
@@ -11114,7 +11206,7 @@
       <w:pPr>
         <w:numPr>
           <w:ilvl w:val="0"/>
-          <w:numId w:val="1050"/>
+          <w:numId w:val="1051"/>
         </w:numPr>
         <w:pStyle w:val="Compact"/>
       </w:pPr>
@@ -11174,7 +11266,7 @@
       <w:pPr>
         <w:numPr>
           <w:ilvl w:val="0"/>
-          <w:numId w:val="1051"/>
+          <w:numId w:val="1052"/>
         </w:numPr>
         <w:pStyle w:val="Compact"/>
       </w:pPr>
@@ -11186,7 +11278,7 @@
       <w:pPr>
         <w:numPr>
           <w:ilvl w:val="0"/>
-          <w:numId w:val="1051"/>
+          <w:numId w:val="1052"/>
         </w:numPr>
         <w:pStyle w:val="Compact"/>
       </w:pPr>
@@ -11198,7 +11290,7 @@
       <w:pPr>
         <w:numPr>
           <w:ilvl w:val="0"/>
-          <w:numId w:val="1051"/>
+          <w:numId w:val="1052"/>
         </w:numPr>
         <w:pStyle w:val="Compact"/>
       </w:pPr>
@@ -11230,7 +11322,7 @@
       <w:pPr>
         <w:numPr>
           <w:ilvl w:val="0"/>
-          <w:numId w:val="1052"/>
+          <w:numId w:val="1053"/>
         </w:numPr>
         <w:pStyle w:val="Compact"/>
       </w:pPr>
@@ -11252,7 +11344,7 @@
       <w:pPr>
         <w:numPr>
           <w:ilvl w:val="0"/>
-          <w:numId w:val="1052"/>
+          <w:numId w:val="1053"/>
         </w:numPr>
         <w:pStyle w:val="Compact"/>
       </w:pPr>
@@ -11316,7 +11408,7 @@
       <w:pPr>
         <w:numPr>
           <w:ilvl w:val="0"/>
-          <w:numId w:val="1053"/>
+          <w:numId w:val="1054"/>
         </w:numPr>
         <w:pStyle w:val="Compact"/>
       </w:pPr>
@@ -11338,7 +11430,7 @@
       <w:pPr>
         <w:numPr>
           <w:ilvl w:val="0"/>
-          <w:numId w:val="1053"/>
+          <w:numId w:val="1054"/>
         </w:numPr>
         <w:pStyle w:val="Compact"/>
       </w:pPr>
@@ -11378,7 +11470,7 @@
       <w:pPr>
         <w:numPr>
           <w:ilvl w:val="0"/>
-          <w:numId w:val="1053"/>
+          <w:numId w:val="1054"/>
         </w:numPr>
         <w:pStyle w:val="Compact"/>
       </w:pPr>
@@ -11432,7 +11524,7 @@
       <w:pPr>
         <w:numPr>
           <w:ilvl w:val="0"/>
-          <w:numId w:val="1054"/>
+          <w:numId w:val="1055"/>
         </w:numPr>
         <w:pStyle w:val="Compact"/>
       </w:pPr>
@@ -11444,7 +11536,7 @@
       <w:pPr>
         <w:numPr>
           <w:ilvl w:val="0"/>
-          <w:numId w:val="1054"/>
+          <w:numId w:val="1055"/>
         </w:numPr>
         <w:pStyle w:val="Compact"/>
       </w:pPr>
@@ -11456,7 +11548,7 @@
       <w:pPr>
         <w:numPr>
           <w:ilvl w:val="0"/>
-          <w:numId w:val="1054"/>
+          <w:numId w:val="1055"/>
         </w:numPr>
         <w:pStyle w:val="Compact"/>
       </w:pPr>
@@ -11476,7 +11568,7 @@
       <w:pPr>
         <w:numPr>
           <w:ilvl w:val="0"/>
-          <w:numId w:val="1055"/>
+          <w:numId w:val="1056"/>
         </w:numPr>
         <w:pStyle w:val="Compact"/>
       </w:pPr>
@@ -11488,7 +11580,7 @@
       <w:pPr>
         <w:numPr>
           <w:ilvl w:val="0"/>
-          <w:numId w:val="1055"/>
+          <w:numId w:val="1056"/>
         </w:numPr>
         <w:pStyle w:val="Compact"/>
       </w:pPr>
@@ -11500,7 +11592,7 @@
       <w:pPr>
         <w:numPr>
           <w:ilvl w:val="0"/>
-          <w:numId w:val="1055"/>
+          <w:numId w:val="1056"/>
         </w:numPr>
         <w:pStyle w:val="Compact"/>
       </w:pPr>
@@ -11512,7 +11604,7 @@
       <w:pPr>
         <w:numPr>
           <w:ilvl w:val="0"/>
-          <w:numId w:val="1055"/>
+          <w:numId w:val="1056"/>
         </w:numPr>
         <w:pStyle w:val="Compact"/>
       </w:pPr>
@@ -11524,7 +11616,7 @@
       <w:pPr>
         <w:numPr>
           <w:ilvl w:val="0"/>
-          <w:numId w:val="1055"/>
+          <w:numId w:val="1056"/>
         </w:numPr>
         <w:pStyle w:val="Compact"/>
       </w:pPr>
@@ -11554,7 +11646,7 @@
       <w:pPr>
         <w:numPr>
           <w:ilvl w:val="0"/>
-          <w:numId w:val="1056"/>
+          <w:numId w:val="1057"/>
         </w:numPr>
         <w:pStyle w:val="Compact"/>
       </w:pPr>
@@ -11576,7 +11668,7 @@
       <w:pPr>
         <w:numPr>
           <w:ilvl w:val="0"/>
-          <w:numId w:val="1056"/>
+          <w:numId w:val="1057"/>
         </w:numPr>
         <w:pStyle w:val="Compact"/>
       </w:pPr>
@@ -11598,7 +11690,7 @@
       <w:pPr>
         <w:numPr>
           <w:ilvl w:val="0"/>
-          <w:numId w:val="1056"/>
+          <w:numId w:val="1057"/>
         </w:numPr>
         <w:pStyle w:val="Compact"/>
       </w:pPr>
@@ -11870,7 +11962,7 @@
       <w:pPr>
         <w:numPr>
           <w:ilvl w:val="0"/>
-          <w:numId w:val="1057"/>
+          <w:numId w:val="1058"/>
         </w:numPr>
         <w:pStyle w:val="Compact"/>
       </w:pPr>
@@ -11882,7 +11974,7 @@
       <w:pPr>
         <w:numPr>
           <w:ilvl w:val="0"/>
-          <w:numId w:val="1057"/>
+          <w:numId w:val="1058"/>
         </w:numPr>
         <w:pStyle w:val="Compact"/>
       </w:pPr>
@@ -11894,7 +11986,7 @@
       <w:pPr>
         <w:numPr>
           <w:ilvl w:val="0"/>
-          <w:numId w:val="1057"/>
+          <w:numId w:val="1058"/>
         </w:numPr>
         <w:pStyle w:val="Compact"/>
       </w:pPr>
@@ -11906,7 +11998,7 @@
       <w:pPr>
         <w:numPr>
           <w:ilvl w:val="0"/>
-          <w:numId w:val="1057"/>
+          <w:numId w:val="1058"/>
         </w:numPr>
         <w:pStyle w:val="Compact"/>
       </w:pPr>
@@ -11918,7 +12010,7 @@
       <w:pPr>
         <w:numPr>
           <w:ilvl w:val="0"/>
-          <w:numId w:val="1057"/>
+          <w:numId w:val="1058"/>
         </w:numPr>
         <w:pStyle w:val="Compact"/>
       </w:pPr>
@@ -11930,7 +12022,7 @@
       <w:pPr>
         <w:numPr>
           <w:ilvl w:val="0"/>
-          <w:numId w:val="1057"/>
+          <w:numId w:val="1058"/>
         </w:numPr>
         <w:pStyle w:val="Compact"/>
       </w:pPr>
@@ -11942,7 +12034,7 @@
       <w:pPr>
         <w:numPr>
           <w:ilvl w:val="0"/>
-          <w:numId w:val="1057"/>
+          <w:numId w:val="1058"/>
         </w:numPr>
         <w:pStyle w:val="Compact"/>
       </w:pPr>
@@ -11954,7 +12046,7 @@
       <w:pPr>
         <w:numPr>
           <w:ilvl w:val="0"/>
-          <w:numId w:val="1057"/>
+          <w:numId w:val="1058"/>
         </w:numPr>
         <w:pStyle w:val="Compact"/>
       </w:pPr>
@@ -12204,7 +12296,7 @@
       <w:pPr>
         <w:numPr>
           <w:ilvl w:val="0"/>
-          <w:numId w:val="1058"/>
+          <w:numId w:val="1059"/>
         </w:numPr>
         <w:pStyle w:val="Compact"/>
       </w:pPr>
@@ -12216,7 +12308,7 @@
       <w:pPr>
         <w:numPr>
           <w:ilvl w:val="0"/>
-          <w:numId w:val="1058"/>
+          <w:numId w:val="1059"/>
         </w:numPr>
         <w:pStyle w:val="Compact"/>
       </w:pPr>
@@ -12228,7 +12320,7 @@
       <w:pPr>
         <w:numPr>
           <w:ilvl w:val="0"/>
-          <w:numId w:val="1058"/>
+          <w:numId w:val="1059"/>
         </w:numPr>
         <w:pStyle w:val="Compact"/>
       </w:pPr>
@@ -12336,7 +12428,7 @@
       <w:pPr>
         <w:numPr>
           <w:ilvl w:val="0"/>
-          <w:numId w:val="1059"/>
+          <w:numId w:val="1060"/>
         </w:numPr>
         <w:pStyle w:val="Compact"/>
       </w:pPr>
@@ -12348,7 +12440,7 @@
       <w:pPr>
         <w:numPr>
           <w:ilvl w:val="0"/>
-          <w:numId w:val="1059"/>
+          <w:numId w:val="1060"/>
         </w:numPr>
         <w:pStyle w:val="Compact"/>
       </w:pPr>
@@ -12360,7 +12452,7 @@
       <w:pPr>
         <w:numPr>
           <w:ilvl w:val="0"/>
-          <w:numId w:val="1059"/>
+          <w:numId w:val="1060"/>
         </w:numPr>
         <w:pStyle w:val="Compact"/>
       </w:pPr>
@@ -12434,7 +12526,7 @@
       <w:pPr>
         <w:numPr>
           <w:ilvl w:val="0"/>
-          <w:numId w:val="1060"/>
+          <w:numId w:val="1061"/>
         </w:numPr>
         <w:pStyle w:val="Compact"/>
       </w:pPr>
@@ -12453,7 +12545,7 @@
       <w:pPr>
         <w:numPr>
           <w:ilvl w:val="0"/>
-          <w:numId w:val="1060"/>
+          <w:numId w:val="1061"/>
         </w:numPr>
         <w:pStyle w:val="Compact"/>
       </w:pPr>
@@ -12475,7 +12567,7 @@
       <w:pPr>
         <w:numPr>
           <w:ilvl w:val="0"/>
-          <w:numId w:val="1060"/>
+          <w:numId w:val="1061"/>
         </w:numPr>
         <w:pStyle w:val="Compact"/>
       </w:pPr>
@@ -12497,7 +12589,7 @@
       <w:pPr>
         <w:numPr>
           <w:ilvl w:val="0"/>
-          <w:numId w:val="1060"/>
+          <w:numId w:val="1061"/>
         </w:numPr>
         <w:pStyle w:val="Compact"/>
       </w:pPr>
@@ -13098,7 +13190,7 @@
       <w:pPr>
         <w:numPr>
           <w:ilvl w:val="0"/>
-          <w:numId w:val="1061"/>
+          <w:numId w:val="1062"/>
         </w:numPr>
         <w:pStyle w:val="Compact"/>
       </w:pPr>
@@ -13110,7 +13202,7 @@
       <w:pPr>
         <w:numPr>
           <w:ilvl w:val="0"/>
-          <w:numId w:val="1061"/>
+          <w:numId w:val="1062"/>
         </w:numPr>
         <w:pStyle w:val="Compact"/>
       </w:pPr>
@@ -13122,7 +13214,7 @@
       <w:pPr>
         <w:numPr>
           <w:ilvl w:val="0"/>
-          <w:numId w:val="1061"/>
+          <w:numId w:val="1062"/>
         </w:numPr>
         <w:pStyle w:val="Compact"/>
       </w:pPr>
@@ -13134,7 +13226,7 @@
       <w:pPr>
         <w:numPr>
           <w:ilvl w:val="0"/>
-          <w:numId w:val="1061"/>
+          <w:numId w:val="1062"/>
         </w:numPr>
         <w:pStyle w:val="Compact"/>
       </w:pPr>
@@ -13146,7 +13238,7 @@
       <w:pPr>
         <w:numPr>
           <w:ilvl w:val="0"/>
-          <w:numId w:val="1061"/>
+          <w:numId w:val="1062"/>
         </w:numPr>
         <w:pStyle w:val="Compact"/>
       </w:pPr>
@@ -13158,7 +13250,7 @@
       <w:pPr>
         <w:numPr>
           <w:ilvl w:val="0"/>
-          <w:numId w:val="1061"/>
+          <w:numId w:val="1062"/>
         </w:numPr>
         <w:pStyle w:val="Compact"/>
       </w:pPr>
@@ -13170,7 +13262,7 @@
       <w:pPr>
         <w:numPr>
           <w:ilvl w:val="0"/>
-          <w:numId w:val="1061"/>
+          <w:numId w:val="1062"/>
         </w:numPr>
         <w:pStyle w:val="Compact"/>
       </w:pPr>
@@ -13182,7 +13274,7 @@
       <w:pPr>
         <w:numPr>
           <w:ilvl w:val="0"/>
-          <w:numId w:val="1061"/>
+          <w:numId w:val="1062"/>
         </w:numPr>
         <w:pStyle w:val="Compact"/>
       </w:pPr>
@@ -13194,7 +13286,7 @@
       <w:pPr>
         <w:numPr>
           <w:ilvl w:val="0"/>
-          <w:numId w:val="1061"/>
+          <w:numId w:val="1062"/>
         </w:numPr>
         <w:pStyle w:val="Compact"/>
       </w:pPr>
@@ -13353,7 +13445,7 @@
       <w:pPr>
         <w:numPr>
           <w:ilvl w:val="0"/>
-          <w:numId w:val="1062"/>
+          <w:numId w:val="1063"/>
         </w:numPr>
         <w:pStyle w:val="Compact"/>
       </w:pPr>
@@ -13365,7 +13457,7 @@
       <w:pPr>
         <w:numPr>
           <w:ilvl w:val="0"/>
-          <w:numId w:val="1062"/>
+          <w:numId w:val="1063"/>
         </w:numPr>
         <w:pStyle w:val="Compact"/>
       </w:pPr>
@@ -13377,7 +13469,7 @@
       <w:pPr>
         <w:numPr>
           <w:ilvl w:val="0"/>
-          <w:numId w:val="1062"/>
+          <w:numId w:val="1063"/>
         </w:numPr>
         <w:pStyle w:val="Compact"/>
       </w:pPr>
@@ -13439,7 +13531,7 @@
       <w:pPr>
         <w:numPr>
           <w:ilvl w:val="0"/>
-          <w:numId w:val="1063"/>
+          <w:numId w:val="1064"/>
         </w:numPr>
         <w:pStyle w:val="Compact"/>
       </w:pPr>
@@ -13461,7 +13553,7 @@
       <w:pPr>
         <w:numPr>
           <w:ilvl w:val="0"/>
-          <w:numId w:val="1063"/>
+          <w:numId w:val="1064"/>
         </w:numPr>
         <w:pStyle w:val="Compact"/>
       </w:pPr>
@@ -13483,7 +13575,7 @@
       <w:pPr>
         <w:numPr>
           <w:ilvl w:val="0"/>
-          <w:numId w:val="1063"/>
+          <w:numId w:val="1064"/>
         </w:numPr>
         <w:pStyle w:val="Compact"/>
       </w:pPr>
@@ -13505,7 +13597,7 @@
       <w:pPr>
         <w:numPr>
           <w:ilvl w:val="0"/>
-          <w:numId w:val="1063"/>
+          <w:numId w:val="1064"/>
         </w:numPr>
         <w:pStyle w:val="Compact"/>
       </w:pPr>
@@ -13559,7 +13651,7 @@
       <w:pPr>
         <w:numPr>
           <w:ilvl w:val="0"/>
-          <w:numId w:val="1064"/>
+          <w:numId w:val="1065"/>
         </w:numPr>
         <w:pStyle w:val="Compact"/>
       </w:pPr>
@@ -13571,7 +13663,7 @@
       <w:pPr>
         <w:numPr>
           <w:ilvl w:val="0"/>
-          <w:numId w:val="1064"/>
+          <w:numId w:val="1065"/>
         </w:numPr>
         <w:pStyle w:val="Compact"/>
       </w:pPr>
@@ -13583,7 +13675,7 @@
       <w:pPr>
         <w:numPr>
           <w:ilvl w:val="0"/>
-          <w:numId w:val="1064"/>
+          <w:numId w:val="1065"/>
         </w:numPr>
         <w:pStyle w:val="Compact"/>
       </w:pPr>
@@ -13595,7 +13687,7 @@
       <w:pPr>
         <w:numPr>
           <w:ilvl w:val="0"/>
-          <w:numId w:val="1064"/>
+          <w:numId w:val="1065"/>
         </w:numPr>
         <w:pStyle w:val="Compact"/>
       </w:pPr>
@@ -13607,7 +13699,7 @@
       <w:pPr>
         <w:numPr>
           <w:ilvl w:val="0"/>
-          <w:numId w:val="1064"/>
+          <w:numId w:val="1065"/>
         </w:numPr>
         <w:pStyle w:val="Compact"/>
       </w:pPr>
@@ -13619,7 +13711,7 @@
       <w:pPr>
         <w:numPr>
           <w:ilvl w:val="0"/>
-          <w:numId w:val="1064"/>
+          <w:numId w:val="1065"/>
         </w:numPr>
         <w:pStyle w:val="Compact"/>
       </w:pPr>
@@ -13635,7 +13727,7 @@
       <w:pPr>
         <w:numPr>
           <w:ilvl w:val="0"/>
-          <w:numId w:val="1064"/>
+          <w:numId w:val="1065"/>
         </w:numPr>
         <w:pStyle w:val="Compact"/>
       </w:pPr>
@@ -13651,7 +13743,7 @@
       <w:pPr>
         <w:numPr>
           <w:ilvl w:val="0"/>
-          <w:numId w:val="1064"/>
+          <w:numId w:val="1065"/>
         </w:numPr>
         <w:pStyle w:val="Compact"/>
       </w:pPr>
@@ -13667,7 +13759,7 @@
       <w:pPr>
         <w:numPr>
           <w:ilvl w:val="0"/>
-          <w:numId w:val="1064"/>
+          <w:numId w:val="1065"/>
         </w:numPr>
         <w:pStyle w:val="Compact"/>
       </w:pPr>
@@ -13755,7 +13847,7 @@
       <w:pPr>
         <w:numPr>
           <w:ilvl w:val="0"/>
-          <w:numId w:val="1065"/>
+          <w:numId w:val="1066"/>
         </w:numPr>
         <w:pStyle w:val="Compact"/>
       </w:pPr>
@@ -13777,7 +13869,7 @@
       <w:pPr>
         <w:numPr>
           <w:ilvl w:val="0"/>
-          <w:numId w:val="1065"/>
+          <w:numId w:val="1066"/>
         </w:numPr>
         <w:pStyle w:val="Compact"/>
       </w:pPr>
@@ -13799,7 +13891,7 @@
       <w:pPr>
         <w:numPr>
           <w:ilvl w:val="0"/>
-          <w:numId w:val="1065"/>
+          <w:numId w:val="1066"/>
         </w:numPr>
         <w:pStyle w:val="Compact"/>
       </w:pPr>
@@ -13911,7 +14003,7 @@
       <w:pPr>
         <w:numPr>
           <w:ilvl w:val="0"/>
-          <w:numId w:val="1066"/>
+          <w:numId w:val="1067"/>
         </w:numPr>
         <w:pStyle w:val="Compact"/>
       </w:pPr>
@@ -13945,7 +14037,7 @@
       <w:pPr>
         <w:numPr>
           <w:ilvl w:val="0"/>
-          <w:numId w:val="1066"/>
+          <w:numId w:val="1067"/>
         </w:numPr>
         <w:pStyle w:val="Compact"/>
       </w:pPr>
@@ -13967,7 +14059,7 @@
       <w:pPr>
         <w:numPr>
           <w:ilvl w:val="0"/>
-          <w:numId w:val="1066"/>
+          <w:numId w:val="1067"/>
         </w:numPr>
         <w:pStyle w:val="Compact"/>
       </w:pPr>
@@ -13989,7 +14081,7 @@
       <w:pPr>
         <w:numPr>
           <w:ilvl w:val="0"/>
-          <w:numId w:val="1066"/>
+          <w:numId w:val="1067"/>
         </w:numPr>
         <w:pStyle w:val="Compact"/>
       </w:pPr>
@@ -14011,7 +14103,7 @@
       <w:pPr>
         <w:numPr>
           <w:ilvl w:val="0"/>
-          <w:numId w:val="1066"/>
+          <w:numId w:val="1067"/>
         </w:numPr>
         <w:pStyle w:val="Compact"/>
       </w:pPr>
@@ -14033,7 +14125,7 @@
       <w:pPr>
         <w:numPr>
           <w:ilvl w:val="0"/>
-          <w:numId w:val="1066"/>
+          <w:numId w:val="1067"/>
         </w:numPr>
         <w:pStyle w:val="Compact"/>
       </w:pPr>
@@ -14129,7 +14221,7 @@
       <w:pPr>
         <w:numPr>
           <w:ilvl w:val="0"/>
-          <w:numId w:val="1067"/>
+          <w:numId w:val="1068"/>
         </w:numPr>
         <w:pStyle w:val="Compact"/>
       </w:pPr>
@@ -14163,7 +14255,7 @@
       <w:pPr>
         <w:numPr>
           <w:ilvl w:val="0"/>
-          <w:numId w:val="1067"/>
+          <w:numId w:val="1068"/>
         </w:numPr>
         <w:pStyle w:val="Compact"/>
       </w:pPr>
@@ -14197,7 +14289,7 @@
       <w:pPr>
         <w:numPr>
           <w:ilvl w:val="0"/>
-          <w:numId w:val="1067"/>
+          <w:numId w:val="1068"/>
         </w:numPr>
         <w:pStyle w:val="Compact"/>
       </w:pPr>
@@ -14281,7 +14373,7 @@
       <w:pPr>
         <w:numPr>
           <w:ilvl w:val="0"/>
-          <w:numId w:val="1068"/>
+          <w:numId w:val="1069"/>
         </w:numPr>
         <w:pStyle w:val="Compact"/>
       </w:pPr>
@@ -14293,7 +14385,7 @@
       <w:pPr>
         <w:numPr>
           <w:ilvl w:val="0"/>
-          <w:numId w:val="1068"/>
+          <w:numId w:val="1069"/>
         </w:numPr>
         <w:pStyle w:val="Compact"/>
       </w:pPr>
@@ -14305,7 +14397,7 @@
       <w:pPr>
         <w:numPr>
           <w:ilvl w:val="0"/>
-          <w:numId w:val="1068"/>
+          <w:numId w:val="1069"/>
         </w:numPr>
         <w:pStyle w:val="Compact"/>
       </w:pPr>
@@ -14317,7 +14409,7 @@
       <w:pPr>
         <w:numPr>
           <w:ilvl w:val="0"/>
-          <w:numId w:val="1068"/>
+          <w:numId w:val="1069"/>
         </w:numPr>
         <w:pStyle w:val="Compact"/>
       </w:pPr>
@@ -14329,7 +14421,7 @@
       <w:pPr>
         <w:numPr>
           <w:ilvl w:val="0"/>
-          <w:numId w:val="1068"/>
+          <w:numId w:val="1069"/>
         </w:numPr>
         <w:pStyle w:val="Compact"/>
       </w:pPr>
@@ -14399,7 +14491,7 @@
       <w:pPr>
         <w:numPr>
           <w:ilvl w:val="0"/>
-          <w:numId w:val="1069"/>
+          <w:numId w:val="1070"/>
         </w:numPr>
         <w:pStyle w:val="Compact"/>
       </w:pPr>
@@ -14451,7 +14543,7 @@
       <w:pPr>
         <w:numPr>
           <w:ilvl w:val="0"/>
-          <w:numId w:val="1069"/>
+          <w:numId w:val="1070"/>
         </w:numPr>
         <w:pStyle w:val="Compact"/>
       </w:pPr>
@@ -14491,7 +14583,7 @@
       <w:pPr>
         <w:numPr>
           <w:ilvl w:val="0"/>
-          <w:numId w:val="1069"/>
+          <w:numId w:val="1070"/>
         </w:numPr>
         <w:pStyle w:val="Compact"/>
       </w:pPr>
@@ -14709,11 +14801,21 @@
         <w:t xml:space="preserve"> </w:t>
       </w:r>
       <w:r>
-        <w:t xml:space="preserve">Best for entrepreneurs and the self-employed who want to scale without W2 verification. Approval rides on the property’s ability to pay for itself; lenders want projected income of at least 1.0–1.25x the monthly payment. Requirements: 15% down, 660–700+ credit, an STR income projection from a market-data tool or a property manager, and a location that doesn’t restrict STRs. Here’s what it looks like in real life. My friends Diane and Jon, full-service clients of ours, bought a home called Gatewood Orchard in the same corner of West Virginia as our other properties. It wasn’t a true vacation home, so the 10% second-home loan was off the table; they went with a typical 15%-down DSCR program that underwrites short-term-rental rent (the right answer to the question in Chapter 7) and put $37,370 down on a $230,000 purchase, with a $5,000 seller credit negotiated in. One year later it reappraised at $322,000, and it grossed $81,210.38 in its first year live. If you’re busy, notice that they hired Teeco for the whole thing (finding the home, design, setup, coaching, and management).</w:t>
-      </w:r>
-      <w:r>
-        <w:t xml:space="preserve"> </w:t>
-      </w:r>
+        <w:t xml:space="preserve">Best for entrepreneurs and the self-employed who want to scale without W2 verification. Approval rides on the property’s ability to pay for itself; lenders want projected income of at least 1.0–1.25x the monthly payment. Requirements: 15% down, 660–700+ credit, an STR income projection from a market-data tool or a property manager, and a location that doesn’t restrict STRs.</w:t>
+      </w:r>
+    </w:p>
+    <w:p>
+      <w:pPr>
+        <w:pStyle w:val="BodyText"/>
+      </w:pPr>
+      <w:r>
+        <w:t xml:space="preserve">Here’s what it looks like in real life. My friends Diane and Jon, full-service clients of ours, bought a home called Gatewood Orchard in the same corner of West Virginia as our other properties. It wasn’t a true vacation home, so the 10% second-home loan was off the table; they went with a typical 15%-down DSCR program that underwrites short-term-rental rent (the right answer to the question in Chapter 7) and put $37,370 down on a $230,000 purchase, with a $5,000 seller credit negotiated in. One year later it reappraised at $322,000, and it grossed $81,210.38 in its first year live. If you’re busy, notice that they hired Teeco for the whole thing: finding the home, design, setup, coaching, and management.</w:t>
+      </w:r>
+    </w:p>
+    <w:p>
+      <w:pPr>
+        <w:pStyle w:val="BodyText"/>
+      </w:pPr>
       <w:r>
         <w:rPr>
           <w:iCs/>
@@ -14781,9 +14883,11 @@
       <w:r>
         <w:t xml:space="preserve">Best for covering a big slice of the furnishing and setup bill without draining your down payment. You get 6–18 months interest-free, which is breathing room to get listed and profitable before paying it down. The rule stands. If you put $30K on a 0% card, that $30K goes in your ROI calculation. It’s still real debt.</w:t>
       </w:r>
-      <w:r>
-        <w:t xml:space="preserve"> </w:t>
-      </w:r>
+    </w:p>
+    <w:p>
+      <w:pPr>
+        <w:pStyle w:val="BodyText"/>
+      </w:pPr>
       <w:r>
         <w:rPr>
           <w:iCs/>
@@ -14795,7 +14899,23 @@
         <w:t xml:space="preserve"> </w:t>
       </w:r>
       <w:r>
-        <w:t xml:space="preserve">apply for 2–3 cards inside the same day or two, starting with Chase (historically the strictest issuer about recent applications). Each application is its own hard pull either way; the tight window just means issuer two hasn’t seen issuer one’s inquiry yet. Nothing dishonest about the timing, but know that’s what you’re doing. If any application asks about other recent or pending credit requests, answer truthfully, even if it costs you the approval. And read each cardmember agreement before you rely on it: intro-APR terms, business-use requirements, and balance-transfer rules vary by issuer and change without notice. This is not lending or credit advice. Use the cards for high-ticket items: beds, sofas, appliances, fire pits. Set a reminder 60 days before each 0% promo ends and aim to pay off within 9–12 months from Airbnb income. Scaling hack: spread across Chase, Amex, Capital One, and US Bank, and request limit increases every 3–6 months (usually a soft pull if you haven’t missed a payment). LLC or sole proprietor, either way, one business can carry 3–5 cards from different issuers at $10K–$30K+ each.</w:t>
+        <w:t xml:space="preserve">apply for 2–3 cards inside the same day or two, starting with Chase (historically the strictest issuer about recent applications). Each application is its own hard pull either way; the tight window just means issuer two hasn’t seen issuer one’s inquiry yet. Nothing dishonest about the timing, but know that’s what you’re doing. If any application asks about other recent or pending credit requests, answer truthfully, even if it costs you the approval.</w:t>
+      </w:r>
+    </w:p>
+    <w:p>
+      <w:pPr>
+        <w:pStyle w:val="BodyText"/>
+      </w:pPr>
+      <w:r>
+        <w:t xml:space="preserve">And read each cardmember agreement before you rely on it: intro-APR terms, business-use requirements, and balance-transfer rules vary by issuer and change without notice. This is not lending or credit advice.</w:t>
+      </w:r>
+    </w:p>
+    <w:p>
+      <w:pPr>
+        <w:pStyle w:val="BodyText"/>
+      </w:pPr>
+      <w:r>
+        <w:t xml:space="preserve">Use the cards for high-ticket items: beds, sofas, appliances, fire pits. Set a reminder 60 days before each 0% promo ends and aim to pay off within 9–12 months from Airbnb income. Scaling hack: spread across Chase, Amex, Capital One, and US Bank, and request limit increases every 3–6 months (usually a soft pull if you haven’t missed a payment). LLC or sole proprietor, either way, one business can carry 3–5 cards from different issuers at $10K–$30K+ each.</w:t>
       </w:r>
     </w:p>
     <w:bookmarkEnd w:id="118"/>
@@ -14832,7 +14952,7 @@
       <w:pPr>
         <w:numPr>
           <w:ilvl w:val="0"/>
-          <w:numId w:val="1070"/>
+          <w:numId w:val="1071"/>
         </w:numPr>
         <w:pStyle w:val="Compact"/>
       </w:pPr>
@@ -14844,7 +14964,7 @@
       <w:pPr>
         <w:numPr>
           <w:ilvl w:val="0"/>
-          <w:numId w:val="1070"/>
+          <w:numId w:val="1071"/>
         </w:numPr>
         <w:pStyle w:val="Compact"/>
       </w:pPr>
@@ -14856,7 +14976,7 @@
       <w:pPr>
         <w:numPr>
           <w:ilvl w:val="0"/>
-          <w:numId w:val="1070"/>
+          <w:numId w:val="1071"/>
         </w:numPr>
         <w:pStyle w:val="Compact"/>
       </w:pPr>
@@ -14868,7 +14988,7 @@
       <w:pPr>
         <w:numPr>
           <w:ilvl w:val="0"/>
-          <w:numId w:val="1070"/>
+          <w:numId w:val="1071"/>
         </w:numPr>
         <w:pStyle w:val="Compact"/>
       </w:pPr>
@@ -14880,7 +15000,7 @@
       <w:pPr>
         <w:numPr>
           <w:ilvl w:val="0"/>
-          <w:numId w:val="1070"/>
+          <w:numId w:val="1071"/>
         </w:numPr>
         <w:pStyle w:val="Compact"/>
       </w:pPr>
@@ -14896,7 +15016,7 @@
       <w:pPr>
         <w:numPr>
           <w:ilvl w:val="0"/>
-          <w:numId w:val="1070"/>
+          <w:numId w:val="1071"/>
         </w:numPr>
         <w:pStyle w:val="Compact"/>
       </w:pPr>
@@ -14912,7 +15032,7 @@
       <w:pPr>
         <w:numPr>
           <w:ilvl w:val="0"/>
-          <w:numId w:val="1070"/>
+          <w:numId w:val="1071"/>
         </w:numPr>
         <w:pStyle w:val="Compact"/>
       </w:pPr>
@@ -14998,7 +15118,7 @@
       <w:pPr>
         <w:numPr>
           <w:ilvl w:val="0"/>
-          <w:numId w:val="1071"/>
+          <w:numId w:val="1072"/>
         </w:numPr>
         <w:pStyle w:val="Compact"/>
       </w:pPr>
@@ -15040,7 +15160,7 @@
       <w:pPr>
         <w:numPr>
           <w:ilvl w:val="0"/>
-          <w:numId w:val="1071"/>
+          <w:numId w:val="1072"/>
         </w:numPr>
         <w:pStyle w:val="Compact"/>
       </w:pPr>
@@ -15052,7 +15172,7 @@
       <w:pPr>
         <w:numPr>
           <w:ilvl w:val="0"/>
-          <w:numId w:val="1071"/>
+          <w:numId w:val="1072"/>
         </w:numPr>
         <w:pStyle w:val="Compact"/>
       </w:pPr>
@@ -15064,7 +15184,7 @@
       <w:pPr>
         <w:numPr>
           <w:ilvl w:val="0"/>
-          <w:numId w:val="1071"/>
+          <w:numId w:val="1072"/>
         </w:numPr>
         <w:pStyle w:val="Compact"/>
       </w:pPr>
@@ -15076,7 +15196,7 @@
       <w:pPr>
         <w:numPr>
           <w:ilvl w:val="0"/>
-          <w:numId w:val="1071"/>
+          <w:numId w:val="1072"/>
         </w:numPr>
         <w:pStyle w:val="Compact"/>
       </w:pPr>
@@ -15088,7 +15208,7 @@
       <w:pPr>
         <w:numPr>
           <w:ilvl w:val="0"/>
-          <w:numId w:val="1071"/>
+          <w:numId w:val="1072"/>
         </w:numPr>
         <w:pStyle w:val="Compact"/>
       </w:pPr>
@@ -15100,7 +15220,7 @@
       <w:pPr>
         <w:numPr>
           <w:ilvl w:val="0"/>
-          <w:numId w:val="1071"/>
+          <w:numId w:val="1072"/>
         </w:numPr>
         <w:pStyle w:val="Compact"/>
       </w:pPr>
@@ -15112,7 +15232,7 @@
       <w:pPr>
         <w:numPr>
           <w:ilvl w:val="0"/>
-          <w:numId w:val="1071"/>
+          <w:numId w:val="1072"/>
         </w:numPr>
         <w:pStyle w:val="Compact"/>
       </w:pPr>
@@ -15124,7 +15244,7 @@
       <w:pPr>
         <w:numPr>
           <w:ilvl w:val="0"/>
-          <w:numId w:val="1071"/>
+          <w:numId w:val="1072"/>
         </w:numPr>
         <w:pStyle w:val="Compact"/>
       </w:pPr>
@@ -15317,7 +15437,7 @@
       <w:pPr>
         <w:numPr>
           <w:ilvl w:val="0"/>
-          <w:numId w:val="1072"/>
+          <w:numId w:val="1073"/>
         </w:numPr>
         <w:pStyle w:val="Compact"/>
       </w:pPr>
@@ -15339,7 +15459,7 @@
       <w:pPr>
         <w:numPr>
           <w:ilvl w:val="0"/>
-          <w:numId w:val="1072"/>
+          <w:numId w:val="1073"/>
         </w:numPr>
         <w:pStyle w:val="Compact"/>
       </w:pPr>
@@ -15361,7 +15481,7 @@
       <w:pPr>
         <w:numPr>
           <w:ilvl w:val="0"/>
-          <w:numId w:val="1072"/>
+          <w:numId w:val="1073"/>
         </w:numPr>
         <w:pStyle w:val="Compact"/>
       </w:pPr>
@@ -15633,7 +15753,7 @@
       <w:pPr>
         <w:numPr>
           <w:ilvl w:val="0"/>
-          <w:numId w:val="1073"/>
+          <w:numId w:val="1074"/>
         </w:numPr>
         <w:pStyle w:val="Compact"/>
       </w:pPr>
@@ -15655,7 +15775,7 @@
       <w:pPr>
         <w:numPr>
           <w:ilvl w:val="0"/>
-          <w:numId w:val="1073"/>
+          <w:numId w:val="1074"/>
         </w:numPr>
         <w:pStyle w:val="Compact"/>
       </w:pPr>
@@ -15677,7 +15797,7 @@
       <w:pPr>
         <w:numPr>
           <w:ilvl w:val="0"/>
-          <w:numId w:val="1073"/>
+          <w:numId w:val="1074"/>
         </w:numPr>
         <w:pStyle w:val="Compact"/>
       </w:pPr>
@@ -15699,7 +15819,7 @@
       <w:pPr>
         <w:numPr>
           <w:ilvl w:val="0"/>
-          <w:numId w:val="1073"/>
+          <w:numId w:val="1074"/>
         </w:numPr>
         <w:pStyle w:val="Compact"/>
       </w:pPr>
@@ -16121,7 +16241,7 @@
       <w:pPr>
         <w:numPr>
           <w:ilvl w:val="0"/>
-          <w:numId w:val="1074"/>
+          <w:numId w:val="1075"/>
         </w:numPr>
         <w:pStyle w:val="Compact"/>
       </w:pPr>
@@ -16143,7 +16263,7 @@
       <w:pPr>
         <w:numPr>
           <w:ilvl w:val="0"/>
-          <w:numId w:val="1074"/>
+          <w:numId w:val="1075"/>
         </w:numPr>
         <w:pStyle w:val="Compact"/>
       </w:pPr>
@@ -16165,7 +16285,7 @@
       <w:pPr>
         <w:numPr>
           <w:ilvl w:val="0"/>
-          <w:numId w:val="1074"/>
+          <w:numId w:val="1075"/>
         </w:numPr>
         <w:pStyle w:val="Compact"/>
       </w:pPr>
@@ -16187,7 +16307,7 @@
       <w:pPr>
         <w:numPr>
           <w:ilvl w:val="0"/>
-          <w:numId w:val="1074"/>
+          <w:numId w:val="1075"/>
         </w:numPr>
         <w:pStyle w:val="Compact"/>
       </w:pPr>
@@ -16209,7 +16329,7 @@
       <w:pPr>
         <w:numPr>
           <w:ilvl w:val="0"/>
-          <w:numId w:val="1074"/>
+          <w:numId w:val="1075"/>
         </w:numPr>
         <w:pStyle w:val="Compact"/>
       </w:pPr>
@@ -16231,7 +16351,7 @@
       <w:pPr>
         <w:numPr>
           <w:ilvl w:val="0"/>
-          <w:numId w:val="1074"/>
+          <w:numId w:val="1075"/>
         </w:numPr>
         <w:pStyle w:val="Compact"/>
       </w:pPr>
@@ -16269,7 +16389,7 @@
       <w:pPr>
         <w:numPr>
           <w:ilvl w:val="0"/>
-          <w:numId w:val="1075"/>
+          <w:numId w:val="1076"/>
         </w:numPr>
         <w:pStyle w:val="Compact"/>
       </w:pPr>
@@ -16291,7 +16411,7 @@
       <w:pPr>
         <w:numPr>
           <w:ilvl w:val="0"/>
-          <w:numId w:val="1075"/>
+          <w:numId w:val="1076"/>
         </w:numPr>
         <w:pStyle w:val="Compact"/>
       </w:pPr>
@@ -16313,7 +16433,7 @@
       <w:pPr>
         <w:numPr>
           <w:ilvl w:val="0"/>
-          <w:numId w:val="1075"/>
+          <w:numId w:val="1076"/>
         </w:numPr>
         <w:pStyle w:val="Compact"/>
       </w:pPr>
@@ -16335,7 +16455,7 @@
       <w:pPr>
         <w:numPr>
           <w:ilvl w:val="0"/>
-          <w:numId w:val="1075"/>
+          <w:numId w:val="1076"/>
         </w:numPr>
         <w:pStyle w:val="Compact"/>
       </w:pPr>
@@ -16409,7 +16529,7 @@
       <w:pPr>
         <w:numPr>
           <w:ilvl w:val="0"/>
-          <w:numId w:val="1076"/>
+          <w:numId w:val="1077"/>
         </w:numPr>
         <w:pStyle w:val="Compact"/>
       </w:pPr>
@@ -16421,7 +16541,7 @@
       <w:pPr>
         <w:numPr>
           <w:ilvl w:val="0"/>
-          <w:numId w:val="1076"/>
+          <w:numId w:val="1077"/>
         </w:numPr>
         <w:pStyle w:val="Compact"/>
       </w:pPr>
@@ -16433,7 +16553,7 @@
       <w:pPr>
         <w:numPr>
           <w:ilvl w:val="0"/>
-          <w:numId w:val="1076"/>
+          <w:numId w:val="1077"/>
         </w:numPr>
         <w:pStyle w:val="Compact"/>
       </w:pPr>
@@ -16445,7 +16565,7 @@
       <w:pPr>
         <w:numPr>
           <w:ilvl w:val="0"/>
-          <w:numId w:val="1076"/>
+          <w:numId w:val="1077"/>
         </w:numPr>
         <w:pStyle w:val="Compact"/>
       </w:pPr>
@@ -16457,7 +16577,7 @@
       <w:pPr>
         <w:numPr>
           <w:ilvl w:val="0"/>
-          <w:numId w:val="1076"/>
+          <w:numId w:val="1077"/>
         </w:numPr>
         <w:pStyle w:val="Compact"/>
       </w:pPr>
@@ -16469,7 +16589,7 @@
       <w:pPr>
         <w:numPr>
           <w:ilvl w:val="0"/>
-          <w:numId w:val="1076"/>
+          <w:numId w:val="1077"/>
         </w:numPr>
         <w:pStyle w:val="Compact"/>
       </w:pPr>
@@ -16481,7 +16601,7 @@
       <w:pPr>
         <w:numPr>
           <w:ilvl w:val="0"/>
-          <w:numId w:val="1076"/>
+          <w:numId w:val="1077"/>
         </w:numPr>
         <w:pStyle w:val="Compact"/>
       </w:pPr>
@@ -16493,7 +16613,7 @@
       <w:pPr>
         <w:numPr>
           <w:ilvl w:val="0"/>
-          <w:numId w:val="1076"/>
+          <w:numId w:val="1077"/>
         </w:numPr>
         <w:pStyle w:val="Compact"/>
       </w:pPr>
@@ -16505,7 +16625,7 @@
       <w:pPr>
         <w:numPr>
           <w:ilvl w:val="0"/>
-          <w:numId w:val="1076"/>
+          <w:numId w:val="1077"/>
         </w:numPr>
         <w:pStyle w:val="Compact"/>
       </w:pPr>
@@ -16517,7 +16637,7 @@
       <w:pPr>
         <w:numPr>
           <w:ilvl w:val="0"/>
-          <w:numId w:val="1076"/>
+          <w:numId w:val="1077"/>
         </w:numPr>
         <w:pStyle w:val="Compact"/>
       </w:pPr>
@@ -16995,7 +17115,7 @@
       <w:pPr>
         <w:numPr>
           <w:ilvl w:val="0"/>
-          <w:numId w:val="1077"/>
+          <w:numId w:val="1078"/>
         </w:numPr>
         <w:pStyle w:val="Compact"/>
       </w:pPr>
@@ -17017,7 +17137,7 @@
       <w:pPr>
         <w:numPr>
           <w:ilvl w:val="0"/>
-          <w:numId w:val="1077"/>
+          <w:numId w:val="1078"/>
         </w:numPr>
         <w:pStyle w:val="Compact"/>
       </w:pPr>
@@ -17039,7 +17159,7 @@
       <w:pPr>
         <w:numPr>
           <w:ilvl w:val="0"/>
-          <w:numId w:val="1077"/>
+          <w:numId w:val="1078"/>
         </w:numPr>
         <w:pStyle w:val="Compact"/>
       </w:pPr>
@@ -17087,7 +17207,7 @@
       <w:pPr>
         <w:numPr>
           <w:ilvl w:val="0"/>
-          <w:numId w:val="1078"/>
+          <w:numId w:val="1079"/>
         </w:numPr>
         <w:pStyle w:val="Compact"/>
       </w:pPr>
@@ -17109,7 +17229,7 @@
       <w:pPr>
         <w:numPr>
           <w:ilvl w:val="0"/>
-          <w:numId w:val="1078"/>
+          <w:numId w:val="1079"/>
         </w:numPr>
         <w:pStyle w:val="Compact"/>
       </w:pPr>
@@ -17131,7 +17251,7 @@
       <w:pPr>
         <w:numPr>
           <w:ilvl w:val="0"/>
-          <w:numId w:val="1078"/>
+          <w:numId w:val="1079"/>
         </w:numPr>
         <w:pStyle w:val="Compact"/>
       </w:pPr>
@@ -17153,7 +17273,7 @@
       <w:pPr>
         <w:numPr>
           <w:ilvl w:val="0"/>
-          <w:numId w:val="1078"/>
+          <w:numId w:val="1079"/>
         </w:numPr>
         <w:pStyle w:val="Compact"/>
       </w:pPr>
@@ -17219,7 +17339,7 @@
       <w:pPr>
         <w:numPr>
           <w:ilvl w:val="0"/>
-          <w:numId w:val="1079"/>
+          <w:numId w:val="1080"/>
         </w:numPr>
         <w:pStyle w:val="Compact"/>
       </w:pPr>
@@ -17241,7 +17361,7 @@
       <w:pPr>
         <w:numPr>
           <w:ilvl w:val="0"/>
-          <w:numId w:val="1079"/>
+          <w:numId w:val="1080"/>
         </w:numPr>
         <w:pStyle w:val="Compact"/>
       </w:pPr>
@@ -17263,7 +17383,7 @@
       <w:pPr>
         <w:numPr>
           <w:ilvl w:val="0"/>
-          <w:numId w:val="1079"/>
+          <w:numId w:val="1080"/>
         </w:numPr>
         <w:pStyle w:val="Compact"/>
       </w:pPr>
@@ -17285,7 +17405,7 @@
       <w:pPr>
         <w:numPr>
           <w:ilvl w:val="0"/>
-          <w:numId w:val="1079"/>
+          <w:numId w:val="1080"/>
         </w:numPr>
         <w:pStyle w:val="Compact"/>
       </w:pPr>
@@ -17337,7 +17457,7 @@
       <w:pPr>
         <w:numPr>
           <w:ilvl w:val="0"/>
-          <w:numId w:val="1080"/>
+          <w:numId w:val="1081"/>
         </w:numPr>
         <w:pStyle w:val="Compact"/>
       </w:pPr>
@@ -17349,7 +17469,7 @@
       <w:pPr>
         <w:numPr>
           <w:ilvl w:val="0"/>
-          <w:numId w:val="1080"/>
+          <w:numId w:val="1081"/>
         </w:numPr>
         <w:pStyle w:val="Compact"/>
       </w:pPr>
@@ -17361,7 +17481,7 @@
       <w:pPr>
         <w:numPr>
           <w:ilvl w:val="0"/>
-          <w:numId w:val="1080"/>
+          <w:numId w:val="1081"/>
         </w:numPr>
         <w:pStyle w:val="Compact"/>
       </w:pPr>
@@ -17385,7 +17505,7 @@
       <w:pPr>
         <w:numPr>
           <w:ilvl w:val="0"/>
-          <w:numId w:val="1081"/>
+          <w:numId w:val="1082"/>
         </w:numPr>
         <w:pStyle w:val="Compact"/>
       </w:pPr>
@@ -17397,7 +17517,7 @@
       <w:pPr>
         <w:numPr>
           <w:ilvl w:val="0"/>
-          <w:numId w:val="1081"/>
+          <w:numId w:val="1082"/>
         </w:numPr>
         <w:pStyle w:val="Compact"/>
       </w:pPr>
@@ -17409,7 +17529,7 @@
       <w:pPr>
         <w:numPr>
           <w:ilvl w:val="0"/>
-          <w:numId w:val="1081"/>
+          <w:numId w:val="1082"/>
         </w:numPr>
         <w:pStyle w:val="Compact"/>
       </w:pPr>
@@ -17433,7 +17553,7 @@
       <w:pPr>
         <w:numPr>
           <w:ilvl w:val="0"/>
-          <w:numId w:val="1082"/>
+          <w:numId w:val="1083"/>
         </w:numPr>
         <w:pStyle w:val="Compact"/>
       </w:pPr>
@@ -17445,7 +17565,7 @@
       <w:pPr>
         <w:numPr>
           <w:ilvl w:val="0"/>
-          <w:numId w:val="1082"/>
+          <w:numId w:val="1083"/>
         </w:numPr>
         <w:pStyle w:val="Compact"/>
       </w:pPr>
@@ -17457,7 +17577,7 @@
       <w:pPr>
         <w:numPr>
           <w:ilvl w:val="0"/>
-          <w:numId w:val="1082"/>
+          <w:numId w:val="1083"/>
         </w:numPr>
         <w:pStyle w:val="Compact"/>
       </w:pPr>
@@ -17481,7 +17601,7 @@
       <w:pPr>
         <w:numPr>
           <w:ilvl w:val="0"/>
-          <w:numId w:val="1083"/>
+          <w:numId w:val="1084"/>
         </w:numPr>
         <w:pStyle w:val="Compact"/>
       </w:pPr>
@@ -17493,7 +17613,7 @@
       <w:pPr>
         <w:numPr>
           <w:ilvl w:val="0"/>
-          <w:numId w:val="1083"/>
+          <w:numId w:val="1084"/>
         </w:numPr>
         <w:pStyle w:val="Compact"/>
       </w:pPr>
@@ -17505,7 +17625,7 @@
       <w:pPr>
         <w:numPr>
           <w:ilvl w:val="0"/>
-          <w:numId w:val="1083"/>
+          <w:numId w:val="1084"/>
         </w:numPr>
         <w:pStyle w:val="Compact"/>
       </w:pPr>
@@ -17539,7 +17659,7 @@
       <w:pPr>
         <w:numPr>
           <w:ilvl w:val="0"/>
-          <w:numId w:val="1084"/>
+          <w:numId w:val="1085"/>
         </w:numPr>
         <w:pStyle w:val="Compact"/>
       </w:pPr>
@@ -17551,7 +17671,7 @@
       <w:pPr>
         <w:numPr>
           <w:ilvl w:val="0"/>
-          <w:numId w:val="1084"/>
+          <w:numId w:val="1085"/>
         </w:numPr>
         <w:pStyle w:val="Compact"/>
       </w:pPr>
@@ -17563,7 +17683,7 @@
       <w:pPr>
         <w:numPr>
           <w:ilvl w:val="0"/>
-          <w:numId w:val="1084"/>
+          <w:numId w:val="1085"/>
         </w:numPr>
         <w:pStyle w:val="Compact"/>
       </w:pPr>
@@ -17575,7 +17695,7 @@
       <w:pPr>
         <w:numPr>
           <w:ilvl w:val="0"/>
-          <w:numId w:val="1084"/>
+          <w:numId w:val="1085"/>
         </w:numPr>
         <w:pStyle w:val="Compact"/>
       </w:pPr>
@@ -17599,7 +17719,7 @@
       <w:pPr>
         <w:numPr>
           <w:ilvl w:val="0"/>
-          <w:numId w:val="1085"/>
+          <w:numId w:val="1086"/>
         </w:numPr>
         <w:pStyle w:val="Compact"/>
       </w:pPr>
@@ -17611,7 +17731,7 @@
       <w:pPr>
         <w:numPr>
           <w:ilvl w:val="0"/>
-          <w:numId w:val="1085"/>
+          <w:numId w:val="1086"/>
         </w:numPr>
         <w:pStyle w:val="Compact"/>
       </w:pPr>
@@ -17623,7 +17743,7 @@
       <w:pPr>
         <w:numPr>
           <w:ilvl w:val="0"/>
-          <w:numId w:val="1085"/>
+          <w:numId w:val="1086"/>
         </w:numPr>
         <w:pStyle w:val="Compact"/>
       </w:pPr>
@@ -17635,7 +17755,7 @@
       <w:pPr>
         <w:numPr>
           <w:ilvl w:val="0"/>
-          <w:numId w:val="1085"/>
+          <w:numId w:val="1086"/>
         </w:numPr>
         <w:pStyle w:val="Compact"/>
       </w:pPr>
@@ -17659,7 +17779,7 @@
       <w:pPr>
         <w:numPr>
           <w:ilvl w:val="0"/>
-          <w:numId w:val="1086"/>
+          <w:numId w:val="1087"/>
         </w:numPr>
         <w:pStyle w:val="Compact"/>
       </w:pPr>
@@ -17671,7 +17791,7 @@
       <w:pPr>
         <w:numPr>
           <w:ilvl w:val="0"/>
-          <w:numId w:val="1086"/>
+          <w:numId w:val="1087"/>
         </w:numPr>
         <w:pStyle w:val="Compact"/>
       </w:pPr>
@@ -17683,7 +17803,7 @@
       <w:pPr>
         <w:numPr>
           <w:ilvl w:val="0"/>
-          <w:numId w:val="1086"/>
+          <w:numId w:val="1087"/>
         </w:numPr>
         <w:pStyle w:val="Compact"/>
       </w:pPr>
@@ -17695,7 +17815,7 @@
       <w:pPr>
         <w:numPr>
           <w:ilvl w:val="0"/>
-          <w:numId w:val="1086"/>
+          <w:numId w:val="1087"/>
         </w:numPr>
         <w:pStyle w:val="Compact"/>
       </w:pPr>
@@ -17719,7 +17839,7 @@
       <w:pPr>
         <w:numPr>
           <w:ilvl w:val="0"/>
-          <w:numId w:val="1087"/>
+          <w:numId w:val="1088"/>
         </w:numPr>
         <w:pStyle w:val="Compact"/>
       </w:pPr>
@@ -17731,7 +17851,7 @@
       <w:pPr>
         <w:numPr>
           <w:ilvl w:val="0"/>
-          <w:numId w:val="1087"/>
+          <w:numId w:val="1088"/>
         </w:numPr>
         <w:pStyle w:val="Compact"/>
       </w:pPr>
@@ -17743,7 +17863,7 @@
       <w:pPr>
         <w:numPr>
           <w:ilvl w:val="0"/>
-          <w:numId w:val="1087"/>
+          <w:numId w:val="1088"/>
         </w:numPr>
         <w:pStyle w:val="Compact"/>
       </w:pPr>
@@ -17755,7 +17875,7 @@
       <w:pPr>
         <w:numPr>
           <w:ilvl w:val="0"/>
-          <w:numId w:val="1087"/>
+          <w:numId w:val="1088"/>
         </w:numPr>
         <w:pStyle w:val="Compact"/>
       </w:pPr>
@@ -17779,7 +17899,7 @@
       <w:pPr>
         <w:numPr>
           <w:ilvl w:val="0"/>
-          <w:numId w:val="1088"/>
+          <w:numId w:val="1089"/>
         </w:numPr>
         <w:pStyle w:val="Compact"/>
       </w:pPr>
@@ -17791,7 +17911,7 @@
       <w:pPr>
         <w:numPr>
           <w:ilvl w:val="0"/>
-          <w:numId w:val="1088"/>
+          <w:numId w:val="1089"/>
         </w:numPr>
         <w:pStyle w:val="Compact"/>
       </w:pPr>
@@ -17803,7 +17923,7 @@
       <w:pPr>
         <w:numPr>
           <w:ilvl w:val="0"/>
-          <w:numId w:val="1088"/>
+          <w:numId w:val="1089"/>
         </w:numPr>
         <w:pStyle w:val="Compact"/>
       </w:pPr>
@@ -17815,7 +17935,7 @@
       <w:pPr>
         <w:numPr>
           <w:ilvl w:val="0"/>
-          <w:numId w:val="1088"/>
+          <w:numId w:val="1089"/>
         </w:numPr>
         <w:pStyle w:val="Compact"/>
       </w:pPr>
@@ -17839,7 +17959,7 @@
       <w:pPr>
         <w:numPr>
           <w:ilvl w:val="0"/>
-          <w:numId w:val="1089"/>
+          <w:numId w:val="1090"/>
         </w:numPr>
         <w:pStyle w:val="Compact"/>
       </w:pPr>
@@ -17851,7 +17971,7 @@
       <w:pPr>
         <w:numPr>
           <w:ilvl w:val="0"/>
-          <w:numId w:val="1089"/>
+          <w:numId w:val="1090"/>
         </w:numPr>
         <w:pStyle w:val="Compact"/>
       </w:pPr>
@@ -17863,7 +17983,7 @@
       <w:pPr>
         <w:numPr>
           <w:ilvl w:val="0"/>
-          <w:numId w:val="1089"/>
+          <w:numId w:val="1090"/>
         </w:numPr>
         <w:pStyle w:val="Compact"/>
       </w:pPr>
@@ -17913,7 +18033,7 @@
       <w:pPr>
         <w:numPr>
           <w:ilvl w:val="0"/>
-          <w:numId w:val="1090"/>
+          <w:numId w:val="1091"/>
         </w:numPr>
         <w:pStyle w:val="Compact"/>
       </w:pPr>
@@ -17935,7 +18055,7 @@
       <w:pPr>
         <w:numPr>
           <w:ilvl w:val="0"/>
-          <w:numId w:val="1090"/>
+          <w:numId w:val="1091"/>
         </w:numPr>
         <w:pStyle w:val="Compact"/>
       </w:pPr>
@@ -17957,7 +18077,7 @@
       <w:pPr>
         <w:numPr>
           <w:ilvl w:val="0"/>
-          <w:numId w:val="1090"/>
+          <w:numId w:val="1091"/>
         </w:numPr>
         <w:pStyle w:val="Compact"/>
       </w:pPr>
@@ -17979,7 +18099,7 @@
       <w:pPr>
         <w:numPr>
           <w:ilvl w:val="0"/>
-          <w:numId w:val="1090"/>
+          <w:numId w:val="1091"/>
         </w:numPr>
         <w:pStyle w:val="Compact"/>
       </w:pPr>
@@ -18001,7 +18121,7 @@
       <w:pPr>
         <w:numPr>
           <w:ilvl w:val="0"/>
-          <w:numId w:val="1090"/>
+          <w:numId w:val="1091"/>
         </w:numPr>
         <w:pStyle w:val="Compact"/>
       </w:pPr>
@@ -18023,7 +18143,7 @@
       <w:pPr>
         <w:numPr>
           <w:ilvl w:val="0"/>
-          <w:numId w:val="1090"/>
+          <w:numId w:val="1091"/>
         </w:numPr>
         <w:pStyle w:val="Compact"/>
       </w:pPr>
@@ -18057,7 +18177,7 @@
       <w:pPr>
         <w:numPr>
           <w:ilvl w:val="0"/>
-          <w:numId w:val="1091"/>
+          <w:numId w:val="1092"/>
         </w:numPr>
         <w:pStyle w:val="Compact"/>
       </w:pPr>
@@ -18069,7 +18189,7 @@
       <w:pPr>
         <w:numPr>
           <w:ilvl w:val="0"/>
-          <w:numId w:val="1091"/>
+          <w:numId w:val="1092"/>
         </w:numPr>
         <w:pStyle w:val="Compact"/>
       </w:pPr>
@@ -18081,7 +18201,7 @@
       <w:pPr>
         <w:numPr>
           <w:ilvl w:val="0"/>
-          <w:numId w:val="1091"/>
+          <w:numId w:val="1092"/>
         </w:numPr>
         <w:pStyle w:val="Compact"/>
       </w:pPr>
@@ -18093,7 +18213,7 @@
       <w:pPr>
         <w:numPr>
           <w:ilvl w:val="0"/>
-          <w:numId w:val="1091"/>
+          <w:numId w:val="1092"/>
         </w:numPr>
         <w:pStyle w:val="Compact"/>
       </w:pPr>
@@ -18105,7 +18225,7 @@
       <w:pPr>
         <w:numPr>
           <w:ilvl w:val="0"/>
-          <w:numId w:val="1091"/>
+          <w:numId w:val="1092"/>
         </w:numPr>
         <w:pStyle w:val="Compact"/>
       </w:pPr>
@@ -18117,7 +18237,7 @@
       <w:pPr>
         <w:numPr>
           <w:ilvl w:val="0"/>
-          <w:numId w:val="1091"/>
+          <w:numId w:val="1092"/>
         </w:numPr>
         <w:pStyle w:val="Compact"/>
       </w:pPr>
@@ -18147,7 +18267,7 @@
       <w:pPr>
         <w:numPr>
           <w:ilvl w:val="0"/>
-          <w:numId w:val="1092"/>
+          <w:numId w:val="1093"/>
         </w:numPr>
         <w:pStyle w:val="Compact"/>
       </w:pPr>
@@ -18159,7 +18279,7 @@
       <w:pPr>
         <w:numPr>
           <w:ilvl w:val="0"/>
-          <w:numId w:val="1092"/>
+          <w:numId w:val="1093"/>
         </w:numPr>
         <w:pStyle w:val="Compact"/>
       </w:pPr>
@@ -18171,7 +18291,7 @@
       <w:pPr>
         <w:numPr>
           <w:ilvl w:val="0"/>
-          <w:numId w:val="1092"/>
+          <w:numId w:val="1093"/>
         </w:numPr>
         <w:pStyle w:val="Compact"/>
       </w:pPr>
@@ -18467,7 +18587,7 @@
       <w:pPr>
         <w:numPr>
           <w:ilvl w:val="0"/>
-          <w:numId w:val="1093"/>
+          <w:numId w:val="1094"/>
         </w:numPr>
         <w:pStyle w:val="Compact"/>
       </w:pPr>
@@ -18507,7 +18627,7 @@
       <w:pPr>
         <w:numPr>
           <w:ilvl w:val="0"/>
-          <w:numId w:val="1093"/>
+          <w:numId w:val="1094"/>
         </w:numPr>
         <w:pStyle w:val="Compact"/>
       </w:pPr>
@@ -18529,7 +18649,7 @@
       <w:pPr>
         <w:numPr>
           <w:ilvl w:val="0"/>
-          <w:numId w:val="1093"/>
+          <w:numId w:val="1094"/>
         </w:numPr>
         <w:pStyle w:val="Compact"/>
       </w:pPr>
@@ -18551,7 +18671,7 @@
       <w:pPr>
         <w:numPr>
           <w:ilvl w:val="0"/>
-          <w:numId w:val="1093"/>
+          <w:numId w:val="1094"/>
         </w:numPr>
         <w:pStyle w:val="Compact"/>
       </w:pPr>
@@ -18573,7 +18693,7 @@
       <w:pPr>
         <w:numPr>
           <w:ilvl w:val="0"/>
-          <w:numId w:val="1093"/>
+          <w:numId w:val="1094"/>
         </w:numPr>
         <w:pStyle w:val="Compact"/>
       </w:pPr>
@@ -18627,7 +18747,7 @@
       <w:pPr>
         <w:numPr>
           <w:ilvl w:val="0"/>
-          <w:numId w:val="1094"/>
+          <w:numId w:val="1095"/>
         </w:numPr>
         <w:pStyle w:val="Compact"/>
       </w:pPr>
@@ -18639,7 +18759,7 @@
       <w:pPr>
         <w:numPr>
           <w:ilvl w:val="0"/>
-          <w:numId w:val="1094"/>
+          <w:numId w:val="1095"/>
         </w:numPr>
         <w:pStyle w:val="Compact"/>
       </w:pPr>
@@ -18651,7 +18771,7 @@
       <w:pPr>
         <w:numPr>
           <w:ilvl w:val="0"/>
-          <w:numId w:val="1094"/>
+          <w:numId w:val="1095"/>
         </w:numPr>
         <w:pStyle w:val="Compact"/>
       </w:pPr>
@@ -18663,7 +18783,7 @@
       <w:pPr>
         <w:numPr>
           <w:ilvl w:val="0"/>
-          <w:numId w:val="1094"/>
+          <w:numId w:val="1095"/>
         </w:numPr>
         <w:pStyle w:val="Compact"/>
       </w:pPr>
@@ -18713,7 +18833,7 @@
       <w:pPr>
         <w:numPr>
           <w:ilvl w:val="0"/>
-          <w:numId w:val="1095"/>
+          <w:numId w:val="1096"/>
         </w:numPr>
         <w:pStyle w:val="Compact"/>
       </w:pPr>
@@ -18735,7 +18855,7 @@
       <w:pPr>
         <w:numPr>
           <w:ilvl w:val="0"/>
-          <w:numId w:val="1095"/>
+          <w:numId w:val="1096"/>
         </w:numPr>
         <w:pStyle w:val="Compact"/>
       </w:pPr>
@@ -18757,7 +18877,7 @@
       <w:pPr>
         <w:numPr>
           <w:ilvl w:val="0"/>
-          <w:numId w:val="1095"/>
+          <w:numId w:val="1096"/>
         </w:numPr>
         <w:pStyle w:val="Compact"/>
       </w:pPr>
@@ -18791,7 +18911,7 @@
       <w:pPr>
         <w:numPr>
           <w:ilvl w:val="0"/>
-          <w:numId w:val="1096"/>
+          <w:numId w:val="1097"/>
         </w:numPr>
         <w:pStyle w:val="Compact"/>
       </w:pPr>
@@ -18803,7 +18923,7 @@
       <w:pPr>
         <w:numPr>
           <w:ilvl w:val="0"/>
-          <w:numId w:val="1096"/>
+          <w:numId w:val="1097"/>
         </w:numPr>
         <w:pStyle w:val="Compact"/>
       </w:pPr>
@@ -18815,7 +18935,7 @@
       <w:pPr>
         <w:numPr>
           <w:ilvl w:val="0"/>
-          <w:numId w:val="1096"/>
+          <w:numId w:val="1097"/>
         </w:numPr>
         <w:pStyle w:val="Compact"/>
       </w:pPr>
@@ -18827,7 +18947,7 @@
       <w:pPr>
         <w:numPr>
           <w:ilvl w:val="0"/>
-          <w:numId w:val="1096"/>
+          <w:numId w:val="1097"/>
         </w:numPr>
         <w:pStyle w:val="Compact"/>
       </w:pPr>
@@ -19001,7 +19121,7 @@
       <w:pPr>
         <w:numPr>
           <w:ilvl w:val="0"/>
-          <w:numId w:val="1097"/>
+          <w:numId w:val="1098"/>
         </w:numPr>
         <w:pStyle w:val="Compact"/>
       </w:pPr>
@@ -19013,7 +19133,7 @@
       <w:pPr>
         <w:numPr>
           <w:ilvl w:val="0"/>
-          <w:numId w:val="1097"/>
+          <w:numId w:val="1098"/>
         </w:numPr>
         <w:pStyle w:val="Compact"/>
       </w:pPr>
@@ -19025,7 +19145,7 @@
       <w:pPr>
         <w:numPr>
           <w:ilvl w:val="0"/>
-          <w:numId w:val="1097"/>
+          <w:numId w:val="1098"/>
         </w:numPr>
         <w:pStyle w:val="Compact"/>
       </w:pPr>
@@ -19037,7 +19157,7 @@
       <w:pPr>
         <w:numPr>
           <w:ilvl w:val="0"/>
-          <w:numId w:val="1097"/>
+          <w:numId w:val="1098"/>
         </w:numPr>
         <w:pStyle w:val="Compact"/>
       </w:pPr>
@@ -19067,7 +19187,7 @@
       <w:pPr>
         <w:numPr>
           <w:ilvl w:val="0"/>
-          <w:numId w:val="1098"/>
+          <w:numId w:val="1099"/>
         </w:numPr>
         <w:pStyle w:val="Compact"/>
       </w:pPr>
@@ -19089,7 +19209,7 @@
       <w:pPr>
         <w:numPr>
           <w:ilvl w:val="0"/>
-          <w:numId w:val="1098"/>
+          <w:numId w:val="1099"/>
         </w:numPr>
         <w:pStyle w:val="Compact"/>
       </w:pPr>
@@ -19111,7 +19231,7 @@
       <w:pPr>
         <w:numPr>
           <w:ilvl w:val="0"/>
-          <w:numId w:val="1098"/>
+          <w:numId w:val="1099"/>
         </w:numPr>
         <w:pStyle w:val="Compact"/>
       </w:pPr>
@@ -19133,7 +19253,7 @@
       <w:pPr>
         <w:numPr>
           <w:ilvl w:val="0"/>
-          <w:numId w:val="1098"/>
+          <w:numId w:val="1099"/>
         </w:numPr>
         <w:pStyle w:val="Compact"/>
       </w:pPr>
@@ -19185,7 +19305,7 @@
       <w:pPr>
         <w:numPr>
           <w:ilvl w:val="0"/>
-          <w:numId w:val="1099"/>
+          <w:numId w:val="1100"/>
         </w:numPr>
         <w:pStyle w:val="Compact"/>
       </w:pPr>
@@ -19207,7 +19327,7 @@
       <w:pPr>
         <w:numPr>
           <w:ilvl w:val="0"/>
-          <w:numId w:val="1099"/>
+          <w:numId w:val="1100"/>
         </w:numPr>
         <w:pStyle w:val="Compact"/>
       </w:pPr>
@@ -19229,7 +19349,7 @@
       <w:pPr>
         <w:numPr>
           <w:ilvl w:val="0"/>
-          <w:numId w:val="1099"/>
+          <w:numId w:val="1100"/>
         </w:numPr>
         <w:pStyle w:val="Compact"/>
       </w:pPr>
@@ -19251,7 +19371,7 @@
       <w:pPr>
         <w:numPr>
           <w:ilvl w:val="0"/>
-          <w:numId w:val="1099"/>
+          <w:numId w:val="1100"/>
         </w:numPr>
         <w:pStyle w:val="Compact"/>
       </w:pPr>
@@ -19273,7 +19393,7 @@
       <w:pPr>
         <w:numPr>
           <w:ilvl w:val="0"/>
-          <w:numId w:val="1099"/>
+          <w:numId w:val="1100"/>
         </w:numPr>
         <w:pStyle w:val="Compact"/>
       </w:pPr>
@@ -19295,7 +19415,7 @@
       <w:pPr>
         <w:numPr>
           <w:ilvl w:val="0"/>
-          <w:numId w:val="1099"/>
+          <w:numId w:val="1100"/>
         </w:numPr>
         <w:pStyle w:val="Compact"/>
       </w:pPr>
@@ -19415,7 +19535,7 @@
       <w:pPr>
         <w:numPr>
           <w:ilvl w:val="0"/>
-          <w:numId w:val="1100"/>
+          <w:numId w:val="1101"/>
         </w:numPr>
         <w:pStyle w:val="Compact"/>
       </w:pPr>
@@ -19427,7 +19547,7 @@
       <w:pPr>
         <w:numPr>
           <w:ilvl w:val="0"/>
-          <w:numId w:val="1100"/>
+          <w:numId w:val="1101"/>
         </w:numPr>
         <w:pStyle w:val="Compact"/>
       </w:pPr>
@@ -19439,7 +19559,7 @@
       <w:pPr>
         <w:numPr>
           <w:ilvl w:val="0"/>
-          <w:numId w:val="1100"/>
+          <w:numId w:val="1101"/>
         </w:numPr>
         <w:pStyle w:val="Compact"/>
       </w:pPr>
@@ -19451,7 +19571,7 @@
       <w:pPr>
         <w:numPr>
           <w:ilvl w:val="0"/>
-          <w:numId w:val="1100"/>
+          <w:numId w:val="1101"/>
         </w:numPr>
         <w:pStyle w:val="Compact"/>
       </w:pPr>
@@ -19463,7 +19583,7 @@
       <w:pPr>
         <w:numPr>
           <w:ilvl w:val="0"/>
-          <w:numId w:val="1100"/>
+          <w:numId w:val="1101"/>
         </w:numPr>
         <w:pStyle w:val="Compact"/>
       </w:pPr>
@@ -19487,7 +19607,7 @@
       <w:pPr>
         <w:numPr>
           <w:ilvl w:val="0"/>
-          <w:numId w:val="1101"/>
+          <w:numId w:val="1102"/>
         </w:numPr>
         <w:pStyle w:val="Compact"/>
       </w:pPr>
@@ -19499,7 +19619,7 @@
       <w:pPr>
         <w:numPr>
           <w:ilvl w:val="0"/>
-          <w:numId w:val="1101"/>
+          <w:numId w:val="1102"/>
         </w:numPr>
         <w:pStyle w:val="Compact"/>
       </w:pPr>
@@ -19511,7 +19631,7 @@
       <w:pPr>
         <w:numPr>
           <w:ilvl w:val="0"/>
-          <w:numId w:val="1101"/>
+          <w:numId w:val="1102"/>
         </w:numPr>
         <w:pStyle w:val="Compact"/>
       </w:pPr>
@@ -19523,7 +19643,7 @@
       <w:pPr>
         <w:numPr>
           <w:ilvl w:val="0"/>
-          <w:numId w:val="1101"/>
+          <w:numId w:val="1102"/>
         </w:numPr>
         <w:pStyle w:val="Compact"/>
       </w:pPr>
@@ -19547,7 +19667,7 @@
       <w:pPr>
         <w:numPr>
           <w:ilvl w:val="0"/>
-          <w:numId w:val="1102"/>
+          <w:numId w:val="1103"/>
         </w:numPr>
         <w:pStyle w:val="Compact"/>
       </w:pPr>
@@ -19559,7 +19679,7 @@
       <w:pPr>
         <w:numPr>
           <w:ilvl w:val="0"/>
-          <w:numId w:val="1102"/>
+          <w:numId w:val="1103"/>
         </w:numPr>
         <w:pStyle w:val="Compact"/>
       </w:pPr>
@@ -19571,7 +19691,7 @@
       <w:pPr>
         <w:numPr>
           <w:ilvl w:val="0"/>
-          <w:numId w:val="1102"/>
+          <w:numId w:val="1103"/>
         </w:numPr>
         <w:pStyle w:val="Compact"/>
       </w:pPr>
@@ -19603,7 +19723,7 @@
       <w:pPr>
         <w:numPr>
           <w:ilvl w:val="0"/>
-          <w:numId w:val="1103"/>
+          <w:numId w:val="1104"/>
         </w:numPr>
         <w:pStyle w:val="Compact"/>
       </w:pPr>
@@ -19615,7 +19735,7 @@
       <w:pPr>
         <w:numPr>
           <w:ilvl w:val="0"/>
-          <w:numId w:val="1103"/>
+          <w:numId w:val="1104"/>
         </w:numPr>
         <w:pStyle w:val="Compact"/>
       </w:pPr>
@@ -19627,7 +19747,7 @@
       <w:pPr>
         <w:numPr>
           <w:ilvl w:val="0"/>
-          <w:numId w:val="1103"/>
+          <w:numId w:val="1104"/>
         </w:numPr>
         <w:pStyle w:val="Compact"/>
       </w:pPr>
@@ -19667,7 +19787,7 @@
       <w:pPr>
         <w:numPr>
           <w:ilvl w:val="0"/>
-          <w:numId w:val="1104"/>
+          <w:numId w:val="1105"/>
         </w:numPr>
         <w:pStyle w:val="Compact"/>
       </w:pPr>
@@ -19679,7 +19799,7 @@
       <w:pPr>
         <w:numPr>
           <w:ilvl w:val="0"/>
-          <w:numId w:val="1104"/>
+          <w:numId w:val="1105"/>
         </w:numPr>
         <w:pStyle w:val="Compact"/>
       </w:pPr>
@@ -19691,7 +19811,7 @@
       <w:pPr>
         <w:numPr>
           <w:ilvl w:val="0"/>
-          <w:numId w:val="1104"/>
+          <w:numId w:val="1105"/>
         </w:numPr>
         <w:pStyle w:val="Compact"/>
       </w:pPr>
@@ -19703,7 +19823,7 @@
       <w:pPr>
         <w:numPr>
           <w:ilvl w:val="0"/>
-          <w:numId w:val="1104"/>
+          <w:numId w:val="1105"/>
         </w:numPr>
         <w:pStyle w:val="Compact"/>
       </w:pPr>
@@ -19723,7 +19843,7 @@
       <w:pPr>
         <w:numPr>
           <w:ilvl w:val="0"/>
-          <w:numId w:val="1105"/>
+          <w:numId w:val="1106"/>
         </w:numPr>
         <w:pStyle w:val="Compact"/>
       </w:pPr>
@@ -19735,7 +19855,7 @@
       <w:pPr>
         <w:numPr>
           <w:ilvl w:val="0"/>
-          <w:numId w:val="1105"/>
+          <w:numId w:val="1106"/>
         </w:numPr>
         <w:pStyle w:val="Compact"/>
       </w:pPr>
@@ -19747,7 +19867,7 @@
       <w:pPr>
         <w:numPr>
           <w:ilvl w:val="0"/>
-          <w:numId w:val="1105"/>
+          <w:numId w:val="1106"/>
         </w:numPr>
         <w:pStyle w:val="Compact"/>
       </w:pPr>
@@ -19759,7 +19879,7 @@
       <w:pPr>
         <w:numPr>
           <w:ilvl w:val="0"/>
-          <w:numId w:val="1105"/>
+          <w:numId w:val="1106"/>
         </w:numPr>
         <w:pStyle w:val="Compact"/>
       </w:pPr>
@@ -19783,7 +19903,7 @@
       <w:pPr>
         <w:numPr>
           <w:ilvl w:val="0"/>
-          <w:numId w:val="1106"/>
+          <w:numId w:val="1107"/>
         </w:numPr>
         <w:pStyle w:val="Compact"/>
       </w:pPr>
@@ -19795,7 +19915,7 @@
       <w:pPr>
         <w:numPr>
           <w:ilvl w:val="0"/>
-          <w:numId w:val="1106"/>
+          <w:numId w:val="1107"/>
         </w:numPr>
         <w:pStyle w:val="Compact"/>
       </w:pPr>
@@ -19807,7 +19927,7 @@
       <w:pPr>
         <w:numPr>
           <w:ilvl w:val="0"/>
-          <w:numId w:val="1106"/>
+          <w:numId w:val="1107"/>
         </w:numPr>
         <w:pStyle w:val="Compact"/>
       </w:pPr>
@@ -19853,7 +19973,7 @@
       <w:pPr>
         <w:numPr>
           <w:ilvl w:val="0"/>
-          <w:numId w:val="1107"/>
+          <w:numId w:val="1108"/>
         </w:numPr>
         <w:pStyle w:val="Compact"/>
       </w:pPr>
@@ -19865,7 +19985,7 @@
       <w:pPr>
         <w:numPr>
           <w:ilvl w:val="0"/>
-          <w:numId w:val="1107"/>
+          <w:numId w:val="1108"/>
         </w:numPr>
         <w:pStyle w:val="Compact"/>
       </w:pPr>
@@ -19877,7 +19997,7 @@
       <w:pPr>
         <w:numPr>
           <w:ilvl w:val="0"/>
-          <w:numId w:val="1107"/>
+          <w:numId w:val="1108"/>
         </w:numPr>
         <w:pStyle w:val="Compact"/>
       </w:pPr>
@@ -19889,7 +20009,7 @@
       <w:pPr>
         <w:numPr>
           <w:ilvl w:val="0"/>
-          <w:numId w:val="1107"/>
+          <w:numId w:val="1108"/>
         </w:numPr>
         <w:pStyle w:val="Compact"/>
       </w:pPr>
@@ -19901,7 +20021,7 @@
       <w:pPr>
         <w:numPr>
           <w:ilvl w:val="0"/>
-          <w:numId w:val="1107"/>
+          <w:numId w:val="1108"/>
         </w:numPr>
         <w:pStyle w:val="Compact"/>
       </w:pPr>
@@ -19913,7 +20033,7 @@
       <w:pPr>
         <w:numPr>
           <w:ilvl w:val="0"/>
-          <w:numId w:val="1107"/>
+          <w:numId w:val="1108"/>
         </w:numPr>
         <w:pStyle w:val="Compact"/>
       </w:pPr>
@@ -19925,7 +20045,7 @@
       <w:pPr>
         <w:numPr>
           <w:ilvl w:val="0"/>
-          <w:numId w:val="1107"/>
+          <w:numId w:val="1108"/>
         </w:numPr>
         <w:pStyle w:val="Compact"/>
       </w:pPr>
@@ -19937,7 +20057,7 @@
       <w:pPr>
         <w:numPr>
           <w:ilvl w:val="0"/>
-          <w:numId w:val="1107"/>
+          <w:numId w:val="1108"/>
         </w:numPr>
         <w:pStyle w:val="Compact"/>
       </w:pPr>
@@ -19949,7 +20069,7 @@
       <w:pPr>
         <w:numPr>
           <w:ilvl w:val="0"/>
-          <w:numId w:val="1107"/>
+          <w:numId w:val="1108"/>
         </w:numPr>
         <w:pStyle w:val="Compact"/>
       </w:pPr>
@@ -20044,7 +20164,7 @@
       <w:pPr>
         <w:numPr>
           <w:ilvl w:val="0"/>
-          <w:numId w:val="1108"/>
+          <w:numId w:val="1109"/>
         </w:numPr>
         <w:pStyle w:val="Compact"/>
       </w:pPr>
@@ -20056,7 +20176,7 @@
       <w:pPr>
         <w:numPr>
           <w:ilvl w:val="0"/>
-          <w:numId w:val="1108"/>
+          <w:numId w:val="1109"/>
         </w:numPr>
         <w:pStyle w:val="Compact"/>
       </w:pPr>
@@ -20068,7 +20188,7 @@
       <w:pPr>
         <w:numPr>
           <w:ilvl w:val="0"/>
-          <w:numId w:val="1108"/>
+          <w:numId w:val="1109"/>
         </w:numPr>
         <w:pStyle w:val="Compact"/>
       </w:pPr>
@@ -20114,7 +20234,7 @@
       <w:pPr>
         <w:numPr>
           <w:ilvl w:val="0"/>
-          <w:numId w:val="1109"/>
+          <w:numId w:val="1110"/>
         </w:numPr>
         <w:pStyle w:val="Compact"/>
       </w:pPr>
@@ -20132,7 +20252,7 @@
       <w:pPr>
         <w:numPr>
           <w:ilvl w:val="0"/>
-          <w:numId w:val="1109"/>
+          <w:numId w:val="1110"/>
         </w:numPr>
         <w:pStyle w:val="Compact"/>
       </w:pPr>
@@ -20286,7 +20406,7 @@
       <w:pPr>
         <w:numPr>
           <w:ilvl w:val="0"/>
-          <w:numId w:val="1110"/>
+          <w:numId w:val="1111"/>
         </w:numPr>
         <w:pStyle w:val="Compact"/>
       </w:pPr>
@@ -20298,7 +20418,7 @@
       <w:pPr>
         <w:numPr>
           <w:ilvl w:val="0"/>
-          <w:numId w:val="1110"/>
+          <w:numId w:val="1111"/>
         </w:numPr>
         <w:pStyle w:val="Compact"/>
       </w:pPr>
@@ -20310,7 +20430,7 @@
       <w:pPr>
         <w:numPr>
           <w:ilvl w:val="0"/>
-          <w:numId w:val="1110"/>
+          <w:numId w:val="1111"/>
         </w:numPr>
         <w:pStyle w:val="Compact"/>
       </w:pPr>
@@ -20322,7 +20442,7 @@
       <w:pPr>
         <w:numPr>
           <w:ilvl w:val="0"/>
-          <w:numId w:val="1110"/>
+          <w:numId w:val="1111"/>
         </w:numPr>
         <w:pStyle w:val="Compact"/>
       </w:pPr>
@@ -20334,7 +20454,7 @@
       <w:pPr>
         <w:numPr>
           <w:ilvl w:val="0"/>
-          <w:numId w:val="1110"/>
+          <w:numId w:val="1111"/>
         </w:numPr>
         <w:pStyle w:val="Compact"/>
       </w:pPr>
@@ -20388,7 +20508,7 @@
       <w:pPr>
         <w:numPr>
           <w:ilvl w:val="0"/>
-          <w:numId w:val="1111"/>
+          <w:numId w:val="1112"/>
         </w:numPr>
       </w:pPr>
       <w:r>
@@ -20409,7 +20529,7 @@
       <w:pPr>
         <w:numPr>
           <w:ilvl w:val="0"/>
-          <w:numId w:val="1111"/>
+          <w:numId w:val="1112"/>
         </w:numPr>
       </w:pPr>
       <w:r>
@@ -20448,7 +20568,7 @@
       <w:pPr>
         <w:numPr>
           <w:ilvl w:val="0"/>
-          <w:numId w:val="1111"/>
+          <w:numId w:val="1112"/>
         </w:numPr>
       </w:pPr>
       <w:r>
@@ -20469,7 +20589,7 @@
       <w:pPr>
         <w:numPr>
           <w:ilvl w:val="0"/>
-          <w:numId w:val="1111"/>
+          <w:numId w:val="1112"/>
         </w:numPr>
       </w:pPr>
       <w:r>
@@ -20490,7 +20610,7 @@
       <w:pPr>
         <w:numPr>
           <w:ilvl w:val="0"/>
-          <w:numId w:val="1111"/>
+          <w:numId w:val="1112"/>
         </w:numPr>
       </w:pPr>
       <w:r>
@@ -20531,7 +20651,7 @@
       <w:pPr>
         <w:numPr>
           <w:ilvl w:val="0"/>
-          <w:numId w:val="1112"/>
+          <w:numId w:val="1113"/>
         </w:numPr>
         <w:pStyle w:val="Compact"/>
       </w:pPr>
@@ -20553,7 +20673,7 @@
       <w:pPr>
         <w:numPr>
           <w:ilvl w:val="0"/>
-          <w:numId w:val="1112"/>
+          <w:numId w:val="1113"/>
         </w:numPr>
         <w:pStyle w:val="Compact"/>
       </w:pPr>
@@ -20575,7 +20695,7 @@
       <w:pPr>
         <w:numPr>
           <w:ilvl w:val="0"/>
-          <w:numId w:val="1112"/>
+          <w:numId w:val="1113"/>
         </w:numPr>
         <w:pStyle w:val="Compact"/>
       </w:pPr>
@@ -20667,7 +20787,7 @@
       <w:pPr>
         <w:numPr>
           <w:ilvl w:val="0"/>
-          <w:numId w:val="1113"/>
+          <w:numId w:val="1114"/>
         </w:numPr>
         <w:pStyle w:val="Compact"/>
       </w:pPr>
@@ -20689,7 +20809,7 @@
       <w:pPr>
         <w:numPr>
           <w:ilvl w:val="0"/>
-          <w:numId w:val="1113"/>
+          <w:numId w:val="1114"/>
         </w:numPr>
         <w:pStyle w:val="Compact"/>
       </w:pPr>
@@ -20711,7 +20831,7 @@
       <w:pPr>
         <w:numPr>
           <w:ilvl w:val="0"/>
-          <w:numId w:val="1113"/>
+          <w:numId w:val="1114"/>
         </w:numPr>
         <w:pStyle w:val="Compact"/>
       </w:pPr>
@@ -20733,7 +20853,7 @@
       <w:pPr>
         <w:numPr>
           <w:ilvl w:val="0"/>
-          <w:numId w:val="1113"/>
+          <w:numId w:val="1114"/>
         </w:numPr>
         <w:pStyle w:val="Compact"/>
       </w:pPr>
@@ -20807,7 +20927,7 @@
       <w:pPr>
         <w:numPr>
           <w:ilvl w:val="0"/>
-          <w:numId w:val="1114"/>
+          <w:numId w:val="1115"/>
         </w:numPr>
         <w:pStyle w:val="Compact"/>
       </w:pPr>
@@ -20819,7 +20939,7 @@
       <w:pPr>
         <w:numPr>
           <w:ilvl w:val="0"/>
-          <w:numId w:val="1114"/>
+          <w:numId w:val="1115"/>
         </w:numPr>
         <w:pStyle w:val="Compact"/>
       </w:pPr>
@@ -20831,7 +20951,7 @@
       <w:pPr>
         <w:numPr>
           <w:ilvl w:val="0"/>
-          <w:numId w:val="1114"/>
+          <w:numId w:val="1115"/>
         </w:numPr>
         <w:pStyle w:val="Compact"/>
       </w:pPr>
@@ -20843,7 +20963,7 @@
       <w:pPr>
         <w:numPr>
           <w:ilvl w:val="0"/>
-          <w:numId w:val="1114"/>
+          <w:numId w:val="1115"/>
         </w:numPr>
         <w:pStyle w:val="Compact"/>
       </w:pPr>
@@ -20855,7 +20975,7 @@
       <w:pPr>
         <w:numPr>
           <w:ilvl w:val="0"/>
-          <w:numId w:val="1114"/>
+          <w:numId w:val="1115"/>
         </w:numPr>
         <w:pStyle w:val="Compact"/>
       </w:pPr>
@@ -20867,7 +20987,7 @@
       <w:pPr>
         <w:numPr>
           <w:ilvl w:val="0"/>
-          <w:numId w:val="1114"/>
+          <w:numId w:val="1115"/>
         </w:numPr>
         <w:pStyle w:val="Compact"/>
       </w:pPr>
@@ -20879,7 +20999,7 @@
       <w:pPr>
         <w:numPr>
           <w:ilvl w:val="0"/>
-          <w:numId w:val="1114"/>
+          <w:numId w:val="1115"/>
         </w:numPr>
         <w:pStyle w:val="Compact"/>
       </w:pPr>
@@ -20891,7 +21011,7 @@
       <w:pPr>
         <w:numPr>
           <w:ilvl w:val="0"/>
-          <w:numId w:val="1114"/>
+          <w:numId w:val="1115"/>
         </w:numPr>
         <w:pStyle w:val="Compact"/>
       </w:pPr>
@@ -21078,7 +21198,7 @@
       <w:pPr>
         <w:numPr>
           <w:ilvl w:val="0"/>
-          <w:numId w:val="1115"/>
+          <w:numId w:val="1116"/>
         </w:numPr>
         <w:pStyle w:val="Compact"/>
       </w:pPr>
@@ -21100,7 +21220,7 @@
       <w:pPr>
         <w:numPr>
           <w:ilvl w:val="0"/>
-          <w:numId w:val="1115"/>
+          <w:numId w:val="1116"/>
         </w:numPr>
         <w:pStyle w:val="Compact"/>
       </w:pPr>
@@ -21122,7 +21242,7 @@
       <w:pPr>
         <w:numPr>
           <w:ilvl w:val="0"/>
-          <w:numId w:val="1115"/>
+          <w:numId w:val="1116"/>
         </w:numPr>
         <w:pStyle w:val="Compact"/>
       </w:pPr>
@@ -21144,7 +21264,7 @@
       <w:pPr>
         <w:numPr>
           <w:ilvl w:val="0"/>
-          <w:numId w:val="1115"/>
+          <w:numId w:val="1116"/>
         </w:numPr>
         <w:pStyle w:val="Compact"/>
       </w:pPr>
@@ -21222,7 +21342,7 @@
       <w:pPr>
         <w:numPr>
           <w:ilvl w:val="0"/>
-          <w:numId w:val="1116"/>
+          <w:numId w:val="1117"/>
         </w:numPr>
         <w:pStyle w:val="Compact"/>
       </w:pPr>
@@ -21244,7 +21364,7 @@
       <w:pPr>
         <w:numPr>
           <w:ilvl w:val="0"/>
-          <w:numId w:val="1116"/>
+          <w:numId w:val="1117"/>
         </w:numPr>
         <w:pStyle w:val="Compact"/>
       </w:pPr>
@@ -21266,7 +21386,7 @@
       <w:pPr>
         <w:numPr>
           <w:ilvl w:val="0"/>
-          <w:numId w:val="1116"/>
+          <w:numId w:val="1117"/>
         </w:numPr>
         <w:pStyle w:val="Compact"/>
       </w:pPr>
@@ -21300,7 +21420,7 @@
       <w:pPr>
         <w:numPr>
           <w:ilvl w:val="0"/>
-          <w:numId w:val="1117"/>
+          <w:numId w:val="1118"/>
         </w:numPr>
         <w:pStyle w:val="Compact"/>
       </w:pPr>
@@ -21322,7 +21442,7 @@
       <w:pPr>
         <w:numPr>
           <w:ilvl w:val="0"/>
-          <w:numId w:val="1117"/>
+          <w:numId w:val="1118"/>
         </w:numPr>
         <w:pStyle w:val="Compact"/>
       </w:pPr>
@@ -21344,7 +21464,7 @@
       <w:pPr>
         <w:numPr>
           <w:ilvl w:val="0"/>
-          <w:numId w:val="1117"/>
+          <w:numId w:val="1118"/>
         </w:numPr>
         <w:pStyle w:val="Compact"/>
       </w:pPr>
@@ -21366,7 +21486,7 @@
       <w:pPr>
         <w:numPr>
           <w:ilvl w:val="0"/>
-          <w:numId w:val="1117"/>
+          <w:numId w:val="1118"/>
         </w:numPr>
         <w:pStyle w:val="Compact"/>
       </w:pPr>
@@ -21388,7 +21508,7 @@
       <w:pPr>
         <w:numPr>
           <w:ilvl w:val="0"/>
-          <w:numId w:val="1117"/>
+          <w:numId w:val="1118"/>
         </w:numPr>
         <w:pStyle w:val="Compact"/>
       </w:pPr>
@@ -21422,7 +21542,7 @@
       <w:pPr>
         <w:numPr>
           <w:ilvl w:val="0"/>
-          <w:numId w:val="1118"/>
+          <w:numId w:val="1119"/>
         </w:numPr>
         <w:pStyle w:val="Compact"/>
       </w:pPr>
@@ -21434,7 +21554,7 @@
       <w:pPr>
         <w:numPr>
           <w:ilvl w:val="0"/>
-          <w:numId w:val="1118"/>
+          <w:numId w:val="1119"/>
         </w:numPr>
         <w:pStyle w:val="Compact"/>
       </w:pPr>
@@ -21446,7 +21566,7 @@
       <w:pPr>
         <w:numPr>
           <w:ilvl w:val="0"/>
-          <w:numId w:val="1118"/>
+          <w:numId w:val="1119"/>
         </w:numPr>
         <w:pStyle w:val="Compact"/>
       </w:pPr>
@@ -21458,7 +21578,7 @@
       <w:pPr>
         <w:numPr>
           <w:ilvl w:val="0"/>
-          <w:numId w:val="1118"/>
+          <w:numId w:val="1119"/>
         </w:numPr>
         <w:pStyle w:val="Compact"/>
       </w:pPr>
@@ -21504,7 +21624,7 @@
       <w:pPr>
         <w:numPr>
           <w:ilvl w:val="0"/>
-          <w:numId w:val="1119"/>
+          <w:numId w:val="1120"/>
         </w:numPr>
         <w:pStyle w:val="Compact"/>
       </w:pPr>
@@ -21526,7 +21646,7 @@
       <w:pPr>
         <w:numPr>
           <w:ilvl w:val="0"/>
-          <w:numId w:val="1119"/>
+          <w:numId w:val="1120"/>
         </w:numPr>
         <w:pStyle w:val="Compact"/>
       </w:pPr>
@@ -21548,7 +21668,7 @@
       <w:pPr>
         <w:numPr>
           <w:ilvl w:val="0"/>
-          <w:numId w:val="1119"/>
+          <w:numId w:val="1120"/>
         </w:numPr>
         <w:pStyle w:val="Compact"/>
       </w:pPr>
@@ -21570,7 +21690,7 @@
       <w:pPr>
         <w:numPr>
           <w:ilvl w:val="0"/>
-          <w:numId w:val="1119"/>
+          <w:numId w:val="1120"/>
         </w:numPr>
         <w:pStyle w:val="Compact"/>
       </w:pPr>
@@ -21592,7 +21712,7 @@
       <w:pPr>
         <w:numPr>
           <w:ilvl w:val="0"/>
-          <w:numId w:val="1119"/>
+          <w:numId w:val="1120"/>
         </w:numPr>
         <w:pStyle w:val="Compact"/>
       </w:pPr>
@@ -21634,7 +21754,7 @@
       <w:pPr>
         <w:numPr>
           <w:ilvl w:val="0"/>
-          <w:numId w:val="1120"/>
+          <w:numId w:val="1121"/>
         </w:numPr>
         <w:pStyle w:val="Compact"/>
       </w:pPr>
@@ -21646,7 +21766,7 @@
       <w:pPr>
         <w:numPr>
           <w:ilvl w:val="0"/>
-          <w:numId w:val="1120"/>
+          <w:numId w:val="1121"/>
         </w:numPr>
         <w:pStyle w:val="Compact"/>
       </w:pPr>
@@ -21658,7 +21778,7 @@
       <w:pPr>
         <w:numPr>
           <w:ilvl w:val="0"/>
-          <w:numId w:val="1120"/>
+          <w:numId w:val="1121"/>
         </w:numPr>
         <w:pStyle w:val="Compact"/>
       </w:pPr>
@@ -21670,7 +21790,7 @@
       <w:pPr>
         <w:numPr>
           <w:ilvl w:val="0"/>
-          <w:numId w:val="1120"/>
+          <w:numId w:val="1121"/>
         </w:numPr>
         <w:pStyle w:val="Compact"/>
       </w:pPr>
@@ -21700,7 +21820,7 @@
       <w:pPr>
         <w:numPr>
           <w:ilvl w:val="0"/>
-          <w:numId w:val="1121"/>
+          <w:numId w:val="1122"/>
         </w:numPr>
         <w:pStyle w:val="Compact"/>
       </w:pPr>
@@ -21722,7 +21842,7 @@
       <w:pPr>
         <w:numPr>
           <w:ilvl w:val="0"/>
-          <w:numId w:val="1121"/>
+          <w:numId w:val="1122"/>
         </w:numPr>
         <w:pStyle w:val="Compact"/>
       </w:pPr>
@@ -21744,7 +21864,7 @@
       <w:pPr>
         <w:numPr>
           <w:ilvl w:val="0"/>
-          <w:numId w:val="1121"/>
+          <w:numId w:val="1122"/>
         </w:numPr>
         <w:pStyle w:val="Compact"/>
       </w:pPr>
@@ -21766,7 +21886,7 @@
       <w:pPr>
         <w:numPr>
           <w:ilvl w:val="0"/>
-          <w:numId w:val="1121"/>
+          <w:numId w:val="1122"/>
         </w:numPr>
         <w:pStyle w:val="Compact"/>
       </w:pPr>
@@ -21788,7 +21908,7 @@
       <w:pPr>
         <w:numPr>
           <w:ilvl w:val="0"/>
-          <w:numId w:val="1121"/>
+          <w:numId w:val="1122"/>
         </w:numPr>
         <w:pStyle w:val="Compact"/>
       </w:pPr>
@@ -21852,7 +21972,7 @@
       <w:pPr>
         <w:numPr>
           <w:ilvl w:val="0"/>
-          <w:numId w:val="1122"/>
+          <w:numId w:val="1123"/>
         </w:numPr>
         <w:pStyle w:val="Compact"/>
       </w:pPr>
@@ -21864,7 +21984,7 @@
       <w:pPr>
         <w:numPr>
           <w:ilvl w:val="0"/>
-          <w:numId w:val="1122"/>
+          <w:numId w:val="1123"/>
         </w:numPr>
         <w:pStyle w:val="Compact"/>
       </w:pPr>
@@ -21876,7 +21996,7 @@
       <w:pPr>
         <w:numPr>
           <w:ilvl w:val="0"/>
-          <w:numId w:val="1122"/>
+          <w:numId w:val="1123"/>
         </w:numPr>
         <w:pStyle w:val="Compact"/>
       </w:pPr>
@@ -21888,7 +22008,7 @@
       <w:pPr>
         <w:numPr>
           <w:ilvl w:val="0"/>
-          <w:numId w:val="1122"/>
+          <w:numId w:val="1123"/>
         </w:numPr>
         <w:pStyle w:val="Compact"/>
       </w:pPr>
@@ -21934,7 +22054,7 @@
       <w:pPr>
         <w:numPr>
           <w:ilvl w:val="0"/>
-          <w:numId w:val="1123"/>
+          <w:numId w:val="1124"/>
         </w:numPr>
         <w:pStyle w:val="Compact"/>
       </w:pPr>
@@ -21956,7 +22076,7 @@
       <w:pPr>
         <w:numPr>
           <w:ilvl w:val="0"/>
-          <w:numId w:val="1123"/>
+          <w:numId w:val="1124"/>
         </w:numPr>
         <w:pStyle w:val="Compact"/>
       </w:pPr>
@@ -21978,7 +22098,7 @@
       <w:pPr>
         <w:numPr>
           <w:ilvl w:val="0"/>
-          <w:numId w:val="1123"/>
+          <w:numId w:val="1124"/>
         </w:numPr>
         <w:pStyle w:val="Compact"/>
       </w:pPr>
@@ -22000,7 +22120,7 @@
       <w:pPr>
         <w:numPr>
           <w:ilvl w:val="0"/>
-          <w:numId w:val="1123"/>
+          <w:numId w:val="1124"/>
         </w:numPr>
         <w:pStyle w:val="Compact"/>
       </w:pPr>
@@ -22022,7 +22142,7 @@
       <w:pPr>
         <w:numPr>
           <w:ilvl w:val="0"/>
-          <w:numId w:val="1123"/>
+          <w:numId w:val="1124"/>
         </w:numPr>
         <w:pStyle w:val="Compact"/>
       </w:pPr>
@@ -22044,7 +22164,7 @@
       <w:pPr>
         <w:numPr>
           <w:ilvl w:val="0"/>
-          <w:numId w:val="1123"/>
+          <w:numId w:val="1124"/>
         </w:numPr>
         <w:pStyle w:val="Compact"/>
       </w:pPr>
@@ -22102,7 +22222,7 @@
       <w:pPr>
         <w:numPr>
           <w:ilvl w:val="0"/>
-          <w:numId w:val="1124"/>
+          <w:numId w:val="1125"/>
         </w:numPr>
         <w:pStyle w:val="Compact"/>
       </w:pPr>
@@ -22124,7 +22244,7 @@
       <w:pPr>
         <w:numPr>
           <w:ilvl w:val="0"/>
-          <w:numId w:val="1124"/>
+          <w:numId w:val="1125"/>
         </w:numPr>
         <w:pStyle w:val="Compact"/>
       </w:pPr>
@@ -22146,7 +22266,7 @@
       <w:pPr>
         <w:numPr>
           <w:ilvl w:val="0"/>
-          <w:numId w:val="1124"/>
+          <w:numId w:val="1125"/>
         </w:numPr>
         <w:pStyle w:val="Compact"/>
       </w:pPr>
@@ -22168,7 +22288,7 @@
       <w:pPr>
         <w:numPr>
           <w:ilvl w:val="0"/>
-          <w:numId w:val="1124"/>
+          <w:numId w:val="1125"/>
         </w:numPr>
         <w:pStyle w:val="Compact"/>
       </w:pPr>
@@ -22190,7 +22310,7 @@
       <w:pPr>
         <w:numPr>
           <w:ilvl w:val="0"/>
-          <w:numId w:val="1124"/>
+          <w:numId w:val="1125"/>
         </w:numPr>
         <w:pStyle w:val="Compact"/>
       </w:pPr>
@@ -22458,7 +22578,7 @@
       <w:pPr>
         <w:numPr>
           <w:ilvl w:val="0"/>
-          <w:numId w:val="1125"/>
+          <w:numId w:val="1126"/>
         </w:numPr>
         <w:pStyle w:val="Compact"/>
       </w:pPr>
@@ -22470,7 +22590,7 @@
       <w:pPr>
         <w:numPr>
           <w:ilvl w:val="0"/>
-          <w:numId w:val="1125"/>
+          <w:numId w:val="1126"/>
         </w:numPr>
         <w:pStyle w:val="Compact"/>
       </w:pPr>
@@ -22482,7 +22602,7 @@
       <w:pPr>
         <w:numPr>
           <w:ilvl w:val="0"/>
-          <w:numId w:val="1125"/>
+          <w:numId w:val="1126"/>
         </w:numPr>
         <w:pStyle w:val="Compact"/>
       </w:pPr>
@@ -22494,7 +22614,7 @@
       <w:pPr>
         <w:numPr>
           <w:ilvl w:val="0"/>
-          <w:numId w:val="1125"/>
+          <w:numId w:val="1126"/>
         </w:numPr>
         <w:pStyle w:val="Compact"/>
       </w:pPr>
@@ -22506,7 +22626,7 @@
       <w:pPr>
         <w:numPr>
           <w:ilvl w:val="0"/>
-          <w:numId w:val="1125"/>
+          <w:numId w:val="1126"/>
         </w:numPr>
         <w:pStyle w:val="Compact"/>
       </w:pPr>
@@ -22518,7 +22638,7 @@
       <w:pPr>
         <w:numPr>
           <w:ilvl w:val="0"/>
-          <w:numId w:val="1125"/>
+          <w:numId w:val="1126"/>
         </w:numPr>
         <w:pStyle w:val="Compact"/>
       </w:pPr>
@@ -22530,7 +22650,7 @@
       <w:pPr>
         <w:numPr>
           <w:ilvl w:val="0"/>
-          <w:numId w:val="1125"/>
+          <w:numId w:val="1126"/>
         </w:numPr>
         <w:pStyle w:val="Compact"/>
       </w:pPr>
@@ -22542,7 +22662,7 @@
       <w:pPr>
         <w:numPr>
           <w:ilvl w:val="0"/>
-          <w:numId w:val="1125"/>
+          <w:numId w:val="1126"/>
         </w:numPr>
         <w:pStyle w:val="Compact"/>
       </w:pPr>
@@ -22554,7 +22674,7 @@
       <w:pPr>
         <w:numPr>
           <w:ilvl w:val="0"/>
-          <w:numId w:val="1125"/>
+          <w:numId w:val="1126"/>
         </w:numPr>
         <w:pStyle w:val="Compact"/>
       </w:pPr>
@@ -22748,7 +22868,7 @@
       <w:pPr>
         <w:numPr>
           <w:ilvl w:val="0"/>
-          <w:numId w:val="1126"/>
+          <w:numId w:val="1127"/>
         </w:numPr>
         <w:pStyle w:val="Compact"/>
       </w:pPr>
@@ -22770,7 +22890,7 @@
       <w:pPr>
         <w:numPr>
           <w:ilvl w:val="0"/>
-          <w:numId w:val="1126"/>
+          <w:numId w:val="1127"/>
         </w:numPr>
         <w:pStyle w:val="Compact"/>
       </w:pPr>
@@ -22792,7 +22912,7 @@
       <w:pPr>
         <w:numPr>
           <w:ilvl w:val="0"/>
-          <w:numId w:val="1126"/>
+          <w:numId w:val="1127"/>
         </w:numPr>
         <w:pStyle w:val="Compact"/>
       </w:pPr>
@@ -22814,7 +22934,7 @@
       <w:pPr>
         <w:numPr>
           <w:ilvl w:val="0"/>
-          <w:numId w:val="1126"/>
+          <w:numId w:val="1127"/>
         </w:numPr>
         <w:pStyle w:val="Compact"/>
       </w:pPr>
@@ -22954,7 +23074,7 @@
       <w:pPr>
         <w:numPr>
           <w:ilvl w:val="0"/>
-          <w:numId w:val="1127"/>
+          <w:numId w:val="1128"/>
         </w:numPr>
         <w:pStyle w:val="Compact"/>
       </w:pPr>
@@ -22976,7 +23096,7 @@
       <w:pPr>
         <w:numPr>
           <w:ilvl w:val="0"/>
-          <w:numId w:val="1127"/>
+          <w:numId w:val="1128"/>
         </w:numPr>
         <w:pStyle w:val="Compact"/>
       </w:pPr>
@@ -22998,7 +23118,7 @@
       <w:pPr>
         <w:numPr>
           <w:ilvl w:val="0"/>
-          <w:numId w:val="1127"/>
+          <w:numId w:val="1128"/>
         </w:numPr>
         <w:pStyle w:val="Compact"/>
       </w:pPr>
@@ -23023,7 +23143,7 @@
       <w:pPr>
         <w:numPr>
           <w:ilvl w:val="0"/>
-          <w:numId w:val="1127"/>
+          <w:numId w:val="1128"/>
         </w:numPr>
         <w:pStyle w:val="Compact"/>
       </w:pPr>
@@ -23045,7 +23165,7 @@
       <w:pPr>
         <w:numPr>
           <w:ilvl w:val="0"/>
-          <w:numId w:val="1127"/>
+          <w:numId w:val="1128"/>
         </w:numPr>
         <w:pStyle w:val="Compact"/>
       </w:pPr>
@@ -23072,7 +23192,7 @@
       <w:pPr>
         <w:numPr>
           <w:ilvl w:val="0"/>
-          <w:numId w:val="1128"/>
+          <w:numId w:val="1129"/>
         </w:numPr>
         <w:pStyle w:val="Compact"/>
       </w:pPr>
@@ -23084,7 +23204,7 @@
       <w:pPr>
         <w:numPr>
           <w:ilvl w:val="0"/>
-          <w:numId w:val="1128"/>
+          <w:numId w:val="1129"/>
         </w:numPr>
         <w:pStyle w:val="Compact"/>
       </w:pPr>
@@ -23096,7 +23216,7 @@
       <w:pPr>
         <w:numPr>
           <w:ilvl w:val="0"/>
-          <w:numId w:val="1128"/>
+          <w:numId w:val="1129"/>
         </w:numPr>
         <w:pStyle w:val="Compact"/>
       </w:pPr>
@@ -23190,7 +23310,7 @@
       <w:pPr>
         <w:numPr>
           <w:ilvl w:val="0"/>
-          <w:numId w:val="1129"/>
+          <w:numId w:val="1130"/>
         </w:numPr>
         <w:pStyle w:val="Compact"/>
       </w:pPr>
@@ -23212,7 +23332,7 @@
       <w:pPr>
         <w:numPr>
           <w:ilvl w:val="0"/>
-          <w:numId w:val="1129"/>
+          <w:numId w:val="1130"/>
         </w:numPr>
         <w:pStyle w:val="Compact"/>
       </w:pPr>
@@ -23240,7 +23360,7 @@
       <w:pPr>
         <w:numPr>
           <w:ilvl w:val="0"/>
-          <w:numId w:val="1129"/>
+          <w:numId w:val="1130"/>
         </w:numPr>
         <w:pStyle w:val="Compact"/>
       </w:pPr>
@@ -23298,7 +23418,7 @@
       <w:pPr>
         <w:numPr>
           <w:ilvl w:val="0"/>
-          <w:numId w:val="1129"/>
+          <w:numId w:val="1130"/>
         </w:numPr>
         <w:pStyle w:val="Compact"/>
       </w:pPr>
@@ -23336,7 +23456,7 @@
       <w:pPr>
         <w:numPr>
           <w:ilvl w:val="0"/>
-          <w:numId w:val="1130"/>
+          <w:numId w:val="1131"/>
         </w:numPr>
         <w:pStyle w:val="Compact"/>
       </w:pPr>
@@ -23370,7 +23490,7 @@
       <w:pPr>
         <w:numPr>
           <w:ilvl w:val="0"/>
-          <w:numId w:val="1130"/>
+          <w:numId w:val="1131"/>
         </w:numPr>
         <w:pStyle w:val="Compact"/>
       </w:pPr>
@@ -23404,7 +23524,7 @@
       <w:pPr>
         <w:numPr>
           <w:ilvl w:val="0"/>
-          <w:numId w:val="1130"/>
+          <w:numId w:val="1131"/>
         </w:numPr>
         <w:pStyle w:val="Compact"/>
       </w:pPr>
@@ -23438,7 +23558,7 @@
       <w:pPr>
         <w:numPr>
           <w:ilvl w:val="0"/>
-          <w:numId w:val="1130"/>
+          <w:numId w:val="1131"/>
         </w:numPr>
         <w:pStyle w:val="Compact"/>
       </w:pPr>
@@ -23472,7 +23592,7 @@
       <w:pPr>
         <w:numPr>
           <w:ilvl w:val="0"/>
-          <w:numId w:val="1130"/>
+          <w:numId w:val="1131"/>
         </w:numPr>
         <w:pStyle w:val="Compact"/>
       </w:pPr>
@@ -23755,7 +23875,7 @@
       <w:pPr>
         <w:numPr>
           <w:ilvl w:val="0"/>
-          <w:numId w:val="1131"/>
+          <w:numId w:val="1132"/>
         </w:numPr>
         <w:pStyle w:val="Compact"/>
       </w:pPr>
@@ -23777,7 +23897,7 @@
       <w:pPr>
         <w:numPr>
           <w:ilvl w:val="0"/>
-          <w:numId w:val="1131"/>
+          <w:numId w:val="1132"/>
         </w:numPr>
         <w:pStyle w:val="Compact"/>
       </w:pPr>
@@ -23799,7 +23919,7 @@
       <w:pPr>
         <w:numPr>
           <w:ilvl w:val="0"/>
-          <w:numId w:val="1131"/>
+          <w:numId w:val="1132"/>
         </w:numPr>
         <w:pStyle w:val="Compact"/>
       </w:pPr>
@@ -23821,7 +23941,7 @@
       <w:pPr>
         <w:numPr>
           <w:ilvl w:val="0"/>
-          <w:numId w:val="1131"/>
+          <w:numId w:val="1132"/>
         </w:numPr>
         <w:pStyle w:val="Compact"/>
       </w:pPr>
@@ -23843,7 +23963,7 @@
       <w:pPr>
         <w:numPr>
           <w:ilvl w:val="0"/>
-          <w:numId w:val="1131"/>
+          <w:numId w:val="1132"/>
         </w:numPr>
         <w:pStyle w:val="Compact"/>
       </w:pPr>
@@ -23865,7 +23985,7 @@
       <w:pPr>
         <w:numPr>
           <w:ilvl w:val="0"/>
-          <w:numId w:val="1131"/>
+          <w:numId w:val="1132"/>
         </w:numPr>
         <w:pStyle w:val="Compact"/>
       </w:pPr>
@@ -24039,7 +24159,7 @@
       <w:pPr>
         <w:numPr>
           <w:ilvl w:val="0"/>
-          <w:numId w:val="1132"/>
+          <w:numId w:val="1133"/>
         </w:numPr>
         <w:pStyle w:val="Compact"/>
       </w:pPr>
@@ -24051,7 +24171,7 @@
       <w:pPr>
         <w:numPr>
           <w:ilvl w:val="0"/>
-          <w:numId w:val="1132"/>
+          <w:numId w:val="1133"/>
         </w:numPr>
         <w:pStyle w:val="Compact"/>
       </w:pPr>
@@ -24063,7 +24183,7 @@
       <w:pPr>
         <w:numPr>
           <w:ilvl w:val="0"/>
-          <w:numId w:val="1132"/>
+          <w:numId w:val="1133"/>
         </w:numPr>
         <w:pStyle w:val="Compact"/>
       </w:pPr>
@@ -24075,7 +24195,7 @@
       <w:pPr>
         <w:numPr>
           <w:ilvl w:val="0"/>
-          <w:numId w:val="1132"/>
+          <w:numId w:val="1133"/>
         </w:numPr>
         <w:pStyle w:val="Compact"/>
       </w:pPr>
@@ -24087,7 +24207,7 @@
       <w:pPr>
         <w:numPr>
           <w:ilvl w:val="0"/>
-          <w:numId w:val="1132"/>
+          <w:numId w:val="1133"/>
         </w:numPr>
         <w:pStyle w:val="Compact"/>
       </w:pPr>
@@ -24161,7 +24281,7 @@
       <w:pPr>
         <w:numPr>
           <w:ilvl w:val="0"/>
-          <w:numId w:val="1133"/>
+          <w:numId w:val="1134"/>
         </w:numPr>
         <w:pStyle w:val="Compact"/>
       </w:pPr>
@@ -24173,7 +24293,7 @@
       <w:pPr>
         <w:numPr>
           <w:ilvl w:val="0"/>
-          <w:numId w:val="1133"/>
+          <w:numId w:val="1134"/>
         </w:numPr>
         <w:pStyle w:val="Compact"/>
       </w:pPr>
@@ -24185,7 +24305,7 @@
       <w:pPr>
         <w:numPr>
           <w:ilvl w:val="0"/>
-          <w:numId w:val="1133"/>
+          <w:numId w:val="1134"/>
         </w:numPr>
         <w:pStyle w:val="Compact"/>
       </w:pPr>
@@ -24197,7 +24317,7 @@
       <w:pPr>
         <w:numPr>
           <w:ilvl w:val="0"/>
-          <w:numId w:val="1133"/>
+          <w:numId w:val="1134"/>
         </w:numPr>
         <w:pStyle w:val="Compact"/>
       </w:pPr>
@@ -24209,7 +24329,7 @@
       <w:pPr>
         <w:numPr>
           <w:ilvl w:val="0"/>
-          <w:numId w:val="1133"/>
+          <w:numId w:val="1134"/>
         </w:numPr>
         <w:pStyle w:val="Compact"/>
       </w:pPr>
@@ -24221,7 +24341,7 @@
       <w:pPr>
         <w:numPr>
           <w:ilvl w:val="0"/>
-          <w:numId w:val="1133"/>
+          <w:numId w:val="1134"/>
         </w:numPr>
         <w:pStyle w:val="Compact"/>
       </w:pPr>
@@ -24233,7 +24353,7 @@
       <w:pPr>
         <w:numPr>
           <w:ilvl w:val="0"/>
-          <w:numId w:val="1133"/>
+          <w:numId w:val="1134"/>
         </w:numPr>
         <w:pStyle w:val="Compact"/>
       </w:pPr>
@@ -24245,7 +24365,7 @@
       <w:pPr>
         <w:numPr>
           <w:ilvl w:val="0"/>
-          <w:numId w:val="1133"/>
+          <w:numId w:val="1134"/>
         </w:numPr>
         <w:pStyle w:val="Compact"/>
       </w:pPr>
@@ -24386,7 +24506,7 @@
       <w:pPr>
         <w:numPr>
           <w:ilvl w:val="0"/>
-          <w:numId w:val="1134"/>
+          <w:numId w:val="1135"/>
         </w:numPr>
         <w:pStyle w:val="Compact"/>
       </w:pPr>
@@ -24398,7 +24518,7 @@
       <w:pPr>
         <w:numPr>
           <w:ilvl w:val="0"/>
-          <w:numId w:val="1134"/>
+          <w:numId w:val="1135"/>
         </w:numPr>
         <w:pStyle w:val="Compact"/>
       </w:pPr>
@@ -24410,7 +24530,7 @@
       <w:pPr>
         <w:numPr>
           <w:ilvl w:val="0"/>
-          <w:numId w:val="1134"/>
+          <w:numId w:val="1135"/>
         </w:numPr>
         <w:pStyle w:val="Compact"/>
       </w:pPr>
@@ -24422,7 +24542,7 @@
       <w:pPr>
         <w:numPr>
           <w:ilvl w:val="0"/>
-          <w:numId w:val="1134"/>
+          <w:numId w:val="1135"/>
         </w:numPr>
         <w:pStyle w:val="Compact"/>
       </w:pPr>
@@ -24434,7 +24554,7 @@
       <w:pPr>
         <w:numPr>
           <w:ilvl w:val="0"/>
-          <w:numId w:val="1134"/>
+          <w:numId w:val="1135"/>
         </w:numPr>
         <w:pStyle w:val="Compact"/>
       </w:pPr>
@@ -24446,7 +24566,7 @@
       <w:pPr>
         <w:numPr>
           <w:ilvl w:val="0"/>
-          <w:numId w:val="1134"/>
+          <w:numId w:val="1135"/>
         </w:numPr>
         <w:pStyle w:val="Compact"/>
       </w:pPr>
@@ -24484,7 +24604,7 @@
       <w:pPr>
         <w:numPr>
           <w:ilvl w:val="0"/>
-          <w:numId w:val="1135"/>
+          <w:numId w:val="1136"/>
         </w:numPr>
         <w:pStyle w:val="Compact"/>
       </w:pPr>
@@ -24506,7 +24626,7 @@
       <w:pPr>
         <w:numPr>
           <w:ilvl w:val="0"/>
-          <w:numId w:val="1135"/>
+          <w:numId w:val="1136"/>
         </w:numPr>
         <w:pStyle w:val="Compact"/>
       </w:pPr>
@@ -24528,7 +24648,7 @@
       <w:pPr>
         <w:numPr>
           <w:ilvl w:val="0"/>
-          <w:numId w:val="1135"/>
+          <w:numId w:val="1136"/>
         </w:numPr>
         <w:pStyle w:val="Compact"/>
       </w:pPr>
@@ -24550,7 +24670,7 @@
       <w:pPr>
         <w:numPr>
           <w:ilvl w:val="0"/>
-          <w:numId w:val="1135"/>
+          <w:numId w:val="1136"/>
         </w:numPr>
         <w:pStyle w:val="Compact"/>
       </w:pPr>
@@ -24979,7 +25099,7 @@
       <w:pPr>
         <w:numPr>
           <w:ilvl w:val="0"/>
-          <w:numId w:val="1136"/>
+          <w:numId w:val="1137"/>
         </w:numPr>
         <w:pStyle w:val="Compact"/>
       </w:pPr>
@@ -24991,7 +25111,7 @@
       <w:pPr>
         <w:numPr>
           <w:ilvl w:val="0"/>
-          <w:numId w:val="1136"/>
+          <w:numId w:val="1137"/>
         </w:numPr>
         <w:pStyle w:val="Compact"/>
       </w:pPr>
@@ -25003,7 +25123,7 @@
       <w:pPr>
         <w:numPr>
           <w:ilvl w:val="0"/>
-          <w:numId w:val="1136"/>
+          <w:numId w:val="1137"/>
         </w:numPr>
         <w:pStyle w:val="Compact"/>
       </w:pPr>
@@ -25015,7 +25135,7 @@
       <w:pPr>
         <w:numPr>
           <w:ilvl w:val="0"/>
-          <w:numId w:val="1136"/>
+          <w:numId w:val="1137"/>
         </w:numPr>
         <w:pStyle w:val="Compact"/>
       </w:pPr>
@@ -25051,7 +25171,7 @@
       <w:pPr>
         <w:numPr>
           <w:ilvl w:val="0"/>
-          <w:numId w:val="1137"/>
+          <w:numId w:val="1138"/>
         </w:numPr>
         <w:pStyle w:val="Compact"/>
       </w:pPr>
@@ -25085,7 +25205,7 @@
       <w:pPr>
         <w:numPr>
           <w:ilvl w:val="0"/>
-          <w:numId w:val="1137"/>
+          <w:numId w:val="1138"/>
         </w:numPr>
         <w:pStyle w:val="Compact"/>
       </w:pPr>
@@ -25185,7 +25305,7 @@
       <w:pPr>
         <w:numPr>
           <w:ilvl w:val="0"/>
-          <w:numId w:val="1138"/>
+          <w:numId w:val="1139"/>
         </w:numPr>
         <w:pStyle w:val="Compact"/>
       </w:pPr>
@@ -25197,7 +25317,7 @@
       <w:pPr>
         <w:numPr>
           <w:ilvl w:val="0"/>
-          <w:numId w:val="1138"/>
+          <w:numId w:val="1139"/>
         </w:numPr>
         <w:pStyle w:val="Compact"/>
       </w:pPr>
@@ -25209,7 +25329,7 @@
       <w:pPr>
         <w:numPr>
           <w:ilvl w:val="0"/>
-          <w:numId w:val="1138"/>
+          <w:numId w:val="1139"/>
         </w:numPr>
         <w:pStyle w:val="Compact"/>
       </w:pPr>
@@ -25221,7 +25341,7 @@
       <w:pPr>
         <w:numPr>
           <w:ilvl w:val="0"/>
-          <w:numId w:val="1138"/>
+          <w:numId w:val="1139"/>
         </w:numPr>
         <w:pStyle w:val="Compact"/>
       </w:pPr>
@@ -25233,7 +25353,7 @@
       <w:pPr>
         <w:numPr>
           <w:ilvl w:val="0"/>
-          <w:numId w:val="1138"/>
+          <w:numId w:val="1139"/>
         </w:numPr>
         <w:pStyle w:val="Compact"/>
       </w:pPr>
@@ -25245,7 +25365,7 @@
       <w:pPr>
         <w:numPr>
           <w:ilvl w:val="0"/>
-          <w:numId w:val="1138"/>
+          <w:numId w:val="1139"/>
         </w:numPr>
         <w:pStyle w:val="Compact"/>
       </w:pPr>
@@ -25257,7 +25377,7 @@
       <w:pPr>
         <w:numPr>
           <w:ilvl w:val="0"/>
-          <w:numId w:val="1138"/>
+          <w:numId w:val="1139"/>
         </w:numPr>
         <w:pStyle w:val="Compact"/>
       </w:pPr>
@@ -25269,7 +25389,7 @@
       <w:pPr>
         <w:numPr>
           <w:ilvl w:val="0"/>
-          <w:numId w:val="1138"/>
+          <w:numId w:val="1139"/>
         </w:numPr>
         <w:pStyle w:val="Compact"/>
       </w:pPr>
@@ -25321,7 +25441,7 @@
       <w:pPr>
         <w:numPr>
           <w:ilvl w:val="0"/>
-          <w:numId w:val="1139"/>
+          <w:numId w:val="1140"/>
         </w:numPr>
         <w:pStyle w:val="Compact"/>
       </w:pPr>
@@ -25333,7 +25453,7 @@
       <w:pPr>
         <w:numPr>
           <w:ilvl w:val="0"/>
-          <w:numId w:val="1139"/>
+          <w:numId w:val="1140"/>
         </w:numPr>
         <w:pStyle w:val="Compact"/>
       </w:pPr>
@@ -25345,7 +25465,7 @@
       <w:pPr>
         <w:numPr>
           <w:ilvl w:val="0"/>
-          <w:numId w:val="1139"/>
+          <w:numId w:val="1140"/>
         </w:numPr>
         <w:pStyle w:val="Compact"/>
       </w:pPr>
@@ -25357,7 +25477,7 @@
       <w:pPr>
         <w:numPr>
           <w:ilvl w:val="0"/>
-          <w:numId w:val="1139"/>
+          <w:numId w:val="1140"/>
         </w:numPr>
         <w:pStyle w:val="Compact"/>
       </w:pPr>
@@ -25369,7 +25489,7 @@
       <w:pPr>
         <w:numPr>
           <w:ilvl w:val="0"/>
-          <w:numId w:val="1139"/>
+          <w:numId w:val="1140"/>
         </w:numPr>
         <w:pStyle w:val="Compact"/>
       </w:pPr>
@@ -25381,7 +25501,7 @@
       <w:pPr>
         <w:numPr>
           <w:ilvl w:val="0"/>
-          <w:numId w:val="1139"/>
+          <w:numId w:val="1140"/>
         </w:numPr>
         <w:pStyle w:val="Compact"/>
       </w:pPr>
@@ -25511,7 +25631,7 @@
       <w:pPr>
         <w:numPr>
           <w:ilvl w:val="0"/>
-          <w:numId w:val="1140"/>
+          <w:numId w:val="1141"/>
         </w:numPr>
         <w:pStyle w:val="Compact"/>
       </w:pPr>
@@ -25523,7 +25643,7 @@
       <w:pPr>
         <w:numPr>
           <w:ilvl w:val="0"/>
-          <w:numId w:val="1140"/>
+          <w:numId w:val="1141"/>
         </w:numPr>
         <w:pStyle w:val="Compact"/>
       </w:pPr>
@@ -25585,7 +25705,7 @@
       <w:pPr>
         <w:numPr>
           <w:ilvl w:val="0"/>
-          <w:numId w:val="1141"/>
+          <w:numId w:val="1142"/>
         </w:numPr>
         <w:pStyle w:val="Compact"/>
       </w:pPr>
@@ -25633,7 +25753,7 @@
       <w:pPr>
         <w:numPr>
           <w:ilvl w:val="0"/>
-          <w:numId w:val="1141"/>
+          <w:numId w:val="1142"/>
         </w:numPr>
         <w:pStyle w:val="Compact"/>
       </w:pPr>
@@ -25645,7 +25765,7 @@
       <w:pPr>
         <w:numPr>
           <w:ilvl w:val="0"/>
-          <w:numId w:val="1141"/>
+          <w:numId w:val="1142"/>
         </w:numPr>
         <w:pStyle w:val="Compact"/>
       </w:pPr>
@@ -25657,7 +25777,7 @@
       <w:pPr>
         <w:numPr>
           <w:ilvl w:val="0"/>
-          <w:numId w:val="1141"/>
+          <w:numId w:val="1142"/>
         </w:numPr>
         <w:pStyle w:val="Compact"/>
       </w:pPr>
@@ -25669,7 +25789,7 @@
       <w:pPr>
         <w:numPr>
           <w:ilvl w:val="0"/>
-          <w:numId w:val="1141"/>
+          <w:numId w:val="1142"/>
         </w:numPr>
         <w:pStyle w:val="Compact"/>
       </w:pPr>
@@ -25827,7 +25947,7 @@
       <w:pPr>
         <w:numPr>
           <w:ilvl w:val="0"/>
-          <w:numId w:val="1142"/>
+          <w:numId w:val="1143"/>
         </w:numPr>
         <w:pStyle w:val="Compact"/>
       </w:pPr>
@@ -25839,7 +25959,7 @@
       <w:pPr>
         <w:numPr>
           <w:ilvl w:val="0"/>
-          <w:numId w:val="1142"/>
+          <w:numId w:val="1143"/>
         </w:numPr>
         <w:pStyle w:val="Compact"/>
       </w:pPr>
@@ -25851,7 +25971,7 @@
       <w:pPr>
         <w:numPr>
           <w:ilvl w:val="0"/>
-          <w:numId w:val="1142"/>
+          <w:numId w:val="1143"/>
         </w:numPr>
         <w:pStyle w:val="Compact"/>
       </w:pPr>
@@ -25863,7 +25983,7 @@
       <w:pPr>
         <w:numPr>
           <w:ilvl w:val="0"/>
-          <w:numId w:val="1142"/>
+          <w:numId w:val="1143"/>
         </w:numPr>
         <w:pStyle w:val="Compact"/>
       </w:pPr>
@@ -25875,7 +25995,7 @@
       <w:pPr>
         <w:numPr>
           <w:ilvl w:val="0"/>
-          <w:numId w:val="1142"/>
+          <w:numId w:val="1143"/>
         </w:numPr>
         <w:pStyle w:val="Compact"/>
       </w:pPr>
@@ -25887,7 +26007,7 @@
       <w:pPr>
         <w:numPr>
           <w:ilvl w:val="0"/>
-          <w:numId w:val="1142"/>
+          <w:numId w:val="1143"/>
         </w:numPr>
         <w:pStyle w:val="Compact"/>
       </w:pPr>
@@ -25899,7 +26019,7 @@
       <w:pPr>
         <w:numPr>
           <w:ilvl w:val="0"/>
-          <w:numId w:val="1142"/>
+          <w:numId w:val="1143"/>
         </w:numPr>
         <w:pStyle w:val="Compact"/>
       </w:pPr>
@@ -25911,7 +26031,7 @@
       <w:pPr>
         <w:numPr>
           <w:ilvl w:val="0"/>
-          <w:numId w:val="1142"/>
+          <w:numId w:val="1143"/>
         </w:numPr>
         <w:pStyle w:val="Compact"/>
       </w:pPr>
@@ -25923,7 +26043,7 @@
       <w:pPr>
         <w:numPr>
           <w:ilvl w:val="0"/>
-          <w:numId w:val="1142"/>
+          <w:numId w:val="1143"/>
         </w:numPr>
         <w:pStyle w:val="Compact"/>
       </w:pPr>
@@ -25935,7 +26055,7 @@
       <w:pPr>
         <w:numPr>
           <w:ilvl w:val="0"/>
-          <w:numId w:val="1142"/>
+          <w:numId w:val="1143"/>
         </w:numPr>
         <w:pStyle w:val="Compact"/>
       </w:pPr>
@@ -25960,7 +26080,7 @@
       <w:pPr>
         <w:numPr>
           <w:ilvl w:val="0"/>
-          <w:numId w:val="1142"/>
+          <w:numId w:val="1143"/>
         </w:numPr>
         <w:pStyle w:val="Compact"/>
       </w:pPr>
@@ -26113,7 +26233,7 @@
       <w:pPr>
         <w:numPr>
           <w:ilvl w:val="0"/>
-          <w:numId w:val="1143"/>
+          <w:numId w:val="1144"/>
         </w:numPr>
         <w:pStyle w:val="Compact"/>
       </w:pPr>
@@ -26135,7 +26255,7 @@
       <w:pPr>
         <w:numPr>
           <w:ilvl w:val="0"/>
-          <w:numId w:val="1143"/>
+          <w:numId w:val="1144"/>
         </w:numPr>
         <w:pStyle w:val="Compact"/>
       </w:pPr>
@@ -26157,7 +26277,7 @@
       <w:pPr>
         <w:numPr>
           <w:ilvl w:val="0"/>
-          <w:numId w:val="1143"/>
+          <w:numId w:val="1144"/>
         </w:numPr>
         <w:pStyle w:val="Compact"/>
       </w:pPr>
@@ -26179,7 +26299,7 @@
       <w:pPr>
         <w:numPr>
           <w:ilvl w:val="0"/>
-          <w:numId w:val="1143"/>
+          <w:numId w:val="1144"/>
         </w:numPr>
         <w:pStyle w:val="Compact"/>
       </w:pPr>
@@ -26289,7 +26409,7 @@
       <w:pPr>
         <w:numPr>
           <w:ilvl w:val="0"/>
-          <w:numId w:val="1144"/>
+          <w:numId w:val="1145"/>
         </w:numPr>
         <w:pStyle w:val="Compact"/>
       </w:pPr>
@@ -26301,7 +26421,7 @@
       <w:pPr>
         <w:numPr>
           <w:ilvl w:val="0"/>
-          <w:numId w:val="1144"/>
+          <w:numId w:val="1145"/>
         </w:numPr>
         <w:pStyle w:val="Compact"/>
       </w:pPr>
@@ -26333,7 +26453,7 @@
       <w:pPr>
         <w:numPr>
           <w:ilvl w:val="0"/>
-          <w:numId w:val="1145"/>
+          <w:numId w:val="1146"/>
         </w:numPr>
         <w:pStyle w:val="Compact"/>
       </w:pPr>
@@ -26345,7 +26465,7 @@
       <w:pPr>
         <w:numPr>
           <w:ilvl w:val="0"/>
-          <w:numId w:val="1145"/>
+          <w:numId w:val="1146"/>
         </w:numPr>
         <w:pStyle w:val="Compact"/>
       </w:pPr>
@@ -26385,7 +26505,7 @@
       <w:pPr>
         <w:numPr>
           <w:ilvl w:val="0"/>
-          <w:numId w:val="1146"/>
+          <w:numId w:val="1147"/>
         </w:numPr>
         <w:pStyle w:val="Compact"/>
       </w:pPr>
@@ -26397,7 +26517,7 @@
       <w:pPr>
         <w:numPr>
           <w:ilvl w:val="0"/>
-          <w:numId w:val="1146"/>
+          <w:numId w:val="1147"/>
         </w:numPr>
         <w:pStyle w:val="Compact"/>
       </w:pPr>
@@ -26539,7 +26659,7 @@
       <w:pPr>
         <w:numPr>
           <w:ilvl w:val="0"/>
-          <w:numId w:val="1147"/>
+          <w:numId w:val="1148"/>
         </w:numPr>
         <w:pStyle w:val="Compact"/>
       </w:pPr>
@@ -26551,7 +26671,7 @@
       <w:pPr>
         <w:numPr>
           <w:ilvl w:val="0"/>
-          <w:numId w:val="1147"/>
+          <w:numId w:val="1148"/>
         </w:numPr>
         <w:pStyle w:val="Compact"/>
       </w:pPr>
@@ -26563,7 +26683,7 @@
       <w:pPr>
         <w:numPr>
           <w:ilvl w:val="0"/>
-          <w:numId w:val="1147"/>
+          <w:numId w:val="1148"/>
         </w:numPr>
         <w:pStyle w:val="Compact"/>
       </w:pPr>
@@ -26593,7 +26713,7 @@
       <w:pPr>
         <w:numPr>
           <w:ilvl w:val="0"/>
-          <w:numId w:val="1148"/>
+          <w:numId w:val="1149"/>
         </w:numPr>
         <w:pStyle w:val="Compact"/>
       </w:pPr>
@@ -26605,7 +26725,7 @@
       <w:pPr>
         <w:numPr>
           <w:ilvl w:val="0"/>
-          <w:numId w:val="1148"/>
+          <w:numId w:val="1149"/>
         </w:numPr>
         <w:pStyle w:val="Compact"/>
       </w:pPr>
@@ -26617,7 +26737,7 @@
       <w:pPr>
         <w:numPr>
           <w:ilvl w:val="0"/>
-          <w:numId w:val="1148"/>
+          <w:numId w:val="1149"/>
         </w:numPr>
         <w:pStyle w:val="Compact"/>
       </w:pPr>
@@ -26647,7 +26767,7 @@
       <w:pPr>
         <w:numPr>
           <w:ilvl w:val="0"/>
-          <w:numId w:val="1149"/>
+          <w:numId w:val="1150"/>
         </w:numPr>
         <w:pStyle w:val="Compact"/>
       </w:pPr>
@@ -26659,7 +26779,7 @@
       <w:pPr>
         <w:numPr>
           <w:ilvl w:val="0"/>
-          <w:numId w:val="1149"/>
+          <w:numId w:val="1150"/>
         </w:numPr>
         <w:pStyle w:val="Compact"/>
       </w:pPr>
@@ -26671,7 +26791,7 @@
       <w:pPr>
         <w:numPr>
           <w:ilvl w:val="0"/>
-          <w:numId w:val="1149"/>
+          <w:numId w:val="1150"/>
         </w:numPr>
         <w:pStyle w:val="Compact"/>
       </w:pPr>
@@ -27160,7 +27280,7 @@
       <w:pPr>
         <w:numPr>
           <w:ilvl w:val="0"/>
-          <w:numId w:val="1150"/>
+          <w:numId w:val="1151"/>
         </w:numPr>
         <w:pStyle w:val="Compact"/>
       </w:pPr>
@@ -27172,7 +27292,7 @@
       <w:pPr>
         <w:numPr>
           <w:ilvl w:val="0"/>
-          <w:numId w:val="1150"/>
+          <w:numId w:val="1151"/>
         </w:numPr>
         <w:pStyle w:val="Compact"/>
       </w:pPr>
@@ -27184,7 +27304,7 @@
       <w:pPr>
         <w:numPr>
           <w:ilvl w:val="0"/>
-          <w:numId w:val="1150"/>
+          <w:numId w:val="1151"/>
         </w:numPr>
         <w:pStyle w:val="Compact"/>
       </w:pPr>
@@ -27196,7 +27316,7 @@
       <w:pPr>
         <w:numPr>
           <w:ilvl w:val="0"/>
-          <w:numId w:val="1150"/>
+          <w:numId w:val="1151"/>
         </w:numPr>
         <w:pStyle w:val="Compact"/>
       </w:pPr>
@@ -27208,7 +27328,7 @@
       <w:pPr>
         <w:numPr>
           <w:ilvl w:val="0"/>
-          <w:numId w:val="1150"/>
+          <w:numId w:val="1151"/>
         </w:numPr>
         <w:pStyle w:val="Compact"/>
       </w:pPr>
@@ -27220,7 +27340,7 @@
       <w:pPr>
         <w:numPr>
           <w:ilvl w:val="0"/>
-          <w:numId w:val="1150"/>
+          <w:numId w:val="1151"/>
         </w:numPr>
         <w:pStyle w:val="Compact"/>
       </w:pPr>
@@ -27232,7 +27352,7 @@
       <w:pPr>
         <w:numPr>
           <w:ilvl w:val="0"/>
-          <w:numId w:val="1150"/>
+          <w:numId w:val="1151"/>
         </w:numPr>
         <w:pStyle w:val="Compact"/>
       </w:pPr>
@@ -27244,7 +27364,7 @@
       <w:pPr>
         <w:numPr>
           <w:ilvl w:val="0"/>
-          <w:numId w:val="1150"/>
+          <w:numId w:val="1151"/>
         </w:numPr>
         <w:pStyle w:val="Compact"/>
       </w:pPr>
@@ -27286,7 +27406,7 @@
       <w:pPr>
         <w:numPr>
           <w:ilvl w:val="0"/>
-          <w:numId w:val="1150"/>
+          <w:numId w:val="1151"/>
         </w:numPr>
         <w:pStyle w:val="Compact"/>
       </w:pPr>
@@ -27668,7 +27788,7 @@
       <w:pPr>
         <w:numPr>
           <w:ilvl w:val="0"/>
-          <w:numId w:val="1151"/>
+          <w:numId w:val="1152"/>
         </w:numPr>
         <w:pStyle w:val="Compact"/>
       </w:pPr>
@@ -27680,7 +27800,7 @@
       <w:pPr>
         <w:numPr>
           <w:ilvl w:val="0"/>
-          <w:numId w:val="1151"/>
+          <w:numId w:val="1152"/>
         </w:numPr>
         <w:pStyle w:val="Compact"/>
       </w:pPr>
@@ -27692,7 +27812,7 @@
       <w:pPr>
         <w:numPr>
           <w:ilvl w:val="0"/>
-          <w:numId w:val="1151"/>
+          <w:numId w:val="1152"/>
         </w:numPr>
         <w:pStyle w:val="Compact"/>
       </w:pPr>
@@ -27704,7 +27824,7 @@
       <w:pPr>
         <w:numPr>
           <w:ilvl w:val="0"/>
-          <w:numId w:val="1151"/>
+          <w:numId w:val="1152"/>
         </w:numPr>
         <w:pStyle w:val="Compact"/>
       </w:pPr>
@@ -27752,7 +27872,7 @@
       <w:pPr>
         <w:numPr>
           <w:ilvl w:val="0"/>
-          <w:numId w:val="1152"/>
+          <w:numId w:val="1153"/>
         </w:numPr>
         <w:pStyle w:val="Compact"/>
       </w:pPr>
@@ -27774,7 +27894,7 @@
       <w:pPr>
         <w:numPr>
           <w:ilvl w:val="0"/>
-          <w:numId w:val="1152"/>
+          <w:numId w:val="1153"/>
         </w:numPr>
         <w:pStyle w:val="Compact"/>
       </w:pPr>
@@ -27796,7 +27916,7 @@
       <w:pPr>
         <w:numPr>
           <w:ilvl w:val="0"/>
-          <w:numId w:val="1152"/>
+          <w:numId w:val="1153"/>
         </w:numPr>
         <w:pStyle w:val="Compact"/>
       </w:pPr>
@@ -27818,7 +27938,7 @@
       <w:pPr>
         <w:numPr>
           <w:ilvl w:val="0"/>
-          <w:numId w:val="1152"/>
+          <w:numId w:val="1153"/>
         </w:numPr>
         <w:pStyle w:val="Compact"/>
       </w:pPr>
@@ -27904,7 +28024,7 @@
       <w:pPr>
         <w:numPr>
           <w:ilvl w:val="0"/>
-          <w:numId w:val="1153"/>
+          <w:numId w:val="1154"/>
         </w:numPr>
         <w:pStyle w:val="Compact"/>
       </w:pPr>
@@ -27926,7 +28046,7 @@
       <w:pPr>
         <w:numPr>
           <w:ilvl w:val="0"/>
-          <w:numId w:val="1153"/>
+          <w:numId w:val="1154"/>
         </w:numPr>
         <w:pStyle w:val="Compact"/>
       </w:pPr>
@@ -27984,7 +28104,7 @@
       <w:pPr>
         <w:numPr>
           <w:ilvl w:val="0"/>
-          <w:numId w:val="1153"/>
+          <w:numId w:val="1154"/>
         </w:numPr>
         <w:pStyle w:val="Compact"/>
       </w:pPr>
@@ -28036,7 +28156,7 @@
       <w:pPr>
         <w:numPr>
           <w:ilvl w:val="0"/>
-          <w:numId w:val="1153"/>
+          <w:numId w:val="1154"/>
         </w:numPr>
         <w:pStyle w:val="Compact"/>
       </w:pPr>
@@ -28086,7 +28206,7 @@
       <w:pPr>
         <w:numPr>
           <w:ilvl w:val="0"/>
-          <w:numId w:val="1154"/>
+          <w:numId w:val="1155"/>
         </w:numPr>
         <w:pStyle w:val="Compact"/>
       </w:pPr>
@@ -28108,7 +28228,7 @@
       <w:pPr>
         <w:numPr>
           <w:ilvl w:val="0"/>
-          <w:numId w:val="1154"/>
+          <w:numId w:val="1155"/>
         </w:numPr>
         <w:pStyle w:val="Compact"/>
       </w:pPr>
@@ -28130,7 +28250,7 @@
       <w:pPr>
         <w:numPr>
           <w:ilvl w:val="0"/>
-          <w:numId w:val="1154"/>
+          <w:numId w:val="1155"/>
         </w:numPr>
         <w:pStyle w:val="Compact"/>
       </w:pPr>
@@ -28152,7 +28272,7 @@
       <w:pPr>
         <w:numPr>
           <w:ilvl w:val="0"/>
-          <w:numId w:val="1154"/>
+          <w:numId w:val="1155"/>
         </w:numPr>
         <w:pStyle w:val="Compact"/>
       </w:pPr>
@@ -28350,7 +28470,7 @@
       <w:pPr>
         <w:numPr>
           <w:ilvl w:val="0"/>
-          <w:numId w:val="1155"/>
+          <w:numId w:val="1156"/>
         </w:numPr>
         <w:pStyle w:val="Compact"/>
       </w:pPr>
@@ -28362,7 +28482,7 @@
       <w:pPr>
         <w:numPr>
           <w:ilvl w:val="0"/>
-          <w:numId w:val="1155"/>
+          <w:numId w:val="1156"/>
         </w:numPr>
         <w:pStyle w:val="Compact"/>
       </w:pPr>
@@ -28374,7 +28494,7 @@
       <w:pPr>
         <w:numPr>
           <w:ilvl w:val="0"/>
-          <w:numId w:val="1155"/>
+          <w:numId w:val="1156"/>
         </w:numPr>
         <w:pStyle w:val="Compact"/>
       </w:pPr>
@@ -28386,7 +28506,7 @@
       <w:pPr>
         <w:numPr>
           <w:ilvl w:val="0"/>
-          <w:numId w:val="1155"/>
+          <w:numId w:val="1156"/>
         </w:numPr>
         <w:pStyle w:val="Compact"/>
       </w:pPr>
@@ -28398,7 +28518,7 @@
       <w:pPr>
         <w:numPr>
           <w:ilvl w:val="0"/>
-          <w:numId w:val="1155"/>
+          <w:numId w:val="1156"/>
         </w:numPr>
         <w:pStyle w:val="Compact"/>
       </w:pPr>
@@ -28410,7 +28530,7 @@
       <w:pPr>
         <w:numPr>
           <w:ilvl w:val="0"/>
-          <w:numId w:val="1155"/>
+          <w:numId w:val="1156"/>
         </w:numPr>
         <w:pStyle w:val="Compact"/>
       </w:pPr>
@@ -28422,7 +28542,7 @@
       <w:pPr>
         <w:numPr>
           <w:ilvl w:val="0"/>
-          <w:numId w:val="1155"/>
+          <w:numId w:val="1156"/>
         </w:numPr>
         <w:pStyle w:val="Compact"/>
       </w:pPr>
@@ -28434,7 +28554,7 @@
       <w:pPr>
         <w:numPr>
           <w:ilvl w:val="0"/>
-          <w:numId w:val="1155"/>
+          <w:numId w:val="1156"/>
         </w:numPr>
         <w:pStyle w:val="Compact"/>
       </w:pPr>
@@ -28446,7 +28566,7 @@
       <w:pPr>
         <w:numPr>
           <w:ilvl w:val="0"/>
-          <w:numId w:val="1155"/>
+          <w:numId w:val="1156"/>
         </w:numPr>
         <w:pStyle w:val="Compact"/>
       </w:pPr>
@@ -28526,7 +28646,7 @@
       <w:pPr>
         <w:numPr>
           <w:ilvl w:val="0"/>
-          <w:numId w:val="1156"/>
+          <w:numId w:val="1157"/>
         </w:numPr>
         <w:pStyle w:val="Compact"/>
       </w:pPr>
@@ -28538,7 +28658,7 @@
       <w:pPr>
         <w:numPr>
           <w:ilvl w:val="0"/>
-          <w:numId w:val="1156"/>
+          <w:numId w:val="1157"/>
         </w:numPr>
         <w:pStyle w:val="Compact"/>
       </w:pPr>
@@ -28550,7 +28670,7 @@
       <w:pPr>
         <w:numPr>
           <w:ilvl w:val="0"/>
-          <w:numId w:val="1156"/>
+          <w:numId w:val="1157"/>
         </w:numPr>
         <w:pStyle w:val="Compact"/>
       </w:pPr>
@@ -29248,7 +29368,7 @@
       <w:pPr>
         <w:numPr>
           <w:ilvl w:val="0"/>
-          <w:numId w:val="1157"/>
+          <w:numId w:val="1158"/>
         </w:numPr>
         <w:pStyle w:val="Compact"/>
       </w:pPr>
@@ -29270,7 +29390,7 @@
       <w:pPr>
         <w:numPr>
           <w:ilvl w:val="0"/>
-          <w:numId w:val="1157"/>
+          <w:numId w:val="1158"/>
         </w:numPr>
         <w:pStyle w:val="Compact"/>
       </w:pPr>
@@ -29292,7 +29412,7 @@
       <w:pPr>
         <w:numPr>
           <w:ilvl w:val="0"/>
-          <w:numId w:val="1157"/>
+          <w:numId w:val="1158"/>
         </w:numPr>
         <w:pStyle w:val="Compact"/>
       </w:pPr>
@@ -29314,7 +29434,7 @@
       <w:pPr>
         <w:numPr>
           <w:ilvl w:val="0"/>
-          <w:numId w:val="1157"/>
+          <w:numId w:val="1158"/>
         </w:numPr>
         <w:pStyle w:val="Compact"/>
       </w:pPr>
@@ -29336,7 +29456,7 @@
       <w:pPr>
         <w:numPr>
           <w:ilvl w:val="0"/>
-          <w:numId w:val="1157"/>
+          <w:numId w:val="1158"/>
         </w:numPr>
         <w:pStyle w:val="Compact"/>
       </w:pPr>
@@ -29881,7 +30001,7 @@
       <w:pPr>
         <w:numPr>
           <w:ilvl w:val="0"/>
-          <w:numId w:val="1158"/>
+          <w:numId w:val="1159"/>
         </w:numPr>
         <w:pStyle w:val="Compact"/>
       </w:pPr>
@@ -29903,7 +30023,7 @@
       <w:pPr>
         <w:numPr>
           <w:ilvl w:val="0"/>
-          <w:numId w:val="1158"/>
+          <w:numId w:val="1159"/>
         </w:numPr>
         <w:pStyle w:val="Compact"/>
       </w:pPr>
@@ -29925,7 +30045,7 @@
       <w:pPr>
         <w:numPr>
           <w:ilvl w:val="0"/>
-          <w:numId w:val="1158"/>
+          <w:numId w:val="1159"/>
         </w:numPr>
         <w:pStyle w:val="Compact"/>
       </w:pPr>
@@ -30025,7 +30145,7 @@
       <w:pPr>
         <w:numPr>
           <w:ilvl w:val="0"/>
-          <w:numId w:val="1159"/>
+          <w:numId w:val="1160"/>
         </w:numPr>
         <w:pStyle w:val="Compact"/>
       </w:pPr>
@@ -30047,7 +30167,7 @@
       <w:pPr>
         <w:numPr>
           <w:ilvl w:val="0"/>
-          <w:numId w:val="1159"/>
+          <w:numId w:val="1160"/>
         </w:numPr>
         <w:pStyle w:val="Compact"/>
       </w:pPr>
@@ -30069,7 +30189,7 @@
       <w:pPr>
         <w:numPr>
           <w:ilvl w:val="0"/>
-          <w:numId w:val="1159"/>
+          <w:numId w:val="1160"/>
         </w:numPr>
         <w:pStyle w:val="Compact"/>
       </w:pPr>
@@ -30091,7 +30211,7 @@
       <w:pPr>
         <w:numPr>
           <w:ilvl w:val="0"/>
-          <w:numId w:val="1159"/>
+          <w:numId w:val="1160"/>
         </w:numPr>
         <w:pStyle w:val="Compact"/>
       </w:pPr>
@@ -30415,7 +30535,7 @@
       <w:pPr>
         <w:numPr>
           <w:ilvl w:val="0"/>
-          <w:numId w:val="1160"/>
+          <w:numId w:val="1161"/>
         </w:numPr>
         <w:pStyle w:val="Compact"/>
       </w:pPr>
@@ -30427,7 +30547,7 @@
       <w:pPr>
         <w:numPr>
           <w:ilvl w:val="0"/>
-          <w:numId w:val="1160"/>
+          <w:numId w:val="1161"/>
         </w:numPr>
         <w:pStyle w:val="Compact"/>
       </w:pPr>
@@ -30439,7 +30559,7 @@
       <w:pPr>
         <w:numPr>
           <w:ilvl w:val="0"/>
-          <w:numId w:val="1160"/>
+          <w:numId w:val="1161"/>
         </w:numPr>
         <w:pStyle w:val="Compact"/>
       </w:pPr>
@@ -30451,7 +30571,7 @@
       <w:pPr>
         <w:numPr>
           <w:ilvl w:val="0"/>
-          <w:numId w:val="1160"/>
+          <w:numId w:val="1161"/>
         </w:numPr>
         <w:pStyle w:val="Compact"/>
       </w:pPr>
@@ -30463,7 +30583,7 @@
       <w:pPr>
         <w:numPr>
           <w:ilvl w:val="0"/>
-          <w:numId w:val="1160"/>
+          <w:numId w:val="1161"/>
         </w:numPr>
         <w:pStyle w:val="Compact"/>
       </w:pPr>
@@ -30475,7 +30595,7 @@
       <w:pPr>
         <w:numPr>
           <w:ilvl w:val="0"/>
-          <w:numId w:val="1160"/>
+          <w:numId w:val="1161"/>
         </w:numPr>
         <w:pStyle w:val="Compact"/>
       </w:pPr>
@@ -30487,7 +30607,7 @@
       <w:pPr>
         <w:numPr>
           <w:ilvl w:val="0"/>
-          <w:numId w:val="1160"/>
+          <w:numId w:val="1161"/>
         </w:numPr>
         <w:pStyle w:val="Compact"/>
       </w:pPr>
@@ -30499,7 +30619,7 @@
       <w:pPr>
         <w:numPr>
           <w:ilvl w:val="0"/>
-          <w:numId w:val="1160"/>
+          <w:numId w:val="1161"/>
         </w:numPr>
         <w:pStyle w:val="Compact"/>
       </w:pPr>
@@ -30639,7 +30759,7 @@
       <w:pPr>
         <w:numPr>
           <w:ilvl w:val="0"/>
-          <w:numId w:val="1161"/>
+          <w:numId w:val="1162"/>
         </w:numPr>
         <w:pStyle w:val="Compact"/>
       </w:pPr>
@@ -30689,7 +30809,7 @@
       <w:pPr>
         <w:numPr>
           <w:ilvl w:val="0"/>
-          <w:numId w:val="1161"/>
+          <w:numId w:val="1162"/>
         </w:numPr>
         <w:pStyle w:val="Compact"/>
       </w:pPr>
@@ -30711,7 +30831,7 @@
       <w:pPr>
         <w:numPr>
           <w:ilvl w:val="0"/>
-          <w:numId w:val="1161"/>
+          <w:numId w:val="1162"/>
         </w:numPr>
         <w:pStyle w:val="Compact"/>
       </w:pPr>
@@ -30847,7 +30967,7 @@
       <w:pPr>
         <w:numPr>
           <w:ilvl w:val="0"/>
-          <w:numId w:val="1162"/>
+          <w:numId w:val="1163"/>
         </w:numPr>
         <w:pStyle w:val="Compact"/>
       </w:pPr>
@@ -30863,7 +30983,7 @@
       <w:pPr>
         <w:numPr>
           <w:ilvl w:val="0"/>
-          <w:numId w:val="1162"/>
+          <w:numId w:val="1163"/>
         </w:numPr>
         <w:pStyle w:val="Compact"/>
       </w:pPr>
@@ -30879,7 +30999,7 @@
       <w:pPr>
         <w:numPr>
           <w:ilvl w:val="0"/>
-          <w:numId w:val="1162"/>
+          <w:numId w:val="1163"/>
         </w:numPr>
         <w:pStyle w:val="Compact"/>
       </w:pPr>
@@ -30895,7 +31015,7 @@
       <w:pPr>
         <w:numPr>
           <w:ilvl w:val="0"/>
-          <w:numId w:val="1162"/>
+          <w:numId w:val="1163"/>
         </w:numPr>
         <w:pStyle w:val="Compact"/>
       </w:pPr>
@@ -30911,7 +31031,7 @@
       <w:pPr>
         <w:numPr>
           <w:ilvl w:val="0"/>
-          <w:numId w:val="1162"/>
+          <w:numId w:val="1163"/>
         </w:numPr>
         <w:pStyle w:val="Compact"/>
       </w:pPr>
@@ -30987,7 +31107,7 @@
       <w:pPr>
         <w:numPr>
           <w:ilvl w:val="0"/>
-          <w:numId w:val="1163"/>
+          <w:numId w:val="1164"/>
         </w:numPr>
         <w:pStyle w:val="Compact"/>
       </w:pPr>
@@ -31006,7 +31126,7 @@
       <w:pPr>
         <w:numPr>
           <w:ilvl w:val="0"/>
-          <w:numId w:val="1163"/>
+          <w:numId w:val="1164"/>
         </w:numPr>
         <w:pStyle w:val="Compact"/>
       </w:pPr>
@@ -31025,7 +31145,7 @@
       <w:pPr>
         <w:numPr>
           <w:ilvl w:val="0"/>
-          <w:numId w:val="1163"/>
+          <w:numId w:val="1164"/>
         </w:numPr>
         <w:pStyle w:val="Compact"/>
       </w:pPr>
@@ -31044,7 +31164,7 @@
       <w:pPr>
         <w:numPr>
           <w:ilvl w:val="0"/>
-          <w:numId w:val="1163"/>
+          <w:numId w:val="1164"/>
         </w:numPr>
         <w:pStyle w:val="Compact"/>
       </w:pPr>
@@ -31078,7 +31198,7 @@
       <w:pPr>
         <w:numPr>
           <w:ilvl w:val="0"/>
-          <w:numId w:val="1164"/>
+          <w:numId w:val="1165"/>
         </w:numPr>
         <w:pStyle w:val="Compact"/>
       </w:pPr>
@@ -31097,7 +31217,7 @@
       <w:pPr>
         <w:numPr>
           <w:ilvl w:val="0"/>
-          <w:numId w:val="1164"/>
+          <w:numId w:val="1165"/>
         </w:numPr>
         <w:pStyle w:val="Compact"/>
       </w:pPr>
@@ -31116,7 +31236,7 @@
       <w:pPr>
         <w:numPr>
           <w:ilvl w:val="0"/>
-          <w:numId w:val="1164"/>
+          <w:numId w:val="1165"/>
         </w:numPr>
         <w:pStyle w:val="Compact"/>
       </w:pPr>
@@ -31135,7 +31255,7 @@
       <w:pPr>
         <w:numPr>
           <w:ilvl w:val="0"/>
-          <w:numId w:val="1164"/>
+          <w:numId w:val="1165"/>
         </w:numPr>
         <w:pStyle w:val="Compact"/>
       </w:pPr>
@@ -31166,7 +31286,7 @@
       <w:pPr>
         <w:numPr>
           <w:ilvl w:val="0"/>
-          <w:numId w:val="1165"/>
+          <w:numId w:val="1166"/>
         </w:numPr>
         <w:pStyle w:val="Compact"/>
       </w:pPr>
@@ -31185,7 +31305,7 @@
       <w:pPr>
         <w:numPr>
           <w:ilvl w:val="0"/>
-          <w:numId w:val="1165"/>
+          <w:numId w:val="1166"/>
         </w:numPr>
         <w:pStyle w:val="Compact"/>
       </w:pPr>
@@ -31204,7 +31324,7 @@
       <w:pPr>
         <w:numPr>
           <w:ilvl w:val="0"/>
-          <w:numId w:val="1165"/>
+          <w:numId w:val="1166"/>
         </w:numPr>
         <w:pStyle w:val="Compact"/>
       </w:pPr>
@@ -31223,7 +31343,7 @@
       <w:pPr>
         <w:numPr>
           <w:ilvl w:val="0"/>
-          <w:numId w:val="1165"/>
+          <w:numId w:val="1166"/>
         </w:numPr>
         <w:pStyle w:val="Compact"/>
       </w:pPr>
@@ -31242,7 +31362,7 @@
       <w:pPr>
         <w:numPr>
           <w:ilvl w:val="0"/>
-          <w:numId w:val="1165"/>
+          <w:numId w:val="1166"/>
         </w:numPr>
         <w:pStyle w:val="Compact"/>
       </w:pPr>
@@ -31261,7 +31381,7 @@
       <w:pPr>
         <w:numPr>
           <w:ilvl w:val="0"/>
-          <w:numId w:val="1165"/>
+          <w:numId w:val="1166"/>
         </w:numPr>
         <w:pStyle w:val="Compact"/>
       </w:pPr>
@@ -31280,7 +31400,7 @@
       <w:pPr>
         <w:numPr>
           <w:ilvl w:val="0"/>
-          <w:numId w:val="1165"/>
+          <w:numId w:val="1166"/>
         </w:numPr>
         <w:pStyle w:val="Compact"/>
       </w:pPr>
@@ -31299,7 +31419,7 @@
       <w:pPr>
         <w:numPr>
           <w:ilvl w:val="0"/>
-          <w:numId w:val="1165"/>
+          <w:numId w:val="1166"/>
         </w:numPr>
         <w:pStyle w:val="Compact"/>
       </w:pPr>
@@ -31333,7 +31453,7 @@
       <w:pPr>
         <w:numPr>
           <w:ilvl w:val="0"/>
-          <w:numId w:val="1166"/>
+          <w:numId w:val="1167"/>
         </w:numPr>
         <w:pStyle w:val="Compact"/>
       </w:pPr>
@@ -31352,7 +31472,7 @@
       <w:pPr>
         <w:numPr>
           <w:ilvl w:val="0"/>
-          <w:numId w:val="1166"/>
+          <w:numId w:val="1167"/>
         </w:numPr>
         <w:pStyle w:val="Compact"/>
       </w:pPr>
@@ -31371,7 +31491,7 @@
       <w:pPr>
         <w:numPr>
           <w:ilvl w:val="0"/>
-          <w:numId w:val="1166"/>
+          <w:numId w:val="1167"/>
         </w:numPr>
         <w:pStyle w:val="Compact"/>
       </w:pPr>
@@ -31402,7 +31522,7 @@
       <w:pPr>
         <w:numPr>
           <w:ilvl w:val="0"/>
-          <w:numId w:val="1167"/>
+          <w:numId w:val="1168"/>
         </w:numPr>
         <w:pStyle w:val="Compact"/>
       </w:pPr>
@@ -31424,7 +31544,7 @@
       <w:pPr>
         <w:numPr>
           <w:ilvl w:val="0"/>
-          <w:numId w:val="1167"/>
+          <w:numId w:val="1168"/>
         </w:numPr>
         <w:pStyle w:val="Compact"/>
       </w:pPr>
@@ -31551,7 +31671,7 @@
       <w:pPr>
         <w:numPr>
           <w:ilvl w:val="0"/>
-          <w:numId w:val="1168"/>
+          <w:numId w:val="1169"/>
         </w:numPr>
         <w:pStyle w:val="Compact"/>
       </w:pPr>
@@ -31573,7 +31693,7 @@
       <w:pPr>
         <w:numPr>
           <w:ilvl w:val="0"/>
-          <w:numId w:val="1168"/>
+          <w:numId w:val="1169"/>
         </w:numPr>
         <w:pStyle w:val="Compact"/>
       </w:pPr>
@@ -31595,7 +31715,7 @@
       <w:pPr>
         <w:numPr>
           <w:ilvl w:val="0"/>
-          <w:numId w:val="1168"/>
+          <w:numId w:val="1169"/>
         </w:numPr>
         <w:pStyle w:val="Compact"/>
       </w:pPr>
@@ -31617,7 +31737,7 @@
       <w:pPr>
         <w:numPr>
           <w:ilvl w:val="0"/>
-          <w:numId w:val="1168"/>
+          <w:numId w:val="1169"/>
         </w:numPr>
         <w:pStyle w:val="Compact"/>
       </w:pPr>
@@ -31639,7 +31759,7 @@
       <w:pPr>
         <w:numPr>
           <w:ilvl w:val="0"/>
-          <w:numId w:val="1168"/>
+          <w:numId w:val="1169"/>
         </w:numPr>
         <w:pStyle w:val="Compact"/>
       </w:pPr>
@@ -33463,6 +33583,9 @@
     <w:abstractNumId w:val="991"/>
   </w:num>
   <w:num w:numId="1025">
+    <w:abstractNumId w:val="991"/>
+  </w:num>
+  <w:num w:numId="1026">
     <w:abstractNumId w:val="99411"/>
     <w:lvlOverride w:ilvl="0">
       <w:startOverride w:val="1"/>
@@ -33491,9 +33614,6 @@
     <w:lvlOverride w:ilvl="8">
       <w:startOverride w:val="1"/>
     </w:lvlOverride>
-  </w:num>
-  <w:num w:numId="1026">
-    <w:abstractNumId w:val="991"/>
   </w:num>
   <w:num w:numId="1027">
     <w:abstractNumId w:val="991"/>
@@ -33553,6 +33673,9 @@
     <w:abstractNumId w:val="991"/>
   </w:num>
   <w:num w:numId="1046">
+    <w:abstractNumId w:val="991"/>
+  </w:num>
+  <w:num w:numId="1047">
     <w:abstractNumId w:val="99411"/>
     <w:lvlOverride w:ilvl="0">
       <w:startOverride w:val="1"/>
@@ -33581,9 +33704,6 @@
     <w:lvlOverride w:ilvl="8">
       <w:startOverride w:val="1"/>
     </w:lvlOverride>
-  </w:num>
-  <w:num w:numId="1047">
-    <w:abstractNumId w:val="991"/>
   </w:num>
   <w:num w:numId="1048">
     <w:abstractNumId w:val="991"/>
@@ -33628,6 +33748,9 @@
     <w:abstractNumId w:val="991"/>
   </w:num>
   <w:num w:numId="1062">
+    <w:abstractNumId w:val="991"/>
+  </w:num>
+  <w:num w:numId="1063">
     <w:abstractNumId w:val="99411"/>
     <w:lvlOverride w:ilvl="0">
       <w:startOverride w:val="1"/>
@@ -33657,9 +33780,6 @@
       <w:startOverride w:val="1"/>
     </w:lvlOverride>
   </w:num>
-  <w:num w:numId="1063">
-    <w:abstractNumId w:val="991"/>
-  </w:num>
   <w:num w:numId="1064">
     <w:abstractNumId w:val="991"/>
   </w:num>
@@ -33667,6 +33787,9 @@
     <w:abstractNumId w:val="991"/>
   </w:num>
   <w:num w:numId="1066">
+    <w:abstractNumId w:val="991"/>
+  </w:num>
+  <w:num w:numId="1067">
     <w:abstractNumId w:val="99411"/>
     <w:lvlOverride w:ilvl="0">
       <w:startOverride w:val="1"/>
@@ -33696,10 +33819,10 @@
       <w:startOverride w:val="1"/>
     </w:lvlOverride>
   </w:num>
-  <w:num w:numId="1067">
+  <w:num w:numId="1068">
     <w:abstractNumId w:val="991"/>
   </w:num>
-  <w:num w:numId="1068">
+  <w:num w:numId="1069">
     <w:abstractNumId w:val="99411"/>
     <w:lvlOverride w:ilvl="0">
       <w:startOverride w:val="1"/>
@@ -33729,9 +33852,6 @@
       <w:startOverride w:val="1"/>
     </w:lvlOverride>
   </w:num>
-  <w:num w:numId="1069">
-    <w:abstractNumId w:val="991"/>
-  </w:num>
   <w:num w:numId="1070">
     <w:abstractNumId w:val="991"/>
   </w:num>
@@ -33745,6 +33865,9 @@
     <w:abstractNumId w:val="991"/>
   </w:num>
   <w:num w:numId="1074">
+    <w:abstractNumId w:val="991"/>
+  </w:num>
+  <w:num w:numId="1075">
     <w:abstractNumId w:val="99411"/>
     <w:lvlOverride w:ilvl="0">
       <w:startOverride w:val="1"/>
@@ -33774,9 +33897,6 @@
       <w:startOverride w:val="1"/>
     </w:lvlOverride>
   </w:num>
-  <w:num w:numId="1075">
-    <w:abstractNumId w:val="991"/>
-  </w:num>
   <w:num w:numId="1076">
     <w:abstractNumId w:val="991"/>
   </w:num>
@@ -33787,6 +33907,9 @@
     <w:abstractNumId w:val="991"/>
   </w:num>
   <w:num w:numId="1079">
+    <w:abstractNumId w:val="991"/>
+  </w:num>
+  <w:num w:numId="1080">
     <w:abstractNumId w:val="99411"/>
     <w:lvlOverride w:ilvl="0">
       <w:startOverride w:val="1"/>
@@ -33815,9 +33938,6 @@
     <w:lvlOverride w:ilvl="8">
       <w:startOverride w:val="1"/>
     </w:lvlOverride>
-  </w:num>
-  <w:num w:numId="1080">
-    <w:abstractNumId w:val="991"/>
   </w:num>
   <w:num w:numId="1081">
     <w:abstractNumId w:val="991"/>
@@ -33862,6 +33982,9 @@
     <w:abstractNumId w:val="991"/>
   </w:num>
   <w:num w:numId="1095">
+    <w:abstractNumId w:val="991"/>
+  </w:num>
+  <w:num w:numId="1096">
     <w:abstractNumId w:val="99411"/>
     <w:lvlOverride w:ilvl="0">
       <w:startOverride w:val="1"/>
@@ -33891,10 +34014,10 @@
       <w:startOverride w:val="1"/>
     </w:lvlOverride>
   </w:num>
-  <w:num w:numId="1096">
+  <w:num w:numId="1097">
     <w:abstractNumId w:val="991"/>
   </w:num>
-  <w:num w:numId="1097">
+  <w:num w:numId="1098">
     <w:abstractNumId w:val="99411"/>
     <w:lvlOverride w:ilvl="0">
       <w:startOverride w:val="1"/>
@@ -33923,9 +34046,6 @@
     <w:lvlOverride w:ilvl="8">
       <w:startOverride w:val="1"/>
     </w:lvlOverride>
-  </w:num>
-  <w:num w:numId="1098">
-    <w:abstractNumId w:val="991"/>
   </w:num>
   <w:num w:numId="1099">
     <w:abstractNumId w:val="991"/>
@@ -33964,6 +34084,9 @@
     <w:abstractNumId w:val="991"/>
   </w:num>
   <w:num w:numId="1111">
+    <w:abstractNumId w:val="991"/>
+  </w:num>
+  <w:num w:numId="1112">
     <w:abstractNumId w:val="99411"/>
     <w:lvlOverride w:ilvl="0">
       <w:startOverride w:val="1"/>
@@ -33993,9 +34116,6 @@
       <w:startOverride w:val="1"/>
     </w:lvlOverride>
   </w:num>
-  <w:num w:numId="1112">
-    <w:abstractNumId w:val="991"/>
-  </w:num>
   <w:num w:numId="1113">
     <w:abstractNumId w:val="991"/>
   </w:num>
@@ -34015,6 +34135,9 @@
     <w:abstractNumId w:val="991"/>
   </w:num>
   <w:num w:numId="1119">
+    <w:abstractNumId w:val="991"/>
+  </w:num>
+  <w:num w:numId="1120">
     <w:abstractNumId w:val="99411"/>
     <w:lvlOverride w:ilvl="0">
       <w:startOverride w:val="1"/>
@@ -34044,9 +34167,6 @@
       <w:startOverride w:val="1"/>
     </w:lvlOverride>
   </w:num>
-  <w:num w:numId="1120">
-    <w:abstractNumId w:val="991"/>
-  </w:num>
   <w:num w:numId="1121">
     <w:abstractNumId w:val="991"/>
   </w:num>
@@ -34063,6 +34183,9 @@
     <w:abstractNumId w:val="991"/>
   </w:num>
   <w:num w:numId="1126">
+    <w:abstractNumId w:val="991"/>
+  </w:num>
+  <w:num w:numId="1127">
     <w:abstractNumId w:val="99411"/>
     <w:lvlOverride w:ilvl="0">
       <w:startOverride w:val="1"/>
@@ -34092,9 +34215,6 @@
       <w:startOverride w:val="1"/>
     </w:lvlOverride>
   </w:num>
-  <w:num w:numId="1127">
-    <w:abstractNumId w:val="991"/>
-  </w:num>
   <w:num w:numId="1128">
     <w:abstractNumId w:val="991"/>
   </w:num>
@@ -34102,6 +34222,9 @@
     <w:abstractNumId w:val="991"/>
   </w:num>
   <w:num w:numId="1130">
+    <w:abstractNumId w:val="991"/>
+  </w:num>
+  <w:num w:numId="1131">
     <w:abstractNumId w:val="99411"/>
     <w:lvlOverride w:ilvl="0">
       <w:startOverride w:val="1"/>
@@ -34130,9 +34253,6 @@
     <w:lvlOverride w:ilvl="8">
       <w:startOverride w:val="1"/>
     </w:lvlOverride>
-  </w:num>
-  <w:num w:numId="1131">
-    <w:abstractNumId w:val="991"/>
   </w:num>
   <w:num w:numId="1132">
     <w:abstractNumId w:val="991"/>
@@ -34216,6 +34336,9 @@
     <w:abstractNumId w:val="991"/>
   </w:num>
   <w:num w:numId="1159">
+    <w:abstractNumId w:val="991"/>
+  </w:num>
+  <w:num w:numId="1160">
     <w:abstractNumId w:val="99411"/>
     <w:lvlOverride w:ilvl="0">
       <w:startOverride w:val="1"/>
@@ -34245,9 +34368,6 @@
       <w:startOverride w:val="1"/>
     </w:lvlOverride>
   </w:num>
-  <w:num w:numId="1160">
-    <w:abstractNumId w:val="991"/>
-  </w:num>
   <w:num w:numId="1161">
     <w:abstractNumId w:val="991"/>
   </w:num>
@@ -34270,6 +34390,9 @@
     <w:abstractNumId w:val="991"/>
   </w:num>
   <w:num w:numId="1168">
+    <w:abstractNumId w:val="991"/>
+  </w:num>
+  <w:num w:numId="1169">
     <w:abstractNumId w:val="991"/>
   </w:num>
 </w:numbering>

--- a/book/Vacation Rentals That Pay You - REVISED DRAFT.docx
+++ b/book/Vacation Rentals That Pay You - REVISED DRAFT.docx
@@ -7,7 +7,7 @@
         <w:pStyle w:val="Title"/>
       </w:pPr>
       <w:r>
-        <w:t xml:space="preserve">Vacation Rentals That Pay You ��� REVISED DRAFT (July 23, 2026)</w:t>
+        <w:t xml:space="preserve">Vacation Rentals That Pay You ��� REVISED DRAFT (July 24, 2026)</w:t>
       </w:r>
     </w:p>
     <w:sdt>
@@ -222,7 +222,7 @@
           <w:bCs/>
           <w:b/>
         </w:rPr>
-        <w:t xml:space="preserve">Part 1 — The Fundamentals: Why Order Beats Effort</w:t>
+        <w:t xml:space="preserve">Part 1: The Fundamentals: Why Order Beats Effort</w:t>
       </w:r>
     </w:p>
     <w:p>
@@ -270,7 +270,7 @@
           <w:bCs/>
           <w:b/>
         </w:rPr>
-        <w:t xml:space="preserve">Part 2 — R: Right Market First</w:t>
+        <w:t xml:space="preserve">Part 2: R: Right Market First</w:t>
       </w:r>
     </w:p>
     <w:p>
@@ -318,7 +318,7 @@
           <w:bCs/>
           <w:b/>
         </w:rPr>
-        <w:t xml:space="preserve">Part 3 — U: Under Budget</w:t>
+        <w:t xml:space="preserve">Part 3: U: Under Budget</w:t>
       </w:r>
     </w:p>
     <w:p>
@@ -366,7 +366,7 @@
           <w:bCs/>
           <w:b/>
         </w:rPr>
-        <w:t xml:space="preserve">Part 4 — R: Room for Everyone</w:t>
+        <w:t xml:space="preserve">Part 4: R: Room for Everyone</w:t>
       </w:r>
     </w:p>
     <w:p>
@@ -390,7 +390,7 @@
           <w:bCs/>
           <w:b/>
         </w:rPr>
-        <w:t xml:space="preserve">Part 5 — A: Aesthetics That Win the Scroll</w:t>
+        <w:t xml:space="preserve">Part 5: A: Aesthetics That Win the Scroll</w:t>
       </w:r>
     </w:p>
     <w:p>
@@ -438,7 +438,7 @@
           <w:bCs/>
           <w:b/>
         </w:rPr>
-        <w:t xml:space="preserve">Part 6 — L: Leverage Systems</w:t>
+        <w:t xml:space="preserve">Part 6: L: Leverage Systems</w:t>
       </w:r>
     </w:p>
     <w:p>
@@ -474,7 +474,7 @@
           <w:bCs/>
           <w:b/>
         </w:rPr>
-        <w:t xml:space="preserve">Part 7 — After the Launch</w:t>
+        <w:t xml:space="preserve">Part 7: After the Launch</w:t>
       </w:r>
     </w:p>
     <w:p>
@@ -925,7 +925,7 @@
           <w:bCs/>
           <w:b/>
         </w:rPr>
-        <w:t xml:space="preserve">R — Right Market First.</w:t>
+        <w:t xml:space="preserve">R: Right Market First.</w:t>
       </w:r>
       <w:r>
         <w:t xml:space="preserve"> </w:t>
@@ -947,7 +947,7 @@
           <w:bCs/>
           <w:b/>
         </w:rPr>
-        <w:t xml:space="preserve">U — Under Budget.</w:t>
+        <w:t xml:space="preserve">U: Under Budget.</w:t>
       </w:r>
       <w:r>
         <w:t xml:space="preserve"> </w:t>
@@ -969,7 +969,7 @@
           <w:bCs/>
           <w:b/>
         </w:rPr>
-        <w:t xml:space="preserve">R — Room for Everyone.</w:t>
+        <w:t xml:space="preserve">R: Room for Everyone.</w:t>
       </w:r>
       <w:r>
         <w:t xml:space="preserve"> </w:t>
@@ -991,7 +991,7 @@
           <w:bCs/>
           <w:b/>
         </w:rPr>
-        <w:t xml:space="preserve">A — Aesthetics That Win the Scroll.</w:t>
+        <w:t xml:space="preserve">A: Aesthetics That Win the Scroll.</w:t>
       </w:r>
       <w:r>
         <w:t xml:space="preserve"> </w:t>
@@ -1013,7 +1013,7 @@
           <w:bCs/>
           <w:b/>
         </w:rPr>
-        <w:t xml:space="preserve">L — Leverage Systems.</w:t>
+        <w:t xml:space="preserve">L: Leverage Systems.</w:t>
       </w:r>
       <w:r>
         <w:t xml:space="preserve"> </w:t>
@@ -1046,7 +1046,7 @@
         <w:pStyle w:val="Heading1"/>
       </w:pPr>
       <w:r>
-        <w:t xml:space="preserve">Part 1 — The Fundamentals: Why Order Beats Effort</w:t>
+        <w:t xml:space="preserve">Part 1: The Fundamentals: Why Order Beats Effort</w:t>
       </w:r>
     </w:p>
     <w:p>
@@ -2221,7 +2221,7 @@
           <w:bCs/>
           <w:b/>
         </w:rPr>
-        <w:t xml:space="preserve">Tier 1 — Saturated Tourist Cities.</w:t>
+        <w:t xml:space="preserve">Tier 1: Saturated Tourist Cities.</w:t>
       </w:r>
       <w:r>
         <w:t xml:space="preserve"> </w:t>
@@ -2243,7 +2243,7 @@
           <w:bCs/>
           <w:b/>
         </w:rPr>
-        <w:t xml:space="preserve">Tier 2 — Discovered Rural.</w:t>
+        <w:t xml:space="preserve">Tier 2: Discovered Rural.</w:t>
       </w:r>
       <w:r>
         <w:t xml:space="preserve"> </w:t>
@@ -2265,7 +2265,7 @@
           <w:bCs/>
           <w:b/>
         </w:rPr>
-        <w:t xml:space="preserve">Tier 3 — Emerging Rural.</w:t>
+        <w:t xml:space="preserve">Tier 3: Emerging Rural.</w:t>
       </w:r>
       <w:r>
         <w:t xml:space="preserve"> </w:t>
@@ -2287,7 +2287,7 @@
           <w:bCs/>
           <w:b/>
         </w:rPr>
-        <w:t xml:space="preserve">Tier 4 — Undiscovered.</w:t>
+        <w:t xml:space="preserve">Tier 4: Undiscovered.</w:t>
       </w:r>
       <w:r>
         <w:t xml:space="preserve"> </w:t>
@@ -2301,7 +2301,7 @@
         <w:pStyle w:val="FirstParagraph"/>
       </w:pPr>
       <w:r>
-        <w:t xml:space="preserve">Two honest time-stamps on those return bands. First, they come from real homes, mostly in West Virginia and Nevada, bought between 2022 and 2024 and held two to four years, and I was a top-quartile operator when I earned them. Since then we’ve added forty to fifty more quality Airbnbs. Competition is tougher now, but most of those homes still perform, averaging about $7,000 a month as of July 2026. Second, money was cheaper in that window. At today’s rates a well-executed first deal more often works out to 15–25% cash-on-cash, which still beats almost everything else available to a beginner, and Chapter 8’s deliberately conservative underwrite (the pre-purchase math on what a property should really earn) lands near that range.</w:t>
+        <w:t xml:space="preserve">Two honest time-stamps on those return bands. First, they come from real homes, mostly in West Virginia, bought between 2022 and 2024 and held two to four years, and I was a top-quartile operator when I earned them. Since then we’ve added forty to fifty more quality Airbnbs. Competition is tougher now, but most of those homes still perform, averaging about $7,000 a month as of July 2026. Second, money was cheaper in that window. At today’s rates a well-executed first deal more often works out to 15–25% cash-on-cash, which still beats almost everything else available to a beginner, and Chapter 8’s deliberately conservative underwrite (the pre-purchase math on what a property should really earn) lands near that range.</w:t>
       </w:r>
     </w:p>
     <w:p>
@@ -2584,7 +2584,7 @@
               <w:jc w:val="left"/>
             </w:pPr>
             <w:r>
-              <w:t xml:space="preserve">Large — big-market sticker, big-market check</w:t>
+              <w:t xml:space="preserve">Large (big-market sticker, big-market check)</w:t>
             </w:r>
           </w:p>
         </w:tc>
@@ -2825,12 +2825,6 @@
         <w:pStyle w:val="Compact"/>
       </w:pPr>
       <w:r>
-        <w:t xml:space="preserve">☐</w:t>
-      </w:r>
-      <w:r>
-        <w:t xml:space="preserve"> </w:t>
-      </w:r>
-      <w:r>
         <w:rPr>
           <w:bCs/>
           <w:b/>
@@ -2853,12 +2847,6 @@
         <w:pStyle w:val="Compact"/>
       </w:pPr>
       <w:r>
-        <w:t xml:space="preserve">☐</w:t>
-      </w:r>
-      <w:r>
-        <w:t xml:space="preserve"> </w:t>
-      </w:r>
-      <w:r>
         <w:rPr>
           <w:bCs/>
           <w:b/>
@@ -2881,12 +2869,6 @@
         <w:pStyle w:val="Compact"/>
       </w:pPr>
       <w:r>
-        <w:t xml:space="preserve">☐</w:t>
-      </w:r>
-      <w:r>
-        <w:t xml:space="preserve"> </w:t>
-      </w:r>
-      <w:r>
         <w:rPr>
           <w:bCs/>
           <w:b/>
@@ -2909,12 +2891,6 @@
         <w:pStyle w:val="Compact"/>
       </w:pPr>
       <w:r>
-        <w:t xml:space="preserve">☐</w:t>
-      </w:r>
-      <w:r>
-        <w:t xml:space="preserve"> </w:t>
-      </w:r>
-      <w:r>
         <w:rPr>
           <w:bCs/>
           <w:b/>
@@ -2937,12 +2913,6 @@
         <w:pStyle w:val="Compact"/>
       </w:pPr>
       <w:r>
-        <w:t xml:space="preserve">☐</w:t>
-      </w:r>
-      <w:r>
-        <w:t xml:space="preserve"> </w:t>
-      </w:r>
-      <w:r>
         <w:rPr>
           <w:bCs/>
           <w:b/>
@@ -2965,12 +2935,6 @@
         <w:pStyle w:val="Compact"/>
       </w:pPr>
       <w:r>
-        <w:t xml:space="preserve">☐</w:t>
-      </w:r>
-      <w:r>
-        <w:t xml:space="preserve"> </w:t>
-      </w:r>
-      <w:r>
         <w:rPr>
           <w:bCs/>
           <w:b/>
@@ -2992,12 +2956,6 @@
         </w:numPr>
         <w:pStyle w:val="Compact"/>
       </w:pPr>
-      <w:r>
-        <w:t xml:space="preserve">☐</w:t>
-      </w:r>
-      <w:r>
-        <w:t xml:space="preserve"> </w:t>
-      </w:r>
       <w:r>
         <w:rPr>
           <w:bCs/>
@@ -3303,7 +3261,7 @@
         <w:t xml:space="preserve"> </w:t>
       </w:r>
       <w:r>
-        <w:t xml:space="preserve">Open Google Maps and find two or three national parks or big outdoor attractions — near you or not, since you’re never going to live there anyway. Write down five nearby towns you’ve never heard of. That’s it. That list is the raw material the R of the RURAL Method will turn into a real market, and it takes ten minutes.</w:t>
+        <w:t xml:space="preserve">Open Google Maps and find two or three national parks or big outdoor attractions, near you or not, since you’re never going to live there anyway. Write down five nearby towns you’ve never heard of. That’s it. That list is the raw material the R of the RURAL Method will turn into a real market, and it takes ten minutes.</w:t>
       </w:r>
     </w:p>
     <w:bookmarkEnd w:id="40"/>
@@ -3708,7 +3666,7 @@
         <w:pStyle w:val="Heading3"/>
       </w:pPr>
       <w:r>
-        <w:t xml:space="preserve">R — Right Market First</w:t>
+        <w:t xml:space="preserve">R: Right Market First</w:t>
       </w:r>
     </w:p>
     <w:p>
@@ -3742,7 +3700,7 @@
         <w:pStyle w:val="Heading3"/>
       </w:pPr>
       <w:r>
-        <w:t xml:space="preserve">U — Under Budget</w:t>
+        <w:t xml:space="preserve">U: Under Budget</w:t>
       </w:r>
     </w:p>
     <w:p>
@@ -3776,7 +3734,7 @@
         <w:pStyle w:val="Heading3"/>
       </w:pPr>
       <w:r>
-        <w:t xml:space="preserve">R — Room for Everyone</w:t>
+        <w:t xml:space="preserve">R: Room for Everyone</w:t>
       </w:r>
     </w:p>
     <w:p>
@@ -3810,7 +3768,7 @@
         <w:pStyle w:val="Heading3"/>
       </w:pPr>
       <w:r>
-        <w:t xml:space="preserve">A — Aesthetics That Win the Scroll</w:t>
+        <w:t xml:space="preserve">A: Aesthetics That Win the Scroll</w:t>
       </w:r>
     </w:p>
     <w:p>
@@ -3836,7 +3794,7 @@
         <w:pStyle w:val="Heading3"/>
       </w:pPr>
       <w:r>
-        <w:t xml:space="preserve">L — Leverage Systems</w:t>
+        <w:t xml:space="preserve">L: Leverage Systems</w:t>
       </w:r>
     </w:p>
     <w:p>
@@ -3918,7 +3876,7 @@
           <w:bCs/>
           <w:b/>
         </w:rPr>
-        <w:t xml:space="preserve">R — Right Market First.</w:t>
+        <w:t xml:space="preserve">R: Right Market First.</w:t>
       </w:r>
       <w:r>
         <w:t xml:space="preserve"> </w:t>
@@ -3940,7 +3898,7 @@
           <w:bCs/>
           <w:b/>
         </w:rPr>
-        <w:t xml:space="preserve">U — Under Budget.</w:t>
+        <w:t xml:space="preserve">U: Under Budget.</w:t>
       </w:r>
       <w:r>
         <w:t xml:space="preserve"> </w:t>
@@ -3962,7 +3920,7 @@
           <w:bCs/>
           <w:b/>
         </w:rPr>
-        <w:t xml:space="preserve">R — Room for Everyone.</w:t>
+        <w:t xml:space="preserve">R: Room for Everyone.</w:t>
       </w:r>
       <w:r>
         <w:t xml:space="preserve"> </w:t>
@@ -3984,7 +3942,7 @@
           <w:bCs/>
           <w:b/>
         </w:rPr>
-        <w:t xml:space="preserve">A — Aesthetics That Win the Scroll.</w:t>
+        <w:t xml:space="preserve">A: Aesthetics That Win the Scroll.</w:t>
       </w:r>
       <w:r>
         <w:t xml:space="preserve"> </w:t>
@@ -4006,7 +3964,7 @@
           <w:bCs/>
           <w:b/>
         </w:rPr>
-        <w:t xml:space="preserve">L — Leverage Systems.</w:t>
+        <w:t xml:space="preserve">L: Leverage Systems.</w:t>
       </w:r>
       <w:r>
         <w:t xml:space="preserve"> </w:t>
@@ -4074,7 +4032,7 @@
         <w:pStyle w:val="Compact"/>
       </w:pPr>
       <w:r>
-        <w:t xml:space="preserve">R — Right Market First: the market is 50% of the result. No anchor demand within 30 minutes, no deal.</w:t>
+        <w:t xml:space="preserve">R, Right Market First: the market is 50% of the result. No anchor demand within 30 minutes, no deal.</w:t>
       </w:r>
     </w:p>
     <w:p>
@@ -4086,7 +4044,7 @@
         <w:pStyle w:val="Compact"/>
       </w:pPr>
       <w:r>
-        <w:t xml:space="preserve">U — Under Budget: the payment protects you in slow months. Amateurs chase revenue; pros guard the payment.</w:t>
+        <w:t xml:space="preserve">U, Under Budget: the payment protects you in slow months. Amateurs chase revenue; pros guard the payment.</w:t>
       </w:r>
     </w:p>
     <w:p>
@@ -4098,7 +4056,7 @@
         <w:pStyle w:val="Compact"/>
       </w:pPr>
       <w:r>
-        <w:t xml:space="preserve">R — Room for Everyone: income follows sleeping capacity. One sleeper per 100 square feet after subtracting 150 per bathroom. Turn on the extra-guest fee.</w:t>
+        <w:t xml:space="preserve">R, Room for Everyone: income follows sleeping capacity. One sleeper per 100 square feet after subtracting 150 per bathroom. Turn on the extra-guest fee.</w:t>
       </w:r>
     </w:p>
     <w:p>
@@ -4110,7 +4068,7 @@
         <w:pStyle w:val="Compact"/>
       </w:pPr>
       <w:r>
-        <w:t xml:space="preserve">A — Aesthetics That Win the Scroll: guests decide in 3 seconds, and your first five photos do the selling.</w:t>
+        <w:t xml:space="preserve">A, Aesthetics That Win the Scroll: guests decide in 3 seconds, and your first five photos do the selling.</w:t>
       </w:r>
     </w:p>
     <w:p>
@@ -4122,7 +4080,7 @@
         <w:pStyle w:val="Compact"/>
       </w:pPr>
       <w:r>
-        <w:t xml:space="preserve">L — Leverage Systems: about $100 a month in software and devices makes the asset run without you. Delegate with standards; never abdicate.</w:t>
+        <w:t xml:space="preserve">L, Leverage Systems: about $100 a month in software and devices makes the asset run without you. Delegate with standards; never abdicate.</w:t>
       </w:r>
     </w:p>
     <w:p>
@@ -4165,7 +4123,7 @@
         <w:pStyle w:val="Heading1"/>
       </w:pPr>
       <w:r>
-        <w:t xml:space="preserve">Part 2 — R: Right Market First</w:t>
+        <w:t xml:space="preserve">Part 2: R: Right Market First</w:t>
       </w:r>
     </w:p>
     <w:p>
@@ -4215,7 +4173,7 @@
         <w:pStyle w:val="BodyText"/>
       </w:pPr>
       <w:r>
-        <w:t xml:space="preserve">The next three chapters teach you the R. Chapter 4 kills the myth that you should buy close to home. Chapter 5 gives you the exact math for finding markets where the numbers actually work. Chapter 6 shows you how to buy a property without ever standing in it — safely.</w:t>
+        <w:t xml:space="preserve">The next three chapters teach you the R. Chapter 4 kills the myth that you should buy close to home. Chapter 5 gives you the exact math for finding markets where the numbers actually work. Chapter 6 shows you how to buy a property without ever standing in it, safely.</w:t>
       </w:r>
     </w:p>
     <w:p>
@@ -4247,7 +4205,7 @@
         <w:pStyle w:val="FirstParagraph"/>
       </w:pPr>
       <w:r>
-        <w:t xml:space="preserve">Myla bought her Oak Hill, West Virginia cabin for $103K, and it grossed $150K in its first two years. She has run it remotely from day one — self-managing at the start, the way we teach everyone to, and later through the property-management company we ended up building ourselves (Chapter 14 will help you weigh how to run yours). Later in this chapter you’ll see the whole operation.</w:t>
+        <w:t xml:space="preserve">Myla bought her Oak Hill, West Virginia cabin for $103K, and it grossed $150K in its first two years. She has run it remotely from day one: self-managing at the start, the way we teach everyone to, and later through the property-management company we ended up building ourselves (Chapter 14 will help you weigh how to run yours). Later in this chapter you’ll see the whole operation.</w:t>
       </w:r>
     </w:p>
     <w:p>
@@ -4812,7 +4770,7 @@
         <w:pStyle w:val="BodyText"/>
       </w:pPr>
       <w:r>
-        <w:t xml:space="preserve">And when a setup does need hands, you have choices. One trip taught me this. Early on, I flew out with my brother-in-law — Myla’s brother, whom I hired to come help — and together with a few local friends we set up about four homes in one stretch. Some of those local friends became our first cleaners and assembly crew. On that same trip, Ryu, one of my first students then, had hired a team to set his home up remotely; we pitched in near the end on photos and small finishing touches, and his Lookout Lodge was the first one done. That’s the menu: fly out once and do it yourself with help you bring or hire, send one person to teach a local crew, or hire a company that does the whole thing. All three work. Chapter 6 shows you when to pick which.</w:t>
+        <w:t xml:space="preserve">And when a setup does need hands, you have choices. One trip taught me this. Early on, I flew out with my brother-in-law (Myla’s brother, whom I hired to come help), and together with a few local friends we set up about four homes in one stretch. Some of those local friends became our first cleaners and assembly crew. On that same trip, Ryu, one of my first students then, had hired a team to set his home up remotely; we pitched in near the end on photos and small finishing touches, and his Lookout Lodge was the first one done. That’s the menu: fly out once and do it yourself with help you bring or hire, send one person to teach a local crew, or hire a company that does the whole thing. All three work. Chapter 6 shows you when to pick which.</w:t>
       </w:r>
     </w:p>
     <w:bookmarkEnd w:id="57"/>
@@ -4880,7 +4838,7 @@
         <w:pStyle w:val="BodyText"/>
       </w:pPr>
       <w:r>
-        <w:t xml:space="preserve">Here’s the honest next chapter of that story, because it matters. Self-managing our first homes taught us the whole machine, and that knowledge became a business: we built our own property-management company. Rui Yu — Ryu, the student you keep meeting in this book — ran properties for us, built out the team, and is now my business partner. Today that in-house operation runs with a salaried property manager, three virtual assistants, an AI agent handling the routine, and a director of management, on its way to fifty-plus properties. So does Myla technically have a property manager now? Yes — and she owns the company. That’s the arc we teach: self-manage first, learn every job, then hire and train people into the jobs you’ve mastered.</w:t>
+        <w:t xml:space="preserve">Here’s the honest next chapter of that story, because it matters. Self-managing our first homes taught us the whole machine, and that knowledge became a business: we built our own property-management company. Ryu, the student you keep meeting in this book, bought his own property first. Later we became business partners, and he took over managing our properties and built out the team. Today that in-house operation runs with a salaried property manager, three virtual assistants, an AI agent handling the routine, and a director of management, on its way to fifty-plus properties. So does Myla technically have a property manager now? Yes, and she owns the company. That’s the arc we teach: self-manage first, learn every job, then hire and train people into the jobs you’ve mastered.</w:t>
       </w:r>
     </w:p>
     <w:p>
@@ -4996,7 +4954,7 @@
         <w:t xml:space="preserve"> </w:t>
       </w:r>
       <w:r>
-        <w:t xml:space="preserve">Run your hometown through the five filters in this chapter, in writing, the way a stranger would. Most people discover in ten minutes what they’d otherwise spend a year of weekend drives learning. Either way, you’ll know — and Chapter 5 will show you what a market that</w:t>
+        <w:t xml:space="preserve">Run your hometown through the five filters in this chapter, in writing, the way a stranger would. Most people discover in ten minutes what they’d otherwise spend a year of weekend drives learning. Either way, you’ll know, and Chapter 5 will show you what a market that</w:t>
       </w:r>
       <w:r>
         <w:t xml:space="preserve"> </w:t>
@@ -5106,7 +5064,7 @@
         <w:pStyle w:val="Compact"/>
       </w:pPr>
       <w:r>
-        <w:t xml:space="preserve">One cleaner, one VA, and one messaging app ran Myla’s cabin from states away — and self-managing first is what let us build a management company later.</w:t>
+        <w:t xml:space="preserve">One cleaner, one VA, and one messaging app ran Myla’s cabin from states away, and self-managing first is what let us build a management company later.</w:t>
       </w:r>
     </w:p>
     <w:p>
@@ -5152,7 +5110,7 @@
         <w:pStyle w:val="BodyText"/>
       </w:pPr>
       <w:r>
-        <w:t xml:space="preserve">He didn’t browse Zillow for cute cabins. He didn’t ask friends where they liked to vacation. He pulled the visitor spending reports for eight different national parks — public data, free to anyone — and started dividing big numbers by small ones. Which parks had tens of millions of dollars in lodging demand? Which nearby towns had almost no listings to absorb it?</w:t>
+        <w:t xml:space="preserve">He didn’t browse Zillow for cute cabins. He didn’t ask friends where they liked to vacation. He pulled the visitor spending reports for eight different national parks (public data, free to anyone) and started dividing big numbers by small ones. Which parks had tens of millions of dollars in lodging demand? Which nearby towns had almost no listings to absorb it?</w:t>
       </w:r>
     </w:p>
     <w:p>
@@ -5319,7 +5277,7 @@
         <w:pStyle w:val="BodyText"/>
       </w:pPr>
       <w:r>
-        <w:t xml:space="preserve">A fair word about urban stays, because they aren’t dumb — they’re just a different game. Cities have endless things for guests to spend on, which also means endless places for guests to stay, and all that supply competes nightly rates down; even high occupancy often doesn’t pencil, and the homes cost several times more. Urban demand also leans on conferences and business travel, which is a real risk if a market cools, though the upside is deep, steady demand in good times. Rural runs the opposite way: there’s little else nearby to spend on, so more of the trip’s budget lands on the stay itself, supply is thin, and the home costs a fraction as much. People always want to get away, and they want a place that feels like an escape. When peak season arrives on top of that steady base, it pays. One home I manage had a June and July you’ll see broken down in Chapter 10.</w:t>
+        <w:t xml:space="preserve">A fair word about urban stays, because they aren’t dumb. They’re just a different game. Cities have endless things for guests to spend on, which also means endless places for guests to stay, and all that supply competes nightly rates down; even high occupancy often doesn’t pencil, and the homes cost several times more. Urban demand also leans on conferences and business travel, which is a real risk if a market cools, though the upside is deep, steady demand in good times. Rural runs the opposite way: there’s little else nearby to spend on, so more of the trip’s budget lands on the stay itself, supply is thin, and the home costs a fraction as much. People always want to get away, and they want a place that feels like an escape. When peak season arrives on top of that steady base, it pays. One home I manage had a June and July you’ll see broken down in Chapter 10.</w:t>
       </w:r>
     </w:p>
     <w:p>
@@ -5407,7 +5365,7 @@
         <w:t xml:space="preserve"> </w:t>
       </w:r>
       <w:r>
-        <w:t xml:space="preserve">and get two dozen results. Goldmine. My underwriting target is 60–70% occupancy — read that as a health band, not a pass/fail floor. Consistently above it usually means the market’s listings are underpriced; well below it means price, photos, or amenities need work. Underwrite in that band, at whatever nightly rate it takes to pencil at least $70K a year in revenue. On top of that, only a handful of truly great listings, whatever the raw count says.</w:t>
+        <w:t xml:space="preserve">and get two dozen results. Goldmine. My underwriting target is 60–70% occupancy. Read that as a health band, not a pass/fail floor. Consistently above it usually means the market’s listings are underpriced; well below it means price, photos, or amenities need work. Underwrite in that band, at whatever nightly rate it takes to pencil at least $70K a year in revenue. On top of that, only a handful of truly great listings, whatever the raw count says.</w:t>
       </w:r>
     </w:p>
     <w:p>
@@ -5574,7 +5532,7 @@
         <w:t xml:space="preserve"> </w:t>
       </w:r>
       <w:r>
-        <w:t xml:space="preserve">Don’t score raw listing counts — score the listings that actually compete. A</w:t>
+        <w:t xml:space="preserve">Don’t score raw listing counts; score the listings that actually compete. A</w:t>
       </w:r>
       <w:r>
         <w:t xml:space="preserve"> </w:t>
@@ -5718,7 +5676,7 @@
           <w:bCs/>
           <w:b/>
         </w:rPr>
-        <w:t xml:space="preserve">Worked example — New River Gorge, West Virginia, scored the way it looked when we were buying:</w:t>
+        <w:t xml:space="preserve">Worked example: New River Gorge, West Virginia, scored the way it looked when we were buying</w:t>
       </w:r>
     </w:p>
     <w:p>
@@ -6077,7 +6035,7 @@
         <w:pStyle w:val="BodyText"/>
       </w:pPr>
       <w:r>
-        <w:t xml:space="preserve">But demand extra margin now. Underwrite on trailing-twelve-month comps only, meaning what similar listings actually earned over the past twelve months, and treat every revenue-tool projection with suspicion — the estimators are weaker than their confident interfaces suggest, mine included. One honest caution, though: if you haircut every number and hug the most pessimistic percentile, you will never buy anything. The fix isn’t more pessimism. It’s better data.</w:t>
+        <w:t xml:space="preserve">But demand extra margin now. Underwrite on trailing-twelve-month comps only, meaning what similar listings actually earned over the past twelve months, and treat every revenue-tool projection with suspicion, because the estimators are weaker than their confident interfaces suggest, mine included. One honest caution, though: if you haircut every number and hug the most pessimistic percentile, you will never buy anything. The fix isn’t more pessimism. It’s better data.</w:t>
       </w:r>
     </w:p>
     <w:p>
@@ -6115,7 +6073,7 @@
         <w:pStyle w:val="Compact"/>
       </w:pPr>
       <w:r>
-        <w:t xml:space="preserve">Open a comparable listing on Airbnb and count how many nights are booked over the next few weeks. (Watch for owner-blocked or long-term-blocked stretches, which look like bookings but aren’t.)</w:t>
+        <w:t xml:space="preserve">Open a comparable listing on Airbnb and count how many nights are booked over the next few weeks. Some of those nights may be owner blocks or long-term-rental blocks rather than real bookings, and there’s no way to tell from the outside. Counting several properties washes that noise out.</w:t>
       </w:r>
     </w:p>
     <w:p>
@@ -6636,7 +6594,7 @@
         <w:pStyle w:val="Compact"/>
       </w:pPr>
       <w:r>
-        <w:t xml:space="preserve">Population stability or growth (a preference, not a rule — see below)</w:t>
+        <w:t xml:space="preserve">Population stability or growth (a preference, not a rule; see below)</w:t>
       </w:r>
     </w:p>
     <w:p>
@@ -6696,7 +6654,7 @@
         <w:pStyle w:val="Compact"/>
       </w:pPr>
       <w:r>
-        <w:t xml:space="preserve">Betting everything on population (honestly, some of my best markets are small and even shrinking towns — that’s part of why the homes are affordable. It’s a risk you accept knowingly, not a disqualifier. Labor is the real worry, and referrals solve it: we’ve staffed cleaners and handymen across 50+ properties in towns most maps ignore)</w:t>
+        <w:t xml:space="preserve">Betting everything on population (honestly, some of my best markets are small and even shrinking towns. That’s part of why the homes are affordable. It’s a risk you accept knowingly, not a disqualifier. Labor is the real worry, and referrals solve it: we’ve staffed cleaners and handymen across 50+ properties in towns most maps ignore)</w:t>
       </w:r>
     </w:p>
     <w:p>
@@ -6712,13 +6670,13 @@
       </w:r>
     </w:p>
     <w:bookmarkEnd w:id="71"/>
-    <w:bookmarkStart w:id="72" w:name="Xbeff672cbb806072c6cc1704007014e34777edf"/>
+    <w:bookmarkStart w:id="72" w:name="Xbd0e75d3172c5680c70b0754c758162e58504b7"/>
     <w:p>
       <w:pPr>
         <w:pStyle w:val="Heading3"/>
       </w:pPr>
       <w:r>
-        <w:t xml:space="preserve">You Can’t Just Buy Anywhere — You Need to Design Everywhere</w:t>
+        <w:t xml:space="preserve">You Can’t Just Buy Anywhere. You Need to Design Everywhere</w:t>
       </w:r>
     </w:p>
     <w:p>
@@ -6836,7 +6794,7 @@
         <w:t xml:space="preserve"> </w:t>
       </w:r>
       <w:r>
-        <w:t xml:space="preserve">Take the five-town list you made after Chapter 2 and run ONE of those towns through the Scoring Matrix tonight. Twenty minutes, five scores, one total. Below 3.0, cross it off and feel zero guilt. At 3.5+, congratulations — you have a real candidate, and the rest of this book just became very practical.</w:t>
+        <w:t xml:space="preserve">Take the five-town list you made after Chapter 2 and run ONE of those towns through the Scoring Matrix tonight. Twenty minutes, five scores, one total. Below 3.0, cross it off and feel zero guilt. At 3.5+, congratulations: you have a real candidate, and the rest of this book just became very practical.</w:t>
       </w:r>
     </w:p>
     <w:p>
@@ -7068,7 +7026,7 @@
         <w:t xml:space="preserve"> </w:t>
       </w:r>
       <w:r>
-        <w:t xml:space="preserve">on a six-figure commitment to a property you know only through a screen — every instinct screams that you’re missing something. That you need to go there. Walk the floors. Smell the basement.</w:t>
+        <w:t xml:space="preserve">on a six-figure commitment to a property you know only through a screen. Every instinct screams that you’re missing something. That you need to go there. Walk the floors. Smell the basement.</w:t>
       </w:r>
     </w:p>
     <w:p>
@@ -7179,7 +7137,7 @@
         <w:t xml:space="preserve"> </w:t>
       </w:r>
       <w:r>
-        <w:t xml:space="preserve">Get eyes on the property remotely, and keep it realistic — nobody’s flying a drone for you, and you don’t need one. What works, free: a video walkthrough from your agent, and later your inspector physically walking every inch. The agent matters here, so pick a trusted one: filter the big listing sites for 5-star agents with real review counts, or use a local pro you’ve vetted. If you’re far away — even overseas — or you have a friend who already invests in the area, they can help you find an agent who’ll safely walk the house and FaceTime you from inside. Ask for narration of anything off: roofline, foundation, mechanical systems, smells. If the visuals don’t match the listing photos, or the condition is worse than described, that’s a red flag.</w:t>
+        <w:t xml:space="preserve">Get eyes on the property remotely, and keep it realistic: nobody’s flying a drone for you, and you don’t need one. What works, free: a video walkthrough from your agent, and later your inspector physically walking every inch. The agent matters here, so pick a trusted one: filter the big listing sites for 5-star agents with real review counts, or use a local pro you’ve vetted. If you’re far away, even overseas, or you have a friend who already invests in the area, they can help you find an agent who’ll safely walk the house and FaceTime you from inside. Ask for narration of anything off: roofline, foundation, mechanical systems, smells. If the visuals don’t match the listing photos, or the condition is worse than described, that’s a red flag.</w:t>
       </w:r>
     </w:p>
     <w:p>
@@ -7233,7 +7191,7 @@
         <w:t xml:space="preserve"> </w:t>
       </w:r>
       <w:r>
-        <w:t xml:space="preserve">Other STR hosts, found through Facebook groups — ask about occupancy, guest quality, and market direction.</w:t>
+        <w:t xml:space="preserve">Other STR hosts, found through Facebook groups. Ask about occupancy, guest quality, and market direction.</w:t>
       </w:r>
     </w:p>
     <w:p>
@@ -7539,7 +7497,7 @@
         <w:pStyle w:val="FirstParagraph"/>
       </w:pPr>
       <w:r>
-        <w:t xml:space="preserve">Yes, you can furnish an entire Airbnb sight unseen. First, the honest version of this section: unless you’re a professional designer or you’ve built serious systems, remote design rarely comes out right on the first try. I did it all myself at the start — it can absolutely be done, and I’d never do it again. So know your three paths before you start clicking</w:t>
+        <w:t xml:space="preserve">Yes, you can furnish an entire Airbnb sight unseen. First, the honest version of this section: unless you’re a professional designer or you’ve built serious systems, remote design rarely comes out right on the first try. I did it all myself at the start. It can absolutely be done, and I’d never do it again. So know your three paths before you start clicking</w:t>
       </w:r>
       <w:r>
         <w:t xml:space="preserve"> </w:t>
@@ -7557,7 +7515,7 @@
         <w:t xml:space="preserve"> </w:t>
       </w:r>
       <w:r>
-        <w:t xml:space="preserve">Path one: full DIY — ship everything online and hire local hands, the way this section teaches. Cheapest, slowest, most mistakes. Path two: hire a professional design company (Teeco runs one, and there are others) that either sets the whole home up remotely or hands you a thorough, room-by-room design that two people can execute in about a week on site. Path three: the hybrid — buy the pro design, do the labor yourself. Whichever path you pick, the mechanics below are the same.</w:t>
+        <w:t xml:space="preserve">Path one: full DIY. Ship everything online and hire local hands, the way this section teaches. Cheapest, slowest, most mistakes. Path two: hire a professional design company (Teeco runs one, and there are others) that either sets the whole home up remotely or hands you a thorough, room-by-room design that two people can execute in about a week on site. Path three: the hybrid. Buy the pro design, do the labor yourself. Whichever path you pick, the mechanics below are the same.</w:t>
       </w:r>
     </w:p>
     <w:p>
@@ -7673,7 +7631,7 @@
         <w:t xml:space="preserve"> </w:t>
       </w:r>
       <w:r>
-        <w:t xml:space="preserve">Establish the cadence. Skip the standing calls; you don’t need a weekly meeting with your cleaner. What you need is photo-verified cleans (your cleaning app should snapshot every turnover and the supply levels) and one shared chat channel where you, the cleaner, and the handyman all live. Automated guest communication running end to end. Clear written protocols for the issues that will come up, because issues always come up. And at this stage, you are your own assistant — a VA comes later, once there’s enough happening to delegate.</w:t>
+        <w:t xml:space="preserve">Establish the cadence. Skip the standing calls; you don’t need a weekly meeting with your cleaner. What you need is photo-verified cleans (your cleaning app should snapshot every turnover and the supply levels) and one shared chat channel where you, the cleaner, and the handyman all live. Automated guest communication running end to end. Clear written protocols for the issues that will come up, because issues always come up. And at this stage, you are your own assistant; a VA comes later, once there’s enough happening to delegate.</w:t>
       </w:r>
     </w:p>
     <w:p>
@@ -7739,13 +7697,13 @@
           <w:bCs/>
           <w:b/>
         </w:rPr>
-        <w:t xml:space="preserve">Schedule independent inspections — always, and in person.</w:t>
-      </w:r>
-      <w:r>
-        <w:t xml:space="preserve"> </w:t>
-      </w:r>
-      <w:r>
-        <w:t xml:space="preserve">Budget $500–$1,200, and here’s a trick that keeps it from touching your cash: if you negotiated seller credits, use those to cover the inspections instead of paying out of pocket. Lenders often require an inspection anyway, and when you’re buying remotely you always need one, no exceptions. Order the most thorough inspection you can buy — so thorough the report scares you a little. That’s the point. Then triage every finding into three colors:</w:t>
+        <w:t xml:space="preserve">Schedule independent inspections, always and in person.</w:t>
+      </w:r>
+      <w:r>
+        <w:t xml:space="preserve"> </w:t>
+      </w:r>
+      <w:r>
+        <w:t xml:space="preserve">Budget $500–$1,200, and here’s a trick that keeps it from touching your cash: if you negotiated seller credits, use those to cover the inspections instead of paying out of pocket. Lenders often require an inspection anyway, and when you’re buying remotely you always need one, no exceptions. Order the most thorough inspection you can buy, one so thorough the report scares you a little. That’s the point. Then triage every finding into three colors:</w:t>
       </w:r>
       <w:r>
         <w:t xml:space="preserve"> </w:t>
@@ -7761,7 +7719,7 @@
         <w:t xml:space="preserve"> </w:t>
       </w:r>
       <w:r>
-        <w:t xml:space="preserve">(fix before a single guest arrives — safety, water, structure),</w:t>
+        <w:t xml:space="preserve">(fix before a single guest arrives: safety, water, structure),</w:t>
       </w:r>
       <w:r>
         <w:t xml:space="preserve"> </w:t>
@@ -7805,13 +7763,13 @@
           <w:bCs/>
           <w:b/>
         </w:rPr>
-        <w:t xml:space="preserve">Get a real STR insurance quote during due diligence</w:t>
-      </w:r>
-      <w:r>
-        <w:t xml:space="preserve"> </w:t>
-      </w:r>
-      <w:r>
-        <w:t xml:space="preserve">— a firm number the insurer will actually issue, not a ballpark. Do it before your inspection contingency expires, while you can still walk away for free, because a standard homeowners policy typically voids your coverage the moment you host a paying guest, and the platforms’ damage programs are not insurance. What I actually carry is short-term-rental insurance from a specialty provider, paired with a second-home policy; my current providers are listed in the Bonus Pack, and if they’ve changed by the time you read this, search</w:t>
+        <w:t xml:space="preserve">Get a real STR insurance quote during due diligence.</w:t>
+      </w:r>
+      <w:r>
+        <w:t xml:space="preserve"> </w:t>
+      </w:r>
+      <w:r>
+        <w:t xml:space="preserve">That means a firm number the insurer will actually issue, not a ballpark. Do it before your inspection contingency expires, while you can still walk away for free, because a standard homeowners policy typically voids your coverage the moment you host a paying guest, and the platforms’ damage programs are not insurance. What I actually carry is short-term-rental insurance from a specialty provider, paired with a second-home policy; my current providers are listed in the Bonus Pack, and if they’ve changed by the time you read this, search</w:t>
       </w:r>
       <w:r>
         <w:t xml:space="preserve"> </w:t>
@@ -7847,7 +7805,7 @@
         <w:t xml:space="preserve"> </w:t>
       </w:r>
       <w:r>
-        <w:t xml:space="preserve">Two rules when you apply: be completely upfront about how you’ll use the home (pure STR, or partly personal — say so), and answer the hot tub and pool questions honestly, because insurers always ask. Rural cabins with hot tubs and wood stoves commonly quote $2,500 to $6,000 a year as of this writing, and a number like that kills a marginal deal fast. Better to learn it now than after closing.</w:t>
+        <w:t xml:space="preserve">Two rules when you apply: be completely upfront about how you’ll use the home (pure STR, or partly personal; say so), and answer the hot tub and pool questions honestly, because insurers always ask. Rural cabins with hot tubs and wood stoves commonly quote $2,500 to $6,000 a year as of this writing, and a number like that kills a marginal deal fast. Better to learn it now than after closing.</w:t>
       </w:r>
     </w:p>
     <w:p>
@@ -8075,7 +8033,7 @@
         <w:t xml:space="preserve"> </w:t>
       </w:r>
       <w:r>
-        <w:t xml:space="preserve">Use an automated messaging tool — search</w:t>
+        <w:t xml:space="preserve">Use an automated messaging tool (search</w:t>
       </w:r>
       <w:r>
         <w:t xml:space="preserve"> </w:t>
@@ -8093,7 +8051,7 @@
         <w:t xml:space="preserve"> </w:t>
       </w:r>
       <w:r>
-        <w:t xml:space="preserve">plus whatever platform you list on, and you’ll find the current options — to send booking confirmations, check-in instructions, mid-stay check-ins, checkout reminders, and review requests. This creates a 5-star experience while you sleep. The same category of software ran Myla’s whole guest operation from states away.</w:t>
+        <w:t xml:space="preserve">plus whatever platform you list on to find the current options) to send booking confirmations, check-in instructions, mid-stay check-ins, checkout reminders, and review requests. This creates a 5-star experience while you sleep. The same category of software ran Myla’s whole guest operation from states away.</w:t>
       </w:r>
     </w:p>
     <w:p>
@@ -8332,7 +8290,7 @@
         <w:pStyle w:val="Heading1"/>
       </w:pPr>
       <w:r>
-        <w:t xml:space="preserve">Part 3 — U: Under Budget</w:t>
+        <w:t xml:space="preserve">Part 3: U: Under Budget</w:t>
       </w:r>
     </w:p>
     <w:p>
@@ -8396,7 +8354,7 @@
         <w:pStyle w:val="BodyText"/>
       </w:pPr>
       <w:r>
-        <w:t xml:space="preserve">The next three chapters cover how to buy with 5–15% down instead of waiting years to save 25% (Chapter 7), the one number that tells you whether a deal is worth doing (Chapter 8), and how to actually get the money — stacked, negotiated, and pitched (Chapter 9).</w:t>
+        <w:t xml:space="preserve">The next three chapters cover how to buy with 5–15% down instead of waiting years to save 25% (Chapter 7), the one number that tells you whether a deal is worth doing (Chapter 8), and how to actually get the money: stacked, negotiated, and pitched (Chapter 9).</w:t>
       </w:r>
     </w:p>
     <w:p>
@@ -9483,7 +9441,7 @@
           <w:bCs/>
           <w:b/>
         </w:rPr>
-        <w:t xml:space="preserve">Pro tip — where to look for seller financing:</w:t>
+        <w:t xml:space="preserve">Pro tip: where to look for seller financing</w:t>
       </w:r>
     </w:p>
     <w:p>
@@ -9976,7 +9934,7 @@
         <w:t xml:space="preserve"> </w:t>
       </w:r>
       <w:r>
-        <w:t xml:space="preserve">Whether to hold the home in an LLC at all is a question for you and your attorney — it depends on your situation, and there’s no universal answer. What I can tell you is that you don’t need an LLC to get a business card. A sole proprietor is a real business in the issuer’s eyes, so your full name is your business name and your SSN works as the tax ID. Pick</w:t>
+        <w:t xml:space="preserve">Whether to hold the home in an LLC at all is a question for you and your attorney; it depends on your situation, and there’s no universal answer. What I can tell you is that you don’t need an LLC to get a business card. A sole proprietor is a real business in the issuer’s eyes, so your full name is your business name and your SSN works as the tax ID. Pick</w:t>
       </w:r>
       <w:r>
         <w:t xml:space="preserve"> </w:t>
@@ -10514,7 +10472,7 @@
         <w:t xml:space="preserve"> </w:t>
       </w:r>
       <w:r>
-        <w:t xml:space="preserve">On that trajectory, the home projects to $70,000+ in annual bookings. After the mortgage, cleaning, utilities, and maintenance, that’s a target of $26,000–$30,000 in annual net income — before counting the depreciation write-offs, the possible cost-seg refund, and any appreciation or forced value, which all stack on top. Count the cards as invested (Chapter 8 will insist) and you’re all-in for about $59,000. That’s roughly a 45–50% cash-on-cash return.</w:t>
+        <w:t xml:space="preserve">On that trajectory, the home projects to $70,000+ in annual bookings. After the mortgage, cleaning, utilities, and maintenance, that’s a target of $26,000–$30,000 in annual net income, before counting the depreciation write-offs, the possible cost-seg refund, and any appreciation or forced value, which all stack on top. Count the cards as invested (Chapter 8 will insist) and you’re all-in for about $59,000. That’s roughly a 45–50% cash-on-cash return.</w:t>
       </w:r>
     </w:p>
     <w:p>
@@ -10542,13 +10500,13 @@
       </w:r>
     </w:p>
     <w:bookmarkEnd w:id="94"/>
-    <w:bookmarkStart w:id="95" w:name="debt-isnt-the-risk-lack-of-cash-flow-is"/>
+    <w:bookmarkStart w:id="95" w:name="debt-isnt-the-risk.-lack-of-cash-flow-is"/>
     <w:p>
       <w:pPr>
         <w:pStyle w:val="Heading3"/>
       </w:pPr>
       <w:r>
-        <w:t xml:space="preserve">Debt Isn’t the Risk — Lack of Cash Flow Is</w:t>
+        <w:t xml:space="preserve">Debt Isn’t the Risk. Lack of Cash Flow Is</w:t>
       </w:r>
     </w:p>
     <w:p>
@@ -10610,7 +10568,7 @@
         <w:pStyle w:val="FirstParagraph"/>
       </w:pPr>
       <w:r>
-        <w:t xml:space="preserve">There are over 20 ways to fund a real estate deal. HELOCs, SBLOCs, 401(k) loans, bridge loans, lease options — these are all good tools, and some will serve you well later. But twenty options is how first-time buyers talk themselves into buying nothing. Park the rest for now. These five are the most common, accessible, and scalable ways to buy your first rural Airbnb, and one of them is enough:</w:t>
+        <w:t xml:space="preserve">There are over 20 ways to fund a real estate deal. HELOCs, SBLOCs, 401(k) loans, bridge loans, lease options: these are all good tools, and some will serve you well later. But twenty options is how first-time buyers talk themselves into buying nothing. Park the rest for now. These five are the most common, accessible, and scalable ways to buy your first rural Airbnb, and one of them is enough:</w:t>
       </w:r>
     </w:p>
     <w:p>
@@ -12157,7 +12115,7 @@
           <w:bCs/>
           <w:b/>
         </w:rPr>
-        <w:t xml:space="preserve">Deal-Killer #3: An HOA that restricts — or could restrict — STRs.</w:t>
+        <w:t xml:space="preserve">Deal-Killer #3: An HOA that restricts (or could restrict) STRs.</w:t>
       </w:r>
       <w:r>
         <w:t xml:space="preserve"> </w:t>
@@ -12519,7 +12477,7 @@
         <w:pStyle w:val="FirstParagraph"/>
       </w:pPr>
       <w:r>
-        <w:t xml:space="preserve">You don’t need to build formulas from scratch. These are the tool categories I lean on (just don’t take any single one as gospel — the current names live in the Bonus Pack, and my own team’s revenue calculator runs at edge.teeco.co):</w:t>
+        <w:t xml:space="preserve">You don’t need to build formulas from scratch. These are the tool categories I lean on (just don’t take any single one as gospel; the current names live in the Bonus Pack, and my own team’s revenue calculator runs at edge.teeco.co):</w:t>
       </w:r>
     </w:p>
     <w:p>
@@ -13131,7 +13089,7 @@
         <w:pStyle w:val="BodyText"/>
       </w:pPr>
       <w:r>
-        <w:t xml:space="preserve">Hold your own deals against this page. It’s the standard the 18% Floor has been asking you to meet all chapter — met with room to spare.</w:t>
+        <w:t xml:space="preserve">Hold your own deals against this page. It’s the standard the 18% Floor has been asking you to meet all chapter, met with room to spare.</w:t>
       </w:r>
     </w:p>
     <w:bookmarkEnd w:id="109"/>
@@ -13341,7 +13299,7 @@
         <w:pStyle w:val="BodyText"/>
       </w:pPr>
       <w:r>
-        <w:t xml:space="preserve">Now the honest label. Ryu’s 0% note is a top-1% outcome, not the template. A typical seller-carry deal looks more like 10% down, 6–7% interest, and a balloon due in five years, meaning the whole remaining balance comes due at once and you refinance or sell to pay it. The balloon is your refinance risk wearing a different hat. Underwrite the payoff, not the fairy tale. And one wrinkle on 0% notes, in plain English: the IRS doesn’t believe in free loans, so it may tax the seller as if interest had been charged anyway. Not your problem to solve — just have a professional paper the deal so it surprises nobody.</w:t>
+        <w:t xml:space="preserve">Now the honest label. Ryu’s 0% note is a top-1% outcome, not the template. A typical seller-carry deal looks more like 10% down, 6–7% interest, and a balloon due in five years, meaning the whole remaining balance comes due at once and you refinance or sell to pay it. The balloon is your refinance risk wearing a different hat. Underwrite the payoff, not the fairy tale. And one wrinkle on 0% notes, in plain English: the IRS doesn’t believe in free loans, so it may tax the seller as if interest had been charged anyway. Not your problem to solve; just have a professional paper the deal so it surprises nobody.</w:t>
       </w:r>
     </w:p>
     <w:p>
@@ -14096,7 +14054,7 @@
         <w:t xml:space="preserve"> </w:t>
       </w:r>
       <w:r>
-        <w:t xml:space="preserve">The rate, the payment schedule, and the total interest in dollars — $3,000 over 18 months on that $20,000.</w:t>
+        <w:t xml:space="preserve">The rate, the payment schedule, and the total interest in dollars: $3,000 over 18 months on that $20,000.</w:t>
       </w:r>
     </w:p>
     <w:p>
@@ -14168,7 +14126,7 @@
         <w:pStyle w:val="BodyText"/>
       </w:pPr>
       <w:r>
-        <w:t xml:space="preserve">The full deck — every page written out with the numbers templated, ready to copy — is the Private Money Pitch Deck Template in the Bonus Pack at the back of this book.</w:t>
+        <w:t xml:space="preserve">The full deck, every page written out with the numbers templated and ready to copy, is the Private Money Pitch Deck Template in the Bonus Pack at the back of this book.</w:t>
       </w:r>
     </w:p>
     <w:bookmarkEnd w:id="116"/>
@@ -14854,7 +14812,7 @@
         <w:t xml:space="preserve">“</w:t>
       </w:r>
       <w:r>
-        <w:t xml:space="preserve">I’ve been buying cash-flowing short-term rentals and I have a new deal projected to bring in 30–40% returns. Would you be open to lending $20K at 12% annual interest? It’s secured by real property and paid monthly or quarterly — much better than letting it sit in savings.</w:t>
+        <w:t xml:space="preserve">I’ve been buying cash-flowing short-term rentals and I have a new deal projected to bring in 30–40% returns. Would you be open to lending $20K at 12% annual interest? It’s secured by real property and paid monthly or quarterly, much better than letting it sit in savings.</w:t>
       </w:r>
       <w:r>
         <w:t xml:space="preserve">”</w:t>
@@ -15276,7 +15234,7 @@
         <w:pStyle w:val="Heading1"/>
       </w:pPr>
       <w:r>
-        <w:t xml:space="preserve">Part 4 — R: Room for Everyone</w:t>
+        <w:t xml:space="preserve">Part 4: R: Room for Everyone</w:t>
       </w:r>
     </w:p>
     <w:p>
@@ -15284,7 +15242,7 @@
         <w:pStyle w:val="FirstParagraph"/>
       </w:pPr>
       <w:r>
-        <w:t xml:space="preserve">The third letter of the RURAL Method is R — Room for Everyone.</w:t>
+        <w:t xml:space="preserve">The third letter of the RURAL Method is R: Room for Everyone.</w:t>
       </w:r>
     </w:p>
     <w:p>
@@ -15378,7 +15336,7 @@
           <w:bCs/>
           <w:b/>
         </w:rPr>
-        <w:t xml:space="preserve">Aim near one sleeper per 100 square feet — after subtracting 150 square feet for every bathroom.</w:t>
+        <w:t xml:space="preserve">Aim near one sleeper per 100 square feet, after subtracting 150 square feet for every bathroom.</w:t>
       </w:r>
       <w:r>
         <w:t xml:space="preserve"> </w:t>
@@ -15512,7 +15470,7 @@
         <w:pStyle w:val="BodyText"/>
       </w:pPr>
       <w:r>
-        <w:t xml:space="preserve">I love the queen-over-queen hack, so let me push it to its ceiling — literally. If a room is genuinely big enough (a safe layout, a ceiling high enough for the top sleeper to sit up, no fan waiting at head height), two queen-over-queen bunks put eight people in a single room. Run single queen-over-queens across a 3-bedroom home and it sleeps twelve. Two cautions ride along. Keep one bunk-free bedroom, because some guests just don’t do ladders. And check your insurer’s rules and the local code before you build up: in Columbus, Georgia, we once had to pull a bunk out of a home because the ceiling height didn’t allow it. Measure first, then stack.</w:t>
+        <w:t xml:space="preserve">I love the queen-over-queen hack, so let me push it to its ceiling, literally. If a room is genuinely big enough (a safe layout, a ceiling high enough for the top sleeper to sit up, no fan waiting at head height), two queen-over-queen bunks put eight people in a single room. Run single queen-over-queens across a 3-bedroom home and it sleeps twelve. Two cautions ride along. Keep one bunk-free bedroom, because some guests just don’t do ladders. And check your insurer’s rules and the local code before you build up: in Columbus, Georgia, we once had to pull a bunk out of a home because the ceiling height didn’t allow it. Measure first, then stack.</w:t>
       </w:r>
     </w:p>
     <w:p>
@@ -15604,7 +15562,7 @@
         <w:pStyle w:val="BodyText"/>
       </w:pPr>
       <w:r>
-        <w:t xml:space="preserve">A couple weighing your cabin against a hotel compares one price to one price. But a group doesn’t shop by the room. A group shops by the roof — and splits it by the head.</w:t>
+        <w:t xml:space="preserve">A couple weighing your cabin against a hotel compares one price to one price. But a group doesn’t shop by the room. A group shops by the roof and splits it by the head.</w:t>
       </w:r>
     </w:p>
     <w:p>
@@ -15730,7 +15688,7 @@
         <w:pStyle w:val="Heading3"/>
       </w:pPr>
       <w:r>
-        <w:t xml:space="preserve">Know Your Ideal Guest — and Design for Them</w:t>
+        <w:t xml:space="preserve">Know Your Ideal Guest, and Design for Them</w:t>
       </w:r>
     </w:p>
     <w:p>
@@ -16478,7 +16436,7 @@
         <w:pStyle w:val="FirstParagraph"/>
       </w:pPr>
       <w:r>
-        <w:t xml:space="preserve">Those dollar figures are one real listing’s ladder as of 2026 — copy the framework, not the prices, and revisit yours twice a week once you’re live. If you want a shortcut, this whole chapter’s setup work (capacity plan, pricing ladder, listing checklist) is the kind of thing you can hand to an AI agent step by step; this isn’t an AI book, but there’s no rule against help. My complete Pricing SOP and calendar-management templates are in the Bonus Pack at the back of this book.</w:t>
+        <w:t xml:space="preserve">Those dollar figures are one real listing’s ladder as of 2026. Copy the framework, not the prices, and revisit yours twice a week once you’re live. If you want a shortcut, this whole chapter’s setup work (capacity plan, pricing ladder, listing checklist) is the kind of thing you can hand to an AI agent step by step; this isn’t an AI book, but there’s no rule against help. My complete Pricing SOP and calendar-management templates are in the Bonus Pack at the back of this book.</w:t>
       </w:r>
     </w:p>
     <w:bookmarkEnd w:id="129"/>
@@ -16661,7 +16619,7 @@
         <w:pStyle w:val="Heading1"/>
       </w:pPr>
       <w:r>
-        <w:t xml:space="preserve">Part 5 — A: Aesthetics That Win the Scroll</w:t>
+        <w:t xml:space="preserve">Part 5: A: Aesthetics That Win the Scroll</w:t>
       </w:r>
     </w:p>
     <w:p>
@@ -16669,15 +16627,15 @@
         <w:pStyle w:val="FirstParagraph"/>
       </w:pPr>
       <w:r>
-        <w:t xml:space="preserve">You’ve followed three letters of the RURAL Method so far. R — you picked the Right Market First, anchored to real demand. U — you bought Under Budget, so the payment protects you. R — you secured Room for Everyone, because income follows sleeping capacity.</w:t>
-      </w:r>
-    </w:p>
-    <w:p>
-      <w:pPr>
-        <w:pStyle w:val="BodyText"/>
-      </w:pPr>
-      <w:r>
-        <w:t xml:space="preserve">Now the fourth letter: A — Aesthetics That Win the Scroll.</w:t>
+        <w:t xml:space="preserve">You’ve followed three letters of the RURAL Method so far. R: you picked the Right Market First, anchored to real demand. U: you bought Under Budget, so the payment protects you. R: you secured Room for Everyone, because income follows sleeping capacity.</w:t>
+      </w:r>
+    </w:p>
+    <w:p>
+      <w:pPr>
+        <w:pStyle w:val="BodyText"/>
+      </w:pPr>
+      <w:r>
+        <w:t xml:space="preserve">Now the fourth letter, A: Aesthetics That Win the Scroll.</w:t>
       </w:r>
     </w:p>
     <w:p>
@@ -16693,7 +16651,7 @@
         <w:pStyle w:val="BodyText"/>
       </w:pPr>
       <w:r>
-        <w:t xml:space="preserve">That makes aesthetics the cheapest revenue lever you have. You can’t move your property closer to the national park. You can’t lower your purchase price after closing. But for a fraction of what you paid for the house, you can change how it performs. Done right, design moves both occupancy and nightly rate at once — Chapter 11 shows you how to measure exactly how much in your own market, instead of trusting anyone’s round numbers. No other letter in RURAL gives you that kind of return on money you spend after the deal is done.</w:t>
+        <w:t xml:space="preserve">That makes aesthetics the cheapest revenue lever you have. You can’t move your property closer to the national park. You can’t lower your purchase price after closing. But for a fraction of what you paid for the house, you can change how it performs. Done right, design moves both occupancy and nightly rate at once; Chapter 11 shows you how to measure exactly how much in your own market, instead of trusting anyone’s round numbers. No other letter in RURAL gives you that kind of return on money you spend after the deal is done.</w:t>
       </w:r>
     </w:p>
     <w:p>
@@ -16749,7 +16707,7 @@
         <w:pStyle w:val="BodyText"/>
       </w:pPr>
       <w:r>
-        <w:t xml:space="preserve">Guests walked into a home that looked better than the photos, and the photos already looked better than every comparable listing in town. They never saw the contractor mess. They saw the finish, and the finish is what they booked — review after review praised it.</w:t>
+        <w:t xml:space="preserve">Guests walked into a home that looked better than the photos, and the photos already looked better than every comparable listing in town. They never saw the contractor mess. They saw the finish, and the finish is what they booked. Review after review praised it.</w:t>
       </w:r>
     </w:p>
     <w:p>
@@ -16791,7 +16749,7 @@
         <w:t xml:space="preserve"> </w:t>
       </w:r>
       <w:r>
-        <w:t xml:space="preserve">means broken, unsafe, or dirty — fix before launch, no exceptions.</w:t>
+        <w:t xml:space="preserve">means broken, unsafe, or dirty: fix before launch, no exceptions.</w:t>
       </w:r>
       <w:r>
         <w:t xml:space="preserve"> </w:t>
@@ -16807,7 +16765,7 @@
         <w:t xml:space="preserve"> </w:t>
       </w:r>
       <w:r>
-        <w:t xml:space="preserve">means guests would notice and a review might mention it — fix fast, but it doesn’t block the calendar.</w:t>
+        <w:t xml:space="preserve">means guests would notice and a review might mention it: fix fast, but it doesn’t block the calendar.</w:t>
       </w:r>
       <w:r>
         <w:t xml:space="preserve"> </w:t>
@@ -16823,7 +16781,7 @@
         <w:t xml:space="preserve"> </w:t>
       </w:r>
       <w:r>
-        <w:t xml:space="preserve">means a slightly-off paint shade, a small scratch, a piece you’d have chosen differently — launch anyway. If it isn’t crucial to a 5-star stay and doesn’t compromise the home, it can wait. I’ve stayed at a five-star hotel in LA and spotted flaws nobody complains about, because photos hide a lot and guests aren’t running inspections. Functional beats perfect, and things age anyway. Aim for genuinely good, not flawless.</w:t>
+        <w:t xml:space="preserve">means a slightly-off paint shade, a small scratch, a piece you’d have chosen differently: launch anyway. If it isn’t crucial to a 5-star stay and doesn’t compromise the home, it can wait. I’ve stayed at a five-star hotel in LA and spotted flaws nobody complains about, because photos hide a lot and guests aren’t running inspections. Functional beats perfect, and things age anyway. Aim for genuinely good, not flawless.</w:t>
       </w:r>
     </w:p>
     <w:bookmarkStart w:id="134" w:name="why-design-actually-matters"/>
@@ -16944,7 +16902,7 @@
         <w:t xml:space="preserve"> </w:t>
       </w:r>
       <w:r>
-        <w:t xml:space="preserve">before you buy any amenity, pull the data for your market. Your market-data tool will show you what listings with a hot tub earn against listings without one, and the same for a game room or a sauna. (For fresh amenity ideas that photograph well on a budget — a putting green, ladder toss, an outdoor games corner — ask an AI for options and then validate the winners the same way.) Buy the amenity you can see in your own market’s data, not the one in this book.</w:t>
+        <w:t xml:space="preserve">before you buy any amenity, pull the data for your market. Your market-data tool will show you what listings with a hot tub earn against listings without one, and the same for a game room or a sauna. (For fresh amenity ideas that photograph well on a budget, like a putting green, ladder toss, or an outdoor games corner, ask an AI for options and then validate the winners the same way.) Buy the amenity you can see in your own market’s data, not the one in this book.</w:t>
       </w:r>
     </w:p>
     <w:p>
@@ -18328,7 +18286,7 @@
         <w:pStyle w:val="BodyText"/>
       </w:pPr>
       <w:r>
-        <w:t xml:space="preserve">And you’re not stuck with what the photographer hands you. Here’s the honest pattern: pros nail framing and angles, but consistent lighting across a whole set is rarer, and I end up editing almost every pro shoot toward soft, warm light. If you don’t love the edits, or the photos don’t all share the same tint, a photo-editing service can mass-edit the set to one consistent, listing-ready look — my team built one for exactly that reason (the current link is in the Bonus Pack), and any editor that gets the whole set consistent works. Use the customize options to add people for lifestyle shots or swap in a beautiful sky, or keep the image original and just get the tint matched. Then curate like you’re building a hotel or resort listing. Show only what you want guests to see.</w:t>
+        <w:t xml:space="preserve">And you’re not stuck with what the photographer hands you. Here’s the honest pattern: pros nail framing and angles, but consistent lighting across a whole set is rarer, and I end up editing almost every pro shoot toward soft, warm light. If you don’t love the edits, or the photos don’t all share the same tint, a photo-editing service can mass-edit the set to one consistent, listing-ready look. My team built one for exactly that reason (the current link is in the Bonus Pack), and any editor that gets the whole set consistent works. Use the customize options to add people for lifestyle shots or swap in a beautiful sky, or keep the image original and just get the tint matched. Then curate like you’re building a hotel or resort listing. Show only what you want guests to see.</w:t>
       </w:r>
     </w:p>
     <w:bookmarkEnd w:id="144"/>
@@ -19728,7 +19686,7 @@
         <w:pStyle w:val="Compact"/>
       </w:pPr>
       <w:r>
-        <w:t xml:space="preserve">DIY: $15–$25 per square foot for furnishings and décor only — not the design fee — with most of our projects targeting the $15 end, plus your own labor</w:t>
+        <w:t xml:space="preserve">DIY: $15–$25 per square foot for furnishings and décor only (not the design fee), with most of our projects targeting the $15 end, plus your own labor</w:t>
       </w:r>
     </w:p>
     <w:p>
@@ -19752,7 +19710,7 @@
         <w:pStyle w:val="Compact"/>
       </w:pPr>
       <w:r>
-        <w:t xml:space="preserve">One consolation while you wince: unlike most tax-motivated purchases, this one earns. Furniture is depreciable AND income-producing — a far better use of a write-off than a luxury car that makes no money. Chapter 15 shows the mechanics.</w:t>
+        <w:t xml:space="preserve">One consolation while you wince: unlike most tax-motivated purchases, this one earns. Furniture is depreciable AND income-producing, a far better use of a write-off than a luxury car that makes no money. Chapter 15 shows the mechanics.</w:t>
       </w:r>
     </w:p>
     <w:p>
@@ -20381,7 +20339,7 @@
         <w:pStyle w:val="BodyText"/>
       </w:pPr>
       <w:r>
-        <w:t xml:space="preserve">Set launch pricing 15–20% below your comps. Offer extras like early check-in or free firewood. Set a 2-to-4-night minimum — 3 is my usual starting point, but the right number depends on your house and what the top performer in your market is doing.</w:t>
+        <w:t xml:space="preserve">Set launch pricing 15–20% below your comps. Offer extras like early check-in or free firewood. Set a 2-to-4-night minimum; 3 is my usual starting point, but the right number depends on your house and what the top performer in your market is doing.</w:t>
       </w:r>
     </w:p>
     <w:p>
@@ -20447,7 +20405,7 @@
         <w:pStyle w:val="Compact"/>
       </w:pPr>
       <w:r>
-        <w:t xml:space="preserve">Put proximity to attractions in the title and description — and know exactly who those attractions send you. Map it like a chain: Columbus, Georgia → Fort Moore → basic-training graduations → big, kid-friendly family groups. Write the listing for the person at the end of that chain</w:t>
+        <w:t xml:space="preserve">Put proximity to attractions in the title and description, and know exactly who those attractions send you. Map it like a chain: Columbus, Georgia → Fort Moore → basic-training graduations → big, kid-friendly family groups. Write the listing for the person at the end of that chain</w:t>
       </w:r>
     </w:p>
     <w:p>
@@ -20501,7 +20459,7 @@
         <w:pStyle w:val="BodyText"/>
       </w:pPr>
       <w:r>
-        <w:t xml:space="preserve">A durability note before the specifics, because the platform retunes its search constantly and any book that claims to know this month’s weights is bluffing. What doesn’t change is the logic underneath: booking platforms make money when guests book, so they will always reward listings that convert — fast responses, competitive prices, strong reviews, few cancellations. Learn that principle and every future algorithm update becomes a detail. With that said, here are the five factors it rewards as I write this, in rough order of importance:</w:t>
+        <w:t xml:space="preserve">A durability note before the specifics, because the platform retunes its search constantly and any book that claims to know this month’s weights is bluffing. What doesn’t change is the logic underneath: booking platforms make money when guests book, so they will always reward listings that convert: fast responses, competitive prices, strong reviews, few cancellations. Learn that principle and every future algorithm update becomes a detail. With that said, here are the five factors it rewards as I write this, in rough order of importance:</w:t>
       </w:r>
     </w:p>
     <w:p>
@@ -22197,7 +22155,7 @@
         <w:t xml:space="preserve"> </w:t>
       </w:r>
       <w:r>
-        <w:t xml:space="preserve">budget $15–$25 per square foot for furniture and décor — that’s furnishings only, not the design fee, and most of our own projects target the $15 end. An 800 sq ft cabin runs $12K–$20K on that rule, and treat it as the floor. All-in, design and setup on the 4 bed, 3 bath, 2,000 sq ft home we actually recommend (these typically sell for $250K–$350K as I write this) commonly lands at $40K–$100K, with where you fall decided by how much of the work you outsource. Full-service design and installation sits at the top of it, and it’s often worth the premium to save time, avoid errors, and launch fast. One consolation: unlike the luxury car people buy for the write-off, this furniture is depreciable and income-producing at the same time.</w:t>
+        <w:t xml:space="preserve">budget $15–$25 per square foot for furniture and décor. That’s furnishings only, not the design fee, and most of our own projects target the $15 end. An 800 sq ft cabin runs $12K–$20K on that rule, and treat it as the floor. All-in, design and setup on the 4 bed, 3 bath, 2,000 sq ft home we actually recommend (these typically sell for $250K–$350K as I write this) commonly lands at $40K–$100K, with where you fall decided by how much of the work you outsource. Full-service design and installation sits at the top of it, and it’s often worth the premium to save time, avoid errors, and launch fast. One consolation: unlike the luxury car people buy for the write-off, this furniture is depreciable and income-producing at the same time.</w:t>
       </w:r>
     </w:p>
     <w:p>
@@ -22706,7 +22664,7 @@
         <w:pStyle w:val="Heading1"/>
       </w:pPr>
       <w:r>
-        <w:t xml:space="preserve">Part 6 — L: Leverage Systems</w:t>
+        <w:t xml:space="preserve">Part 6: L: Leverage Systems</w:t>
       </w:r>
     </w:p>
     <w:p>
@@ -22722,7 +22680,7 @@
         <w:pStyle w:val="BodyText"/>
       </w:pPr>
       <w:r>
-        <w:t xml:space="preserve">Leverage comes in four flavors: content, code, capital, and collaboration. You’ve already used capital (Part 3 was nothing but), and collaboration shows up later, in the people you hire and the partners you keep. This part is about code — the software and systems that do the work of a staff — because for a one-property owner, code is the cheapest employee you will ever hire.</w:t>
+        <w:t xml:space="preserve">Leverage comes in four flavors: content, code, capital, and collaboration. You’ve already used capital (Part 3 was nothing but), and collaboration shows up later, in the people you hire and the partners you keep. This part is about code, the software and systems that do the work of a staff, because for a one-property owner, code is the cheapest employee you will ever hire.</w:t>
       </w:r>
     </w:p>
     <w:p>
@@ -22812,7 +22770,7 @@
         <w:pStyle w:val="FirstParagraph"/>
       </w:pPr>
       <w:r>
-        <w:t xml:space="preserve">My very first rental wasn’t an Airbnb at all — it was a plain long-term rental, and I did what everyone told me to do: handed it to a property-management company and forgot about it. Then came my first Airbnb, and a friend of mine managed that one. I still remember the feeling those arrangements gave me. Relief. Guests checked in, guests checked out, money showed up, and none of it needed me. Before I ever drew a systems diagram, those two handoffs taught me lesson one of this chapter. The asset can run without you.</w:t>
+        <w:t xml:space="preserve">My very first rental wasn’t an Airbnb at all. It was a plain long-term rental, and I did what everyone told me to do: handed it to a property-management company and forgot about it. Then came my first Airbnb, and a friend of mine managed that one. I still remember the feeling those arrangements gave me. Relief. Guests checked in, guests checked out, money showed up, and none of it needed me. Before I ever drew a systems diagram, those two handoffs taught me lesson one of this chapter. The asset can run without you.</w:t>
       </w:r>
     </w:p>
     <w:p>
@@ -22836,7 +22794,7 @@
         <w:pStyle w:val="BodyText"/>
       </w:pPr>
       <w:r>
-        <w:t xml:space="preserve">So here’s what I tell everyone now, and after that story it surprises people: self-manage first. Not because managers are bad, but because self-managing saves you the manager’s cut — call it 20% of gross — and it teaches you every job in the business while software does the heavy lifting. It’s genuinely not that hard anymore; I write step-by-step guides for my students and they run their first homes from their phones. If I were starting over today, I’d go straight to self-management. The target either way is the same: no more than three hours a week per property.</w:t>
+        <w:t xml:space="preserve">So here’s what I tell everyone now, and after that story it surprises people: self-manage first. Not because managers are bad, but because self-managing saves you the manager’s cut (call it 20% of gross) and it teaches you every job in the business while software does the heavy lifting. It’s genuinely not that hard anymore; I write step-by-step guides for my students and they run their first homes from their phones. If I were starting over today, I’d go straight to self-management. The target either way is the same: no more than three hours a week per property.</w:t>
       </w:r>
     </w:p>
     <w:p>
@@ -23261,7 +23219,7 @@
         <w:pStyle w:val="BodyText"/>
       </w:pPr>
       <w:r>
-        <w:t xml:space="preserve">And for whatever it’s worth, here’s my own answer. We self-managed first, learned every job, and then built a property management company out of what we’d learned — Ryu ran properties for us, built out the team, and became my business partner. Not because managing is where I want my hours, but because I don’t want it stealing them from the things I do want: acquiring the next home, doing setups with my own hands (I genuinely love setup week), and teaching. So yes, the guy telling you to self-manage first owns a management company now, and Teeco manages clients’ homes. Weigh my advice knowing that, and hire whoever is best in your market, not mine. Figure out what you want your hours for. Then pick the model that hands them back.</w:t>
+        <w:t xml:space="preserve">And for whatever it’s worth, here’s my own answer. We self-managed first, learned every job, and then built a property management company out of what we’d learned. Ryu, who bought his own home while he was one of my first students, became my business partner, and he took over managing our properties and built out the team. Not because managing is where I want my hours, but because I don’t want it stealing them from the things I do want: acquiring the next home, doing setups with my own hands (I genuinely love setup week), and teaching. So yes, the guy telling you to self-manage first owns a management company now, and Teeco manages clients’ homes. Weigh my advice knowing that, and hire whoever is best in your market, not mine. Figure out what you want your hours for. Then pick the model that hands them back.</w:t>
       </w:r>
     </w:p>
     <w:p>
@@ -23433,7 +23391,7 @@
         <w:t xml:space="preserve"> </w:t>
       </w:r>
       <w:r>
-        <w:t xml:space="preserve">Whatever the leading AI is when you read this, it can do far more than draft replies: message guests, watch and adjust pricing, keep the calendar clean, confirm the smart devices are online, draft and refine your protocols, even message and pre-screen local help before you interview them. Treat it like a capable new hire — give it standards, check its work, expand its lane as it earns trust. And when you don’t know how to answer a refund request or an odd complaint, ask it for tone and logic; it usually gets you two or three solid options.</w:t>
+        <w:t xml:space="preserve">Whatever the leading AI is when you read this, it can do far more than draft replies: message guests, watch and adjust pricing, keep the calendar clean, confirm the smart devices are online, draft and refine your protocols, even message and pre-screen local help before you interview them. Treat it like a capable new hire: give it standards, check its work, expand its lane as it earns trust. And when you don’t know how to answer a refund request or an odd complaint, ask it for tone and logic; it usually gets you two or three solid options.</w:t>
       </w:r>
     </w:p>
     <w:p>
@@ -23514,7 +23472,7 @@
         <w:t xml:space="preserve">“</w:t>
       </w:r>
       <w:r>
-        <w:t xml:space="preserve">Hey [Guest Name] — here’s your check-in info: [Address], [Lock Code], [WiFi], [Parking]. We’re nearby if you need anything.</w:t>
+        <w:t xml:space="preserve">Hey [Guest Name], here’s your check-in info: [Address], [Lock Code], [WiFi], [Parking]. We’re nearby if you need anything.</w:t>
       </w:r>
       <w:r>
         <w:t xml:space="preserve">”</w:t>
@@ -23956,7 +23914,7 @@
         <w:t xml:space="preserve"> </w:t>
       </w:r>
       <w:r>
-        <w:t xml:space="preserve">Replaces the router login with a branded splash page that captures guest emails — the Chapter 13 insurance policy, running itself. Get the guest’s consent on the splash page and honor unsubscribes; email marketing laws apply to hosts.</w:t>
+        <w:t xml:space="preserve">Replaces the router login with a branded splash page that captures guest emails: the Chapter 13 insurance policy, running itself. Get the guest’s consent on the splash page and honor unsubscribes; email marketing laws apply to hosts.</w:t>
       </w:r>
     </w:p>
     <w:p>
@@ -24134,7 +24092,7 @@
         <w:t xml:space="preserve"> </w:t>
       </w:r>
       <w:r>
-        <w:t xml:space="preserve">Labeled bins in the owner’s closet, a simple photo checklist in Google Drive, and weekly stock updates from your cleaner or VA. For restocking, use Instacart or Amazon auto-delivery, or approve a trusted cleaner to shop — collect receipts and reimburse fast via Venmo.</w:t>
+        <w:t xml:space="preserve">Labeled bins in the owner’s closet, a simple photo checklist in Google Drive, and weekly stock updates from your cleaner or VA. For restocking, use Instacart or Amazon auto-delivery, or approve a trusted cleaner to shop; collect receipts and reimburse fast via Venmo.</w:t>
       </w:r>
     </w:p>
     <w:p>
@@ -24322,7 +24280,7 @@
         <w:pStyle w:val="Compact"/>
       </w:pPr>
       <w:r>
-        <w:t xml:space="preserve">Self-manage first: keep the 10–30% cut, learn every job, and let the software do the heavy lifting. A property manager is the last resort — and if the deal stops cash flowing after their cut, rethink the deal.</w:t>
+        <w:t xml:space="preserve">Self-manage first: keep the 10–30% cut, learn every job, and let the software do the heavy lifting. A property manager is the last resort, and if the deal stops cash flowing after their cut, rethink the deal.</w:t>
       </w:r>
     </w:p>
     <w:p>
@@ -25612,7 +25570,7 @@
         <w:t xml:space="preserve"> </w:t>
       </w:r>
       <w:r>
-        <w:t xml:space="preserve">Record your workflows with a screen recorder (any one works). Create simple SOPs for guest messages, the turnover checklist, and pricing checks — an AI agent will draft them from your recordings’ transcripts if you ask. Use the team chat for tight communication. Have them shadow you for a week before they fly solo.</w:t>
+        <w:t xml:space="preserve">Record your workflows with a screen recorder (any one works). Create simple SOPs for guest messages, the turnover checklist, and pricing checks. An AI agent will draft them from your recordings’ transcripts if you ask. Use the team chat for tight communication. Have them shadow you for a week before they fly solo.</w:t>
       </w:r>
     </w:p>
     <w:p>
@@ -26104,7 +26062,7 @@
         <w:pStyle w:val="Heading1"/>
       </w:pPr>
       <w:r>
-        <w:t xml:space="preserve">Part 7 — After the Launch</w:t>
+        <w:t xml:space="preserve">Part 7: After the Launch</w:t>
       </w:r>
     </w:p>
     <w:p>
@@ -26530,7 +26488,7 @@
         <w:pStyle w:val="FirstParagraph"/>
       </w:pPr>
       <w:r>
-        <w:t xml:space="preserve">One caution. Airbnb boosts new listings, so your first 90 days flatter you, and your month-three number is mostly a function of the season you launched into. Stabilized, for a rural home, means 55–70% averaged over a full year — and remember the standing rule: sustained occupancy far above that band usually means you’re underpriced, not winning. It’s why Chapter 8 made you underwrite at 60–70%, not your best quarter.</w:t>
+        <w:t xml:space="preserve">One caution. Airbnb boosts new listings, so your first 90 days flatter you, and your month-three number is mostly a function of the season you launched into. Stabilized, for a rural home, means 55–70% averaged over a full year. And remember the standing rule: sustained occupancy far above that band usually means you’re underpriced, not winning. It’s why Chapter 8 made you underwrite at 60–70%, not your best quarter.</w:t>
       </w:r>
     </w:p>
     <w:bookmarkEnd w:id="200"/>
@@ -27696,7 +27654,7 @@
         <w:pStyle w:val="BodyText"/>
       </w:pPr>
       <w:r>
-        <w:t xml:space="preserve">Read the right column top to bottom. Year 1 created $34K of net wealth (cash flow plus equity plus tax shelter). Year 3 created nearly triple that. Nothing about the properties changed — what changed is that each one started feeding the next, the tax benefits stacked, and every equity position supported a bigger refinancing round.</w:t>
+        <w:t xml:space="preserve">Read the right column top to bottom. Year 1 created $34K of net wealth (cash flow plus equity plus tax shelter). Year 3 created nearly triple that. Nothing about the properties changed. What changed is that each one started feeding the next, the tax benefits stacked, and every equity position supported a bigger refinancing round.</w:t>
       </w:r>
     </w:p>
     <w:p>
@@ -27857,7 +27815,7 @@
         <w:pStyle w:val="BodyText"/>
       </w:pPr>
       <w:r>
-        <w:t xml:space="preserve">Once your review profile is strong (4.8+), you have pricing power. This is where your pricing tool earns its keep. Concretely, the moves live in its dashboard: raise your base price for the season or bump specific hot dates, lower them to close gaps, and let the tool handle the daily wiggle in between — and if the dashboard confuses you, an AI agent can walk you through your own screen and propose the changes.</w:t>
+        <w:t xml:space="preserve">Once your review profile is strong (4.8+), you have pricing power. This is where your pricing tool earns its keep. Concretely, the moves live in its dashboard: raise your base price for the season or bump specific hot dates, lower them to close gaps, and let the tool handle the daily wiggle in between. And if the dashboard confuses you, an AI agent can walk you through your own screen and propose the changes.</w:t>
       </w:r>
     </w:p>
     <w:p>
@@ -29377,13 +29335,13 @@
           <w:bCs/>
           <w:b/>
         </w:rPr>
-        <w:t xml:space="preserve">Year 1 — Learn and launch.</w:t>
-      </w:r>
-      <w:r>
-        <w:t xml:space="preserve"> </w:t>
-      </w:r>
-      <w:r>
-        <w:t xml:space="preserve">Buy your first rural STR with a 10–15% down loan. Reviews, systems, stability — not perfection. Launch months run 40–60 hours; by month three you’re near three hours a week, and by December you’re an owner with cash flowing.</w:t>
+        <w:t xml:space="preserve">Year 1: Learn and launch.</w:t>
+      </w:r>
+      <w:r>
+        <w:t xml:space="preserve"> </w:t>
+      </w:r>
+      <w:r>
+        <w:t xml:space="preserve">Buy your first rural STR with a 10–15% down loan. Reviews, systems, stability, not perfection. Launch months run 40–60 hours; by month three you’re near three hours a week, and by December you’re an owner with cash flowing.</w:t>
       </w:r>
     </w:p>
     <w:p>
@@ -29399,7 +29357,7 @@
           <w:bCs/>
           <w:b/>
         </w:rPr>
-        <w:t xml:space="preserve">Year 2 — Stack another.</w:t>
+        <w:t xml:space="preserve">Year 2: Stack another.</w:t>
       </w:r>
       <w:r>
         <w:t xml:space="preserve"> </w:t>
@@ -29421,7 +29379,7 @@
           <w:bCs/>
           <w:b/>
         </w:rPr>
-        <w:t xml:space="preserve">Year 3 — Optimize and reinvest.</w:t>
+        <w:t xml:space="preserve">Year 3: Optimize and reinvest.</w:t>
       </w:r>
       <w:r>
         <w:t xml:space="preserve"> </w:t>
@@ -29443,7 +29401,7 @@
           <w:bCs/>
           <w:b/>
         </w:rPr>
-        <w:t xml:space="preserve">Year 4 — Buy bigger or braver.</w:t>
+        <w:t xml:space="preserve">Year 4: Buy bigger or braver.</w:t>
       </w:r>
       <w:r>
         <w:t xml:space="preserve"> </w:t>
@@ -29465,7 +29423,7 @@
           <w:bCs/>
           <w:b/>
         </w:rPr>
-        <w:t xml:space="preserve">Year 5 — Pull the freedom lever.</w:t>
+        <w:t xml:space="preserve">Year 5: Pull the freedom lever.</w:t>
       </w:r>
       <w:r>
         <w:t xml:space="preserve"> </w:t>
@@ -30976,7 +30934,7 @@
           <w:bCs/>
           <w:b/>
         </w:rPr>
-        <w:t xml:space="preserve">R — Right market first.</w:t>
+        <w:t xml:space="preserve">R: Right market first.</w:t>
       </w:r>
     </w:p>
     <w:p>
@@ -30992,7 +30950,7 @@
           <w:bCs/>
           <w:b/>
         </w:rPr>
-        <w:t xml:space="preserve">U — Under budget.</w:t>
+        <w:t xml:space="preserve">U: Under budget.</w:t>
       </w:r>
     </w:p>
     <w:p>
@@ -31008,7 +30966,7 @@
           <w:bCs/>
           <w:b/>
         </w:rPr>
-        <w:t xml:space="preserve">R — Room for everyone.</w:t>
+        <w:t xml:space="preserve">R: Room for everyone.</w:t>
       </w:r>
     </w:p>
     <w:p>
@@ -31024,7 +30982,7 @@
           <w:bCs/>
           <w:b/>
         </w:rPr>
-        <w:t xml:space="preserve">A — Aesthetics that win the scroll.</w:t>
+        <w:t xml:space="preserve">A: Aesthetics that win the scroll.</w:t>
       </w:r>
     </w:p>
     <w:p>
@@ -31040,7 +30998,7 @@
           <w:bCs/>
           <w:b/>
         </w:rPr>
-        <w:t xml:space="preserve">L — Leverage systems.</w:t>
+        <w:t xml:space="preserve">L: Leverage systems.</w:t>
       </w:r>
     </w:p>
     <w:p>
@@ -31680,7 +31638,7 @@
           <w:bCs/>
           <w:b/>
         </w:rPr>
-        <w:t xml:space="preserve">R — Right Market First.</w:t>
+        <w:t xml:space="preserve">R: Right Market First.</w:t>
       </w:r>
       <w:r>
         <w:t xml:space="preserve"> </w:t>
@@ -31702,7 +31660,7 @@
           <w:bCs/>
           <w:b/>
         </w:rPr>
-        <w:t xml:space="preserve">U — Under Budget.</w:t>
+        <w:t xml:space="preserve">U: Under Budget.</w:t>
       </w:r>
       <w:r>
         <w:t xml:space="preserve"> </w:t>
@@ -31724,13 +31682,13 @@
           <w:bCs/>
           <w:b/>
         </w:rPr>
-        <w:t xml:space="preserve">R — Room for Everyone.</w:t>
-      </w:r>
-      <w:r>
-        <w:t xml:space="preserve"> </w:t>
-      </w:r>
-      <w:r>
-        <w:t xml:space="preserve">Income follows sleeping capacity — aim near 1 sleeper per 100 square feet.</w:t>
+        <w:t xml:space="preserve">R: Room for Everyone.</w:t>
+      </w:r>
+      <w:r>
+        <w:t xml:space="preserve"> </w:t>
+      </w:r>
+      <w:r>
+        <w:t xml:space="preserve">Income follows sleeping capacity; aim near 1 sleeper per 100 square feet.</w:t>
       </w:r>
     </w:p>
     <w:p>
@@ -31746,7 +31704,7 @@
           <w:bCs/>
           <w:b/>
         </w:rPr>
-        <w:t xml:space="preserve">A — Aesthetics That Win the Scroll.</w:t>
+        <w:t xml:space="preserve">A: Aesthetics That Win the Scroll.</w:t>
       </w:r>
       <w:r>
         <w:t xml:space="preserve"> </w:t>
@@ -31768,7 +31726,7 @@
           <w:bCs/>
           <w:b/>
         </w:rPr>
-        <w:t xml:space="preserve">L — Leverage Systems.</w:t>
+        <w:t xml:space="preserve">L: Leverage Systems.</w:t>
       </w:r>
       <w:r>
         <w:t xml:space="preserve"> </w:t>
@@ -32044,7 +32002,7 @@
         <w:t xml:space="preserve">The 18% Floor</w:t>
       </w:r>
       <w:r>
-        <w:t xml:space="preserve">: Screen a deal at the conservative 25th-percentile underwrite; below 18% cash-on-cash there, walk away. The median comps should look meaningfully better — that gap is your buffer — and the house must survive at long-term market rent. (Ch 8)</w:t>
+        <w:t xml:space="preserve">: Screen a deal at the conservative 25th-percentile underwrite; below 18% cash-on-cash there, walk away. The median comps should look meaningfully better (that gap is your buffer), and the house must survive at long-term market rent. (Ch 8)</w:t>
       </w:r>
     </w:p>
     <w:p>

--- a/book/Vacation Rentals That Pay You - REVISED DRAFT.docx
+++ b/book/Vacation Rentals That Pay You - REVISED DRAFT.docx
@@ -7,7 +7,7 @@
         <w:pStyle w:val="Title"/>
       </w:pPr>
       <w:r>
-        <w:t xml:space="preserve">Vacation Rentals That Pay You ��� REVISED DRAFT (July 24, 2026)</w:t>
+        <w:t xml:space="preserve">Vacation Rentals That Pay You ��� REVISED DRAFT (July 31, 2026)</w:t>
       </w:r>
     </w:p>
     <w:sdt>
@@ -2301,7 +2301,7 @@
         <w:pStyle w:val="FirstParagraph"/>
       </w:pPr>
       <w:r>
-        <w:t xml:space="preserve">Two honest time-stamps on those return bands. First, they come from real homes, mostly in West Virginia, bought between 2022 and 2024 and held two to four years, and I was a top-quartile operator when I earned them. Since then we’ve added forty to fifty more quality Airbnbs. Competition is tougher now, but most of those homes still perform, averaging about $7,000 a month as of July 2026. Second, money was cheaper in that window. At today’s rates a well-executed first deal more often works out to 15–25% cash-on-cash, which still beats almost everything else available to a beginner, and Chapter 8’s deliberately conservative underwrite (the pre-purchase math on what a property should really earn) lands near that range.</w:t>
+        <w:t xml:space="preserve">Two honest time-stamps on those return bands. First, they come from real homes, mostly in West Virginia, bought between 2022 and 2024 and held two to four years, and I was a top-quartile operator when I earned them. Since then we’ve added forty to fifty more quality Airbnbs. Competition is tougher now, but most of those homes still perform, averaging about $7,000 a month as of July 2026. Second, money was cheaper in that window. At today’s rates a well-executed first deal more often works out to 15–25% cash-on-cash, which still beats almost everything else available to a beginner, and Chapter 8’s underwriting math (the pre-purchase check of what a property should really earn) lands near that range.</w:t>
       </w:r>
     </w:p>
     <w:p>
@@ -7303,13 +7303,13 @@
           <w:bCs/>
           <w:b/>
         </w:rPr>
-        <w:t xml:space="preserve">Thumbtack and TaskRabbit.</w:t>
-      </w:r>
-      <w:r>
-        <w:t xml:space="preserve"> </w:t>
-      </w:r>
-      <w:r>
-        <w:t xml:space="preserve">Furniture assembly, repairs, setup labor.</w:t>
+        <w:t xml:space="preserve">Platforms like Thumbtack and TaskRabbit.</w:t>
+      </w:r>
+      <w:r>
+        <w:t xml:space="preserve"> </w:t>
+      </w:r>
+      <w:r>
+        <w:t xml:space="preserve">Furniture assembly, repairs, setup labor, where they have coverage. In rural areas the apps run thin, so referrals from your agent or cleaner usually beat app strangers.</w:t>
       </w:r>
     </w:p>
     <w:p>
@@ -7551,7 +7551,7 @@
         <w:t xml:space="preserve"> </w:t>
       </w:r>
       <w:r>
-        <w:t xml:space="preserve">TaskRabbit for furniture assembly and staging. Thumbtack for handymen and organizers. Facebook Marketplace for local setup posts. And don’t forget your cleaner or handyman; they often take on setup work gladly.</w:t>
+        <w:t xml:space="preserve">A platform like TaskRabbit for furniture assembly and staging, or Thumbtack for handymen and organizers, where they have coverage. Facebook Marketplace for local setup posts. And don’t forget your cleaner or handyman; they often take on setup work gladly.</w:t>
       </w:r>
     </w:p>
     <w:p>
@@ -7613,7 +7613,7 @@
         <w:t xml:space="preserve"> </w:t>
       </w:r>
       <w:r>
-        <w:t xml:space="preserve">Get video updates on setup progress, daily during the push. Use TaskRabbit for furniture assembly. Give your team detailed checklists with photos showing exactly where everything goes, down to the throw pillows.</w:t>
+        <w:t xml:space="preserve">Get video updates on setup progress, daily during the push. Use a platform like TaskRabbit for furniture assembly, or better, hands your agent or another trusted local vouches for. In rural areas the apps run thin, and an unvetted helper causes more problems than they solve; if you can’t get a trusted referral, wait until you can. Give your team detailed checklists with photos showing exactly where everything goes, down to the throw pillows.</w:t>
       </w:r>
     </w:p>
     <w:p>
@@ -7631,7 +7631,7 @@
         <w:t xml:space="preserve"> </w:t>
       </w:r>
       <w:r>
-        <w:t xml:space="preserve">Establish the cadence. Skip the standing calls; you don’t need a weekly meeting with your cleaner. What you need is photo-verified cleans (your cleaning app should snapshot every turnover and the supply levels) and one shared chat channel where you, the cleaner, and the handyman all live. Automated guest communication running end to end. Clear written protocols for the issues that will come up, because issues always come up. And at this stage, you are your own assistant; a VA comes later, once there’s enough happening to delegate.</w:t>
+        <w:t xml:space="preserve">Establish the cadence. Skip the standing calls; you don’t need a weekly meeting with your cleaner. What you need is photo-verified cleans and one shared chat channel where you, the cleaner, and the handyman all live. For the cleans, I use an app called Turno, but use whatever system works for you; the job description is what matters: turnovers auto-scheduled from your booking calendar, photo proof of every clean, and supply levels tracked, which is exactly what the current cleaning apps advertise. Automated guest communication running end to end. Clear written protocols for the issues that will come up, because issues always come up. And at this stage, you are your own assistant; a VA comes later, once there’s enough happening to delegate.</w:t>
       </w:r>
     </w:p>
     <w:p>
@@ -7805,7 +7805,7 @@
         <w:t xml:space="preserve"> </w:t>
       </w:r>
       <w:r>
-        <w:t xml:space="preserve">Two rules when you apply: be completely upfront about how you’ll use the home (pure STR, or partly personal; say so), and answer the hot tub and pool questions honestly, because insurers always ask. Rural cabins with hot tubs and wood stoves commonly quote $2,500 to $6,000 a year as of this writing, and a number like that kills a marginal deal fast. Better to learn it now than after closing.</w:t>
+        <w:t xml:space="preserve">Two rules when you apply: be completely upfront about how you’ll use the home (pure STR, or partly personal; say so), and answer the hot tub and pool questions honestly, because insurers always ask. On the rural cabins this book targets, my own firm quotes have run $1,500 to $4,000 a year at time of writing, with a hot tub pushing you toward the top of that range, and a number at the high end kills a marginal deal fast. Better to learn it now than after closing.</w:t>
       </w:r>
     </w:p>
     <w:p>
@@ -8223,7 +8223,7 @@
         <w:pStyle w:val="Compact"/>
       </w:pPr>
       <w:r>
-        <w:t xml:space="preserve">Get a firm STR insurance quote before your inspection contingency expires, and be upfront about usage, hot tubs, and pools. Homeowners policies void the moment you host; a rural cabin with a hot tub often quotes $2,500–$6,000 a year as of this writing.</w:t>
+        <w:t xml:space="preserve">Get a firm STR insurance quote before your inspection contingency expires, and be upfront about usage, hot tubs, and pools. Homeowners policies void the moment you host; expect firm quotes around $1,500–$4,000 a year at time of writing, higher with a hot tub.</w:t>
       </w:r>
     </w:p>
     <w:p>
@@ -10913,7 +10913,7 @@
         <w:t xml:space="preserve"> </w:t>
       </w:r>
       <w:r>
-        <w:t xml:space="preserve">If it can’t clear 18%+ cash-on-cash at the conservative underwrite, walk away.</w:t>
+        <w:t xml:space="preserve">If it can’t clear 18%+ cash-on-cash at an honest underwrite, walk away.</w:t>
       </w:r>
     </w:p>
     <w:p>
@@ -10921,7 +10921,7 @@
         <w:pStyle w:val="FirstParagraph"/>
       </w:pPr>
       <w:r>
-        <w:t xml:space="preserve">One rule, three checks. Judge the 18% Floor at the conservative 25th-percentile underwrite; under 18% there, walk. At the median comps the same deal should look meaningfully better, mid-20s or beyond, because that gap above the floor is your margin for slow seasons and surprises. And the house has to survive as a plain long-term rental if Airbnb vanished tomorrow. Fail any one, walk.</w:t>
+        <w:t xml:space="preserve">One rule, three checks. Judge the 18% Floor at the moderate underwrite, meaning the median of what comparable listings actually earn (I’ll show you why in a moment); under 18% there, walk. Then check survival: at the conservative 25th-percentile number, the deal must still cash flow. And the house has to survive as a plain long-term rental if Airbnb vanished tomorrow. Fail any one, walk.</w:t>
       </w:r>
     </w:p>
     <w:p>
@@ -11273,7 +11273,7 @@
           <w:bCs/>
           <w:b/>
         </w:rPr>
-        <w:t xml:space="preserve">My rule of thumb, judged at the conservative underwrite:</w:t>
+        <w:t xml:space="preserve">My rule of thumb, judged at the moderate underwrite:</w:t>
       </w:r>
     </w:p>
     <w:p>
@@ -11325,15 +11325,15 @@
         <w:pStyle w:val="FirstParagraph"/>
       </w:pPr>
       <w:r>
-        <w:t xml:space="preserve">The floor is a trapdoor, not a target. Deals that screen well usually land in the 20s and 30s at the conservative case (this example did 33% at its expected case), and everything above 18% is buffer doing its job in a rough year.</w:t>
-      </w:r>
-    </w:p>
-    <w:p>
-      <w:pPr>
-        <w:pStyle w:val="BodyText"/>
-      </w:pPr>
-      <w:r>
-        <w:t xml:space="preserve">The reason I set the floor at 18%, and judge it at the conservative case, is that rural STRs aren’t W2s. Income fluctuates, and I want a deal to clear a real return even in its weak scenario. For perspective, 18% at the worst case still beats nearly anything else a beginner can buy, and the buffer above it is what funds slow seasons, surprise repairs, and the velocity to scale into your next deal.</w:t>
+        <w:t xml:space="preserve">The floor is a trapdoor, not a target. Deals that screen well usually land in the 20s and 30s (this example did 33%), and everything above 18% is buffer doing its job in a rough year.</w:t>
+      </w:r>
+    </w:p>
+    <w:p>
+      <w:pPr>
+        <w:pStyle w:val="BodyText"/>
+      </w:pPr>
+      <w:r>
+        <w:t xml:space="preserve">The reason I set the floor at 18% is that rural STRs aren’t W2s. Income fluctuates, and I want real margin, the buffer that funds slow seasons, surprise repairs, and the velocity to scale into your next deal. And here’s why I judge it at the moderate number instead of the most pessimistic one: the revenue estimators already run conservative, mine included. Feed a tool’s averaged number through another haircut and no deal in America pencils; you’d never buy anything, and you’d never build the operating skills that only come from owning. Look instead at how individual well-run listings in the market actually perform (the good-looking ones, even the luxury ones) or get real numbers from a friend who operates there. With decent management, moderate is the honest expectation. The conservative case still has a job. It’s your survival check, not your buy bar.</w:t>
       </w:r>
     </w:p>
     <w:bookmarkEnd w:id="100"/>
@@ -11451,23 +11451,39 @@
         <w:pStyle w:val="FirstParagraph"/>
       </w:pPr>
       <w:r>
-        <w:t xml:space="preserve">The critical rule is to</w:t>
-      </w:r>
-      <w:r>
-        <w:t xml:space="preserve"> </w:t>
-      </w:r>
-      <w:r>
-        <w:rPr>
-          <w:bCs/>
-          <w:b/>
-        </w:rPr>
-        <w:t xml:space="preserve">make your buy decision survive the Conservative number.</w:t>
-      </w:r>
-      <w:r>
-        <w:t xml:space="preserve"> </w:t>
-      </w:r>
-      <w:r>
-        <w:t xml:space="preserve">If the deal doesn’t cash flow at the 25th percentile, don’t buy it, no matter what the median promises.</w:t>
+        <w:t xml:space="preserve">Two rules come out of those three numbers. First,</w:t>
+      </w:r>
+      <w:r>
+        <w:t xml:space="preserve"> </w:t>
+      </w:r>
+      <w:r>
+        <w:rPr>
+          <w:bCs/>
+          <w:b/>
+        </w:rPr>
+        <w:t xml:space="preserve">underwrite at Moderate.</w:t>
+      </w:r>
+      <w:r>
+        <w:t xml:space="preserve"> </w:t>
+      </w:r>
+      <w:r>
+        <w:t xml:space="preserve">Too conservative and you’ll never move on anything, because the estimators already lowball. Second,</w:t>
+      </w:r>
+      <w:r>
+        <w:t xml:space="preserve"> </w:t>
+      </w:r>
+      <w:r>
+        <w:rPr>
+          <w:bCs/>
+          <w:b/>
+        </w:rPr>
+        <w:t xml:space="preserve">the deal must still survive the Conservative number.</w:t>
+      </w:r>
+      <w:r>
+        <w:t xml:space="preserve"> </w:t>
+      </w:r>
+      <w:r>
+        <w:t xml:space="preserve">It doesn’t have to shine at the 25th percentile. It has to keep cash flowing.</w:t>
       </w:r>
     </w:p>
     <w:p>
@@ -11519,7 +11535,7 @@
         <w:pStyle w:val="FirstParagraph"/>
       </w:pPr>
       <w:r>
-        <w:t xml:space="preserve">Your target is a 4-bed, 3-bath, nice but not luxury. You’ll probably hit Moderate with decent management. But you underwrite at Conservative:</w:t>
+        <w:t xml:space="preserve">Your target is a 4-bed, 3-bath, nice but not luxury. With decent management, Moderate is the honest expectation, so that’s your underwrite:</w:t>
       </w:r>
     </w:p>
     <w:p>
@@ -11531,7 +11547,7 @@
         <w:pStyle w:val="Compact"/>
       </w:pPr>
       <w:r>
-        <w:t xml:space="preserve">Revenue: $50,000</w:t>
+        <w:t xml:space="preserve">Revenue: $70,000</w:t>
       </w:r>
     </w:p>
     <w:p>
@@ -11543,7 +11559,7 @@
         <w:pStyle w:val="Compact"/>
       </w:pPr>
       <w:r>
-        <w:t xml:space="preserve">Expenses: $33,500 (this example’s assumption: $24,000 of PITI with taxes and the STR policy escrowed in, $4,500 of cleaning at the conservative booking pace, $2,850 of utilities budgeted at the seasonal highs, and $2,150 of software, restocking, and small repairs)</w:t>
+        <w:t xml:space="preserve">Expenses: $37,500 (this example’s assumption: $24,000 of PITI with taxes and the STR policy escrowed in, cleaning at the median booking pace, utilities budgeted at the seasonal highs, plus software, restocking, and small repairs; expenses creep as bookings climb)</w:t>
       </w:r>
     </w:p>
     <w:p>
@@ -11555,7 +11571,7 @@
         <w:pStyle w:val="Compact"/>
       </w:pPr>
       <w:r>
-        <w:t xml:space="preserve">Net profit: $16,500</w:t>
+        <w:t xml:space="preserve">Net profit: $32,500</w:t>
       </w:r>
     </w:p>
     <w:p>
@@ -11579,7 +11595,7 @@
         <w:pStyle w:val="Compact"/>
       </w:pPr>
       <w:r>
-        <w:t xml:space="preserve">Cash-on-cash return: 25%</w:t>
+        <w:t xml:space="preserve">Cash-on-cash return: 50%</w:t>
       </w:r>
     </w:p>
     <w:p>
@@ -11587,7 +11603,7 @@
         <w:pStyle w:val="FirstParagraph"/>
       </w:pPr>
       <w:r>
-        <w:t xml:space="preserve">That 25% is your worst case, and it clears the 18% Floor with seven points of buffer to spare. That’s exactly the shape you want. Hit the Moderate number and the same deal returns about 50%. (Not 56%, because expenses creep with bookings, more cleans and more restocking, so don’t reuse $33,500 at $70K of revenue; call it 50% even.) You’re not betting on top-quartile performance. You’re betting on avoiding bottom-quartile disaster. Hit Moderate or Aggressive and you have a huge margin of safety; hit Conservative and you still cash flow and own an asset. That’s a deal worth doing.</w:t>
+        <w:t xml:space="preserve">Comfortably past the floor. Now run the survival check at Conservative: $50,000 of revenue against $33,500 of slower-pace expenses nets $16,500, about 25% on your cash. Read what that pair of numbers is telling you. Your honest expectation is 50%, and even the bottom-quartile version of this deal still clears the 18% Floor with room to spare. That’s exactly the shape you want: underwrite the likely outcome, and buy insurance against the bad one. When even the survival case clears the floor, buy with confidence.</w:t>
       </w:r>
     </w:p>
     <w:bookmarkEnd w:id="101"/>
@@ -11679,7 +11695,7 @@
         <w:pStyle w:val="BodyText"/>
       </w:pPr>
       <w:r>
-        <w:t xml:space="preserve">Here’s what I mean. Say your comps show 70% occupancy and $70,000/year in revenue, which is right around my own underwriting bar (occupancy of 60–70% at least, and whatever nightly rate it takes to pencil at least $70K a year). Stress-test at $49,000–$52,500 a year, a 25–30% haircut off the top line. Does the deal still cash flow, comfortably above the 18% Floor? This isn’t a second, separate exam; the haircut off the median lands you right around the 25th percentile, so the stress test and the conservative underwrite should roughly agree. If yes, you’ve got a deal that can weather bad years, new competition, or a poor season.</w:t>
+        <w:t xml:space="preserve">Here’s what I mean. Say your comps show 70% occupancy and $70,000/year in revenue, which is right around my own underwriting bar (occupancy of 60–70% at least, and whatever nightly rate it takes to pencil at least $70K a year). Stress-test at $49,000–$52,500 a year, a 25–30% haircut off the top line. Does the deal still cash flow? It doesn’t need to hit the 18% Floor in its stressed year; it needs to stay solidly positive. This isn’t a second, separate exam; the haircut off the median lands you right around the 25th percentile, so the stress test and the survival check should roughly agree. If yes, you’ve got a deal that can weather bad years, new competition, or a poor season.</w:t>
       </w:r>
     </w:p>
     <w:p>
@@ -11751,7 +11767,7 @@
         <w:t xml:space="preserve"> </w:t>
       </w:r>
       <w:r>
-        <w:t xml:space="preserve">Every time a guest leaves, you clean, sanitize, restock linens, and refresh the property. Most beginners budget $50–100 per turnover. Real numbers run higher: $100–$150 a turn for a smaller home (1–3 bedrooms), and $150–$400 for larger homes. We pay a premium for good cleaners. On a smaller home doing 45 turns a year, that’s $4,500–$6,750 in actual cash, and a big house can run double that. Add this line item explicitly.</w:t>
+        <w:t xml:space="preserve">Every time a guest leaves, you clean, sanitize, restock linens, and refresh the property. Most beginners budget $50–100 per turnover. Real numbers run higher: $100–$150 a turn for a smaller home (1–3 bedrooms), and $150–$400 for larger homes. We pay a premium for good cleaners. On a smaller home doing 45 turns a year, that’s $4,500–$6,750 in actual cash, and a big house can run double that. Add this line item explicitly. One offset most beginners forget: guests pay a cleaning fee, and it covers most of this (we set ours a touch above the cleaner’s rate to cover supplies). Count the fee inside your gross income and the cleaning inside your expenses anyway. The money still moves through your pocket, and modeling both sides is what keeps the math honest.</w:t>
       </w:r>
     </w:p>
     <w:p>
@@ -11823,7 +11839,7 @@
         <w:t xml:space="preserve"> </w:t>
       </w:r>
       <w:r>
-        <w:t xml:space="preserve">Budget for a short-term-rental policy, not a homeowners policy. A homeowners policy typically voids your coverage the moment you host paying guests, and the platforms’ damage programs are not insurance; they’re goodwill programs with fine print. STR-specific policies on rural cabins with hot tubs and wood stoves commonly run $2,500–$6,000 a year. Get a real quote during due diligence: a firm number you could accept on the spot, not a website estimate.</w:t>
+        <w:t xml:space="preserve">Budget for a short-term-rental policy, not a homeowners policy; Chapter 6 covered why and what to carry. On the cabins this book targets, my own firm quotes have run $1,500 to $4,000 a year at time of writing, higher with a hot tub. Get the real quote during due diligence, not a website estimate.</w:t>
       </w:r>
     </w:p>
     <w:p>
@@ -13165,7 +13181,7 @@
         <w:pStyle w:val="Compact"/>
       </w:pPr>
       <w:r>
-        <w:t xml:space="preserve">One rule, three checks. The 18% Floor is judged at the conservative 25th-percentile underwrite (under 18% there, walk), the median should look meaningfully better (that gap is your buffer), and the house must survive at long-term market rent. Fail any one, walk.</w:t>
+        <w:t xml:space="preserve">One rule, three checks. The 18% Floor is judged at the moderate underwrite, the median of real comps (under 18% there, walk). The conservative 25th percentile is the survival check: the deal must keep cash flowing there. And the house must survive at long-term market rent. Fail any one, walk.</w:t>
       </w:r>
     </w:p>
     <w:p>
@@ -13177,7 +13193,7 @@
         <w:pStyle w:val="Compact"/>
       </w:pPr>
       <w:r>
-        <w:t xml:space="preserve">The floor is a trapdoor, not a target. Good deals screen in the 20s and 30s at the conservative case; everything above 18% is your margin for the rough years.</w:t>
+        <w:t xml:space="preserve">The floor is a trapdoor, not a target. Good deals screen in the 20s and 30s and beyond; everything above 18% is your margin for the rough years. And underwrite at the moderate comps, because the estimators already lowball; too much pessimism means you never buy at all.</w:t>
       </w:r>
     </w:p>
     <w:p>
@@ -14550,13 +14566,13 @@
           <w:bCs/>
           <w:b/>
         </w:rPr>
-        <w:t xml:space="preserve">Earnest money and contingencies:</w:t>
-      </w:r>
-      <w:r>
-        <w:t xml:space="preserve"> </w:t>
-      </w:r>
-      <w:r>
-        <w:t xml:space="preserve">With a motivated seller, put down 1% earnest money (the good-faith deposit that rides with your offer and counts toward the purchase) instead of 3%, and trim contingencies. It signals you’re serious without tying up cash.</w:t>
+        <w:t xml:space="preserve">Earnest money and contingencies (an advanced move, and honestly not for most first-timers):</w:t>
+      </w:r>
+      <w:r>
+        <w:t xml:space="preserve"> </w:t>
+      </w:r>
+      <w:r>
+        <w:t xml:space="preserve">With a motivated seller, put down 1% earnest money (the good-faith deposit that rides with your offer and counts toward the purchase) instead of 3%. Trimming contingencies can sweeten an offer too, but understand what you’re giving up: contingencies are your right to walk away free when the inspection finds something ugly. I’ve waived them myself, and I don’t recommend it until you can read a property early and negotiate from real knowledge. On your first deals, keep the safety net and win the seller over with speed and certainty instead.</w:t>
       </w:r>
     </w:p>
     <w:p>
@@ -14821,7 +14837,7 @@
         <w:t xml:space="preserve"> </w:t>
       </w:r>
       <w:r>
-        <w:t xml:space="preserve">Back it with the pitch deck above. This works best with family and friends who trust you, coworkers with idle savings, local professionals, and retirees with rollover funds. And you’re not recruiting a hundred rich people. One or two with idle cash and a fear of inflation will do. Always get it in writing (a promissory note plus terms), and for larger loans, record a lien or deed of trust.</w:t>
+        <w:t xml:space="preserve">Back it with the pitch deck above. This works best with family and friends who trust you, coworkers with idle savings, local professionals, and retirees with rollover funds. And you’re not recruiting a hundred rich people. One or two with idle cash and a fear of inflation will do. Always get it in writing (a promissory note plus terms); for larger loans, record a lien or deed of trust, and many lenders also get added to the property’s insurance policy, the same protection a bank would demand. And the part that matters more than the paperwork: this path runs on existing relationships and total honesty. My first private money came from my parents and friends, back before I knew what a deed of trust was, and what made it work wasn’t sophistication. I told them exactly what I was doing with the money, went in planning to pay them back, and paid them back. Borrow like their retirement depends on you being right, because some of it might. If you can’t treat someone else’s money more carefully than your own, this path isn’t for you.</w:t>
       </w:r>
     </w:p>
     <w:p>
@@ -14951,7 +14967,7 @@
         <w:pStyle w:val="Compact"/>
       </w:pPr>
       <w:r>
-        <w:t xml:space="preserve">Optional design/setup financing: $0–$5K</w:t>
+        <w:t xml:space="preserve">Design and setup services: anywhere from $0 if you DIY everything to $40K+ for full service on a 2,000-plus-square-foot home (space planning, ordering, vendor coordination, photography, and install labor), carried on the cards above plus private money if needed</w:t>
       </w:r>
     </w:p>
     <w:p>
@@ -32002,7 +32018,7 @@
         <w:t xml:space="preserve">The 18% Floor</w:t>
       </w:r>
       <w:r>
-        <w:t xml:space="preserve">: Screen a deal at the conservative 25th-percentile underwrite; below 18% cash-on-cash there, walk away. The median comps should look meaningfully better (that gap is your buffer), and the house must survive at long-term market rent. (Ch 8)</w:t>
+        <w:t xml:space="preserve">: Screen a deal at the moderate underwrite, the median of real comps; below 18% cash-on-cash there, walk away. The conservative 25th percentile is the survival check (the deal must keep cash flowing), and the house must survive at long-term market rent. (Ch 8)</w:t>
       </w:r>
     </w:p>
     <w:p>

--- a/book/Vacation Rentals That Pay You - REVISED DRAFT.docx
+++ b/book/Vacation Rentals That Pay You - REVISED DRAFT.docx
@@ -530,7 +530,7 @@
         <w:pStyle w:val="BodyText"/>
       </w:pPr>
       <w:r>
-        <w:t xml:space="preserve">Your Free Book Bonus Pack · About the Author · The Framework Index</w:t>
+        <w:t xml:space="preserve">Your Free Book Bonus Pack · About the Author · The Plain-English Glossary · The Framework Index</w:t>
       </w:r>
     </w:p>
     <w:p>
@@ -893,7 +893,7 @@
         <w:pStyle w:val="BodyText"/>
       </w:pPr>
       <w:r>
-        <w:t xml:space="preserve">I’ve also kept this book deliberately lean. The deep worksheets, calculators, checklists, and step-by-step SOPs live in the free Bonus Pack at the back of this book, so the chapters stay readable and the depth is there the day you need it. When a chapter points you to the Bonus Pack, that’s where to go.</w:t>
+        <w:t xml:space="preserve">I’ve also kept this book deliberately lean. The deep worksheets, calculators, checklists, and step-by-step SOPs live in the free Bonus Pack at the back of this book, so the chapters stay readable and the depth is there the day you need it. When a chapter points you to the Bonus Pack, that’s where to go. And if you ever hit a term you don’t recognize, the Plain-English Glossary at the back defines every piece of investor-speak in this book, one line each.</w:t>
       </w:r>
     </w:p>
     <w:p>
@@ -26072,7 +26072,7 @@
     <w:bookmarkEnd w:id="195"/>
     <w:bookmarkEnd w:id="196"/>
     <w:bookmarkEnd w:id="197"/>
-    <w:bookmarkStart w:id="234" w:name="part-7-after-the-launch"/>
+    <w:bookmarkStart w:id="235" w:name="part-7-after-the-launch"/>
     <w:p>
       <w:pPr>
         <w:pStyle w:val="Heading1"/>
@@ -31609,12 +31609,654 @@
       </w:r>
     </w:p>
     <w:bookmarkEnd w:id="232"/>
-    <w:bookmarkStart w:id="233" w:name="the-framework-index"/>
+    <w:bookmarkStart w:id="233" w:name="the-plain-english-glossary"/>
     <w:p>
       <w:pPr>
         <w:pStyle w:val="Heading2"/>
       </w:pPr>
       <w:r>
+        <w:t xml:space="preserve">The Plain-English Glossary</w:t>
+      </w:r>
+    </w:p>
+    <w:p>
+      <w:pPr>
+        <w:pStyle w:val="FirstParagraph"/>
+      </w:pPr>
+      <w:r>
+        <w:t xml:space="preserve">Every piece of investor-speak this book uses, one line each. Each term is also defined the first time it appears in the chapters; this is the flip-back version, for the day you jump straight to Chapter 9 with keys in your hand.</w:t>
+      </w:r>
+    </w:p>
+    <w:p>
+      <w:pPr>
+        <w:pStyle w:val="BodyText"/>
+      </w:pPr>
+      <w:r>
+        <w:rPr>
+          <w:bCs/>
+          <w:b/>
+        </w:rPr>
+        <w:t xml:space="preserve">ADR (average daily rate).</w:t>
+      </w:r>
+      <w:r>
+        <w:t xml:space="preserve"> </w:t>
+      </w:r>
+      <w:r>
+        <w:t xml:space="preserve">Your revenue divided by nights booked; what a booked night actually sells for.</w:t>
+      </w:r>
+    </w:p>
+    <w:p>
+      <w:pPr>
+        <w:pStyle w:val="BodyText"/>
+      </w:pPr>
+      <w:r>
+        <w:rPr>
+          <w:bCs/>
+          <w:b/>
+        </w:rPr>
+        <w:t xml:space="preserve">Anchor demand.</w:t>
+      </w:r>
+      <w:r>
+        <w:t xml:space="preserve"> </w:t>
+      </w:r>
+      <w:r>
+        <w:t xml:space="preserve">Something near the property that pulls visitors year after year: a national park, a lake, a base. The first R of RURAL wants it within 30 minutes. No anchor, no deal.</w:t>
+      </w:r>
+    </w:p>
+    <w:p>
+      <w:pPr>
+        <w:pStyle w:val="BodyText"/>
+      </w:pPr>
+      <w:r>
+        <w:rPr>
+          <w:bCs/>
+          <w:b/>
+        </w:rPr>
+        <w:t xml:space="preserve">Balloon payment.</w:t>
+      </w:r>
+      <w:r>
+        <w:t xml:space="preserve"> </w:t>
+      </w:r>
+      <w:r>
+        <w:t xml:space="preserve">A loan where the whole remaining balance comes due at once on a set date; you refinance or sell to pay it.</w:t>
+      </w:r>
+    </w:p>
+    <w:p>
+      <w:pPr>
+        <w:pStyle w:val="BodyText"/>
+      </w:pPr>
+      <w:r>
+        <w:rPr>
+          <w:bCs/>
+          <w:b/>
+        </w:rPr>
+        <w:t xml:space="preserve">BRRRR.</w:t>
+      </w:r>
+      <w:r>
+        <w:t xml:space="preserve"> </w:t>
+      </w:r>
+      <w:r>
+        <w:t xml:space="preserve">Buy, rehab, rent, refinance, repeat: force value into a property, then pull your cash back out with a new loan and run it again.</w:t>
+      </w:r>
+    </w:p>
+    <w:p>
+      <w:pPr>
+        <w:pStyle w:val="BodyText"/>
+      </w:pPr>
+      <w:r>
+        <w:rPr>
+          <w:bCs/>
+          <w:b/>
+        </w:rPr>
+        <w:t xml:space="preserve">Buy box.</w:t>
+      </w:r>
+      <w:r>
+        <w:t xml:space="preserve"> </w:t>
+      </w:r>
+      <w:r>
+        <w:t xml:space="preserve">The spec you shop to before you tour anything. This book’s: a 4 bed, 3 bath with 2,000-plus square feet and good bones; never smaller than 3 bed, 2 bath, 1,500.</w:t>
+      </w:r>
+    </w:p>
+    <w:p>
+      <w:pPr>
+        <w:pStyle w:val="BodyText"/>
+      </w:pPr>
+      <w:r>
+        <w:rPr>
+          <w:bCs/>
+          <w:b/>
+        </w:rPr>
+        <w:t xml:space="preserve">Cap rate.</w:t>
+      </w:r>
+      <w:r>
+        <w:t xml:space="preserve"> </w:t>
+      </w:r>
+      <w:r>
+        <w:t xml:space="preserve">Deliberately not used in this book. When you’re starting out, cash-on-cash is the number that matters.</w:t>
+      </w:r>
+    </w:p>
+    <w:p>
+      <w:pPr>
+        <w:pStyle w:val="BodyText"/>
+      </w:pPr>
+      <w:r>
+        <w:rPr>
+          <w:bCs/>
+          <w:b/>
+        </w:rPr>
+        <w:t xml:space="preserve">Cash-on-cash return (CoC).</w:t>
+      </w:r>
+      <w:r>
+        <w:t xml:space="preserve"> </w:t>
+      </w:r>
+      <w:r>
+        <w:t xml:space="preserve">The percentage of your actual invested cash that comes back to you each year in profit. Real cash, not equity or paper gains. The book’s litmus test.</w:t>
+      </w:r>
+    </w:p>
+    <w:p>
+      <w:pPr>
+        <w:pStyle w:val="BodyText"/>
+      </w:pPr>
+      <w:r>
+        <w:rPr>
+          <w:bCs/>
+          <w:b/>
+        </w:rPr>
+        <w:t xml:space="preserve">Cash-out refinance.</w:t>
+      </w:r>
+      <w:r>
+        <w:t xml:space="preserve"> </w:t>
+      </w:r>
+      <w:r>
+        <w:t xml:space="preserve">A new, bigger loan that pays off the old one and hands you the difference in cash, usually up to 70–75% of the appraised value when underwritten on STR income.</w:t>
+      </w:r>
+    </w:p>
+    <w:p>
+      <w:pPr>
+        <w:pStyle w:val="BodyText"/>
+      </w:pPr>
+      <w:r>
+        <w:rPr>
+          <w:bCs/>
+          <w:b/>
+        </w:rPr>
+        <w:t xml:space="preserve">Comps.</w:t>
+      </w:r>
+      <w:r>
+        <w:t xml:space="preserve"> </w:t>
+      </w:r>
+      <w:r>
+        <w:t xml:space="preserve">Comparable properties: what similar homes nearby really earn or, for a sale, what they actually sold for.</w:t>
+      </w:r>
+    </w:p>
+    <w:p>
+      <w:pPr>
+        <w:pStyle w:val="BodyText"/>
+      </w:pPr>
+      <w:r>
+        <w:rPr>
+          <w:bCs/>
+          <w:b/>
+        </w:rPr>
+        <w:t xml:space="preserve">Contingency.</w:t>
+      </w:r>
+      <w:r>
+        <w:t xml:space="preserve"> </w:t>
+      </w:r>
+      <w:r>
+        <w:t xml:space="preserve">Your contractual right to walk away from a purchase free (inspection, financing, appraisal) when something turns up. First-timers keep them.</w:t>
+      </w:r>
+    </w:p>
+    <w:p>
+      <w:pPr>
+        <w:pStyle w:val="BodyText"/>
+      </w:pPr>
+      <w:r>
+        <w:rPr>
+          <w:bCs/>
+          <w:b/>
+        </w:rPr>
+        <w:t xml:space="preserve">DSCR (debt-service coverage ratio).</w:t>
+      </w:r>
+      <w:r>
+        <w:t xml:space="preserve"> </w:t>
+      </w:r>
+      <w:r>
+        <w:t xml:space="preserve">The property’s income measured against its loan payment. A DSCR loan qualifies on the property’s income, not your W2, and lenders like a 1.2, meaning income about 20% above the payment.</w:t>
+      </w:r>
+    </w:p>
+    <w:p>
+      <w:pPr>
+        <w:pStyle w:val="BodyText"/>
+      </w:pPr>
+      <w:r>
+        <w:rPr>
+          <w:bCs/>
+          <w:b/>
+        </w:rPr>
+        <w:t xml:space="preserve">Earnest money.</w:t>
+      </w:r>
+      <w:r>
+        <w:t xml:space="preserve"> </w:t>
+      </w:r>
+      <w:r>
+        <w:t xml:space="preserve">The good-faith deposit that rides with your offer and counts toward the purchase.</w:t>
+      </w:r>
+    </w:p>
+    <w:p>
+      <w:pPr>
+        <w:pStyle w:val="BodyText"/>
+      </w:pPr>
+      <w:r>
+        <w:rPr>
+          <w:bCs/>
+          <w:b/>
+        </w:rPr>
+        <w:t xml:space="preserve">Extra-guest fee.</w:t>
+      </w:r>
+      <w:r>
+        <w:t xml:space="preserve"> </w:t>
+      </w:r>
+      <w:r>
+        <w:t xml:space="preserve">A per-guest, per-night charge for every guest beyond a base count you choose. Turn it on.</w:t>
+      </w:r>
+    </w:p>
+    <w:p>
+      <w:pPr>
+        <w:pStyle w:val="BodyText"/>
+      </w:pPr>
+      <w:r>
+        <w:rPr>
+          <w:bCs/>
+          <w:b/>
+        </w:rPr>
+        <w:t xml:space="preserve">Gross vs. net.</w:t>
+      </w:r>
+      <w:r>
+        <w:t xml:space="preserve"> </w:t>
+      </w:r>
+      <w:r>
+        <w:t xml:space="preserve">Gross is what guests paid; net is what’s left after every bill. Booked is not banked, and every headline number in this book is gross unless it says otherwise.</w:t>
+      </w:r>
+    </w:p>
+    <w:p>
+      <w:pPr>
+        <w:pStyle w:val="BodyText"/>
+      </w:pPr>
+      <w:r>
+        <w:rPr>
+          <w:bCs/>
+          <w:b/>
+        </w:rPr>
+        <w:t xml:space="preserve">Guest avatar.</w:t>
+      </w:r>
+      <w:r>
+        <w:t xml:space="preserve"> </w:t>
+      </w:r>
+      <w:r>
+        <w:t xml:space="preserve">The specific guest you design the home for. Your anchor decides it: parks pull families, bases pull work travelers.</w:t>
+      </w:r>
+    </w:p>
+    <w:p>
+      <w:pPr>
+        <w:pStyle w:val="BodyText"/>
+      </w:pPr>
+      <w:r>
+        <w:rPr>
+          <w:bCs/>
+          <w:b/>
+        </w:rPr>
+        <w:t xml:space="preserve">HOA (homeowners association).</w:t>
+      </w:r>
+      <w:r>
+        <w:t xml:space="preserve"> </w:t>
+      </w:r>
+      <w:r>
+        <w:t xml:space="preserve">Its covenants can restrict or kill short-term renting. Read them before you offer.</w:t>
+      </w:r>
+    </w:p>
+    <w:p>
+      <w:pPr>
+        <w:pStyle w:val="BodyText"/>
+      </w:pPr>
+      <w:r>
+        <w:rPr>
+          <w:bCs/>
+          <w:b/>
+        </w:rPr>
+        <w:t xml:space="preserve">LTV (loan-to-value).</w:t>
+      </w:r>
+      <w:r>
+        <w:t xml:space="preserve"> </w:t>
+      </w:r>
+      <w:r>
+        <w:t xml:space="preserve">A 75% LTV loan can run up to 75% of what the home appraises for.</w:t>
+      </w:r>
+    </w:p>
+    <w:p>
+      <w:pPr>
+        <w:pStyle w:val="BodyText"/>
+      </w:pPr>
+      <w:r>
+        <w:rPr>
+          <w:bCs/>
+          <w:b/>
+        </w:rPr>
+        <w:t xml:space="preserve">Material participation.</w:t>
+      </w:r>
+      <w:r>
+        <w:t xml:space="preserve"> </w:t>
+      </w:r>
+      <w:r>
+        <w:t xml:space="preserve">The tax test for whether you actively run the rental yourself. Pass it, with guest stays averaging about a week or less, and the depreciation losses can offset your W2 income this year. Your CPA gets the final word.</w:t>
+      </w:r>
+    </w:p>
+    <w:p>
+      <w:pPr>
+        <w:pStyle w:val="BodyText"/>
+      </w:pPr>
+      <w:r>
+        <w:rPr>
+          <w:bCs/>
+          <w:b/>
+        </w:rPr>
+        <w:t xml:space="preserve">Occupancy.</w:t>
+      </w:r>
+      <w:r>
+        <w:t xml:space="preserve"> </w:t>
+      </w:r>
+      <w:r>
+        <w:t xml:space="preserve">The share of nights that actually get booked. Target 60–70% as a health band: far above it usually means you’re underpriced, far below means fix price, photos, or amenities.</w:t>
+      </w:r>
+    </w:p>
+    <w:p>
+      <w:pPr>
+        <w:pStyle w:val="BodyText"/>
+      </w:pPr>
+      <w:r>
+        <w:rPr>
+          <w:bCs/>
+          <w:b/>
+        </w:rPr>
+        <w:t xml:space="preserve">Orphan nights.</w:t>
+      </w:r>
+      <w:r>
+        <w:t xml:space="preserve"> </w:t>
+      </w:r>
+      <w:r>
+        <w:t xml:space="preserve">Stranded one- or two-night gaps between longer bookings. Discount them to fill.</w:t>
+      </w:r>
+    </w:p>
+    <w:p>
+      <w:pPr>
+        <w:pStyle w:val="BodyText"/>
+      </w:pPr>
+      <w:r>
+        <w:rPr>
+          <w:bCs/>
+          <w:b/>
+        </w:rPr>
+        <w:t xml:space="preserve">Pencils.</w:t>
+      </w:r>
+      <w:r>
+        <w:t xml:space="preserve"> </w:t>
+      </w:r>
+      <w:r>
+        <w:t xml:space="preserve">Investor slang for</w:t>
+      </w:r>
+      <w:r>
+        <w:t xml:space="preserve"> </w:t>
+      </w:r>
+      <w:r>
+        <w:t xml:space="preserve">“</w:t>
+      </w:r>
+      <w:r>
+        <w:t xml:space="preserve">the math works.</w:t>
+      </w:r>
+      <w:r>
+        <w:t xml:space="preserve">”</w:t>
+      </w:r>
+    </w:p>
+    <w:p>
+      <w:pPr>
+        <w:pStyle w:val="BodyText"/>
+      </w:pPr>
+      <w:r>
+        <w:rPr>
+          <w:bCs/>
+          <w:b/>
+        </w:rPr>
+        <w:t xml:space="preserve">PITI.</w:t>
+      </w:r>
+      <w:r>
+        <w:t xml:space="preserve"> </w:t>
+      </w:r>
+      <w:r>
+        <w:t xml:space="preserve">Principal, interest, taxes, insurance: the all-in monthly mortgage payment. Close with six months of it in reserve.</w:t>
+      </w:r>
+    </w:p>
+    <w:p>
+      <w:pPr>
+        <w:pStyle w:val="BodyText"/>
+      </w:pPr>
+      <w:r>
+        <w:rPr>
+          <w:bCs/>
+          <w:b/>
+        </w:rPr>
+        <w:t xml:space="preserve">Points.</w:t>
+      </w:r>
+      <w:r>
+        <w:t xml:space="preserve"> </w:t>
+      </w:r>
+      <w:r>
+        <w:t xml:space="preserve">Upfront closing fees of 1% of the loan each.</w:t>
+      </w:r>
+    </w:p>
+    <w:p>
+      <w:pPr>
+        <w:pStyle w:val="BodyText"/>
+      </w:pPr>
+      <w:r>
+        <w:rPr>
+          <w:bCs/>
+          <w:b/>
+        </w:rPr>
+        <w:t xml:space="preserve">Private money.</w:t>
+      </w:r>
+      <w:r>
+        <w:t xml:space="preserve"> </w:t>
+      </w:r>
+      <w:r>
+        <w:t xml:space="preserve">A loan from a person instead of a bank, secured by the property and papered with a promissory note and, for larger loans, a deed of trust.</w:t>
+      </w:r>
+    </w:p>
+    <w:p>
+      <w:pPr>
+        <w:pStyle w:val="BodyText"/>
+      </w:pPr>
+      <w:r>
+        <w:rPr>
+          <w:bCs/>
+          <w:b/>
+        </w:rPr>
+        <w:t xml:space="preserve">Seasoning.</w:t>
+      </w:r>
+      <w:r>
+        <w:t xml:space="preserve"> </w:t>
+      </w:r>
+      <w:r>
+        <w:t xml:space="preserve">Lender-speak for months of real income history on the books. Most want a full year before a cash-out refi.</w:t>
+      </w:r>
+    </w:p>
+    <w:p>
+      <w:pPr>
+        <w:pStyle w:val="BodyText"/>
+      </w:pPr>
+      <w:r>
+        <w:rPr>
+          <w:bCs/>
+          <w:b/>
+        </w:rPr>
+        <w:t xml:space="preserve">Second deed of trust.</w:t>
+      </w:r>
+      <w:r>
+        <w:t xml:space="preserve"> </w:t>
+      </w:r>
+      <w:r>
+        <w:t xml:space="preserve">A recorded claim on the house behind the bank’s, so a private lender is in line to be paid from a sale.</w:t>
+      </w:r>
+    </w:p>
+    <w:p>
+      <w:pPr>
+        <w:pStyle w:val="BodyText"/>
+      </w:pPr>
+      <w:r>
+        <w:rPr>
+          <w:bCs/>
+          <w:b/>
+        </w:rPr>
+        <w:t xml:space="preserve">Seller credit.</w:t>
+      </w:r>
+      <w:r>
+        <w:t xml:space="preserve"> </w:t>
+      </w:r>
+      <w:r>
+        <w:t xml:space="preserve">Cash the seller agrees to put toward your costs at closing. Ask for credits, not price cuts; sellers care about their net, not the headline.</w:t>
+      </w:r>
+    </w:p>
+    <w:p>
+      <w:pPr>
+        <w:pStyle w:val="BodyText"/>
+      </w:pPr>
+      <w:r>
+        <w:rPr>
+          <w:bCs/>
+          <w:b/>
+        </w:rPr>
+        <w:t xml:space="preserve">Seller financing.</w:t>
+      </w:r>
+      <w:r>
+        <w:t xml:space="preserve"> </w:t>
+      </w:r>
+      <w:r>
+        <w:t xml:space="preserve">The seller acts as the bank and you make your payments to them. Take it when it’s offered on good terms; don’t chase it.</w:t>
+      </w:r>
+    </w:p>
+    <w:p>
+      <w:pPr>
+        <w:pStyle w:val="BodyText"/>
+      </w:pPr>
+      <w:r>
+        <w:rPr>
+          <w:bCs/>
+          <w:b/>
+        </w:rPr>
+        <w:t xml:space="preserve">Shoulder season.</w:t>
+      </w:r>
+      <w:r>
+        <w:t xml:space="preserve"> </w:t>
+      </w:r>
+      <w:r>
+        <w:t xml:space="preserve">The quieter weeks on either side of peak.</w:t>
+      </w:r>
+    </w:p>
+    <w:p>
+      <w:pPr>
+        <w:pStyle w:val="BodyText"/>
+      </w:pPr>
+      <w:r>
+        <w:rPr>
+          <w:bCs/>
+          <w:b/>
+        </w:rPr>
+        <w:t xml:space="preserve">STR (short-term rental).</w:t>
+      </w:r>
+      <w:r>
+        <w:t xml:space="preserve"> </w:t>
+      </w:r>
+      <w:r>
+        <w:t xml:space="preserve">A furnished home rented by the night: the cabin you book on Airbnb.</w:t>
+      </w:r>
+    </w:p>
+    <w:p>
+      <w:pPr>
+        <w:pStyle w:val="BodyText"/>
+      </w:pPr>
+      <w:r>
+        <w:rPr>
+          <w:bCs/>
+          <w:b/>
+        </w:rPr>
+        <w:t xml:space="preserve">Turnover.</w:t>
+      </w:r>
+      <w:r>
+        <w:t xml:space="preserve"> </w:t>
+      </w:r>
+      <w:r>
+        <w:t xml:space="preserve">Everything that resets the home between guests: clean, sanitize, restock. It costs roughly the same whether the stay was two nights or five, which is why longer stays win.</w:t>
+      </w:r>
+    </w:p>
+    <w:p>
+      <w:pPr>
+        <w:pStyle w:val="BodyText"/>
+      </w:pPr>
+      <w:r>
+        <w:rPr>
+          <w:bCs/>
+          <w:b/>
+        </w:rPr>
+        <w:t xml:space="preserve">Underwriting.</w:t>
+      </w:r>
+      <w:r>
+        <w:t xml:space="preserve"> </w:t>
+      </w:r>
+      <w:r>
+        <w:t xml:space="preserve">Running all the numbers on a deal before you buy. This book’s bar: judge the 18% Floor at the moderate (median) comps, confirm the deal survives at the conservative 25th percentile, and confirm the house survives as a plain long-term rental.</w:t>
+      </w:r>
+    </w:p>
+    <w:p>
+      <w:pPr>
+        <w:pStyle w:val="BodyText"/>
+      </w:pPr>
+      <w:r>
+        <w:rPr>
+          <w:bCs/>
+          <w:b/>
+        </w:rPr>
+        <w:t xml:space="preserve">VA (virtual assistant).</w:t>
+      </w:r>
+      <w:r>
+        <w:t xml:space="preserve"> </w:t>
+      </w:r>
+      <w:r>
+        <w:t xml:space="preserve">Remote help, often part-time and overseas, who runs guest messages, scheduling, and coordination.</w:t>
+      </w:r>
+    </w:p>
+    <w:p>
+      <w:pPr>
+        <w:pStyle w:val="BodyText"/>
+      </w:pPr>
+      <w:r>
+        <w:rPr>
+          <w:bCs/>
+          <w:b/>
+        </w:rPr>
+        <w:t xml:space="preserve">W2.</w:t>
+      </w:r>
+      <w:r>
+        <w:t xml:space="preserve"> </w:t>
+      </w:r>
+      <w:r>
+        <w:t xml:space="preserve">The wage income on your tax form; shorthand for your day job. Keep it while the machine ramps.</w:t>
+      </w:r>
+    </w:p>
+    <w:bookmarkEnd w:id="233"/>
+    <w:bookmarkStart w:id="234" w:name="the-framework-index"/>
+    <w:p>
+      <w:pPr>
+        <w:pStyle w:val="Heading2"/>
+      </w:pPr>
+      <w:r>
         <w:t xml:space="preserve">The Framework Index</w:t>
       </w:r>
     </w:p>
@@ -32486,8 +33128,8 @@
         <w:t xml:space="preserve">: Four ways out, so you’re never trapped: sell turnkey at a premium, convert to a long-term rental, sell to a cash buyer, or 1031 into a bigger deal. (Ch 18)</w:t>
       </w:r>
     </w:p>
-    <w:bookmarkEnd w:id="233"/>
     <w:bookmarkEnd w:id="234"/>
+    <w:bookmarkEnd w:id="235"/>
     <w:sectPr/>
   </w:body>
 </w:document>
